--- a/ФЛиМН, лекции/ФЛиМН, лекции.docx
+++ b/ФЛиМН, лекции/ФЛиМН, лекции.docx
@@ -428,6 +428,759 @@
         <w:t xml:space="preserve"> </w:t>
       </w:r>
     </w:p>
+    <w:p>
+      <w:r>
+        <w:t>Наука стремится ответить на вопрос «как устроен мир»: каждая наука конкретизирует этот вопрос. Главной целью науки является достижение истинного знания о мире. Цели фундаментальной и прикладной наук различны. Фундаментальная наука стремится познавать мир, а прикладная – нацелена на техническое использование результатов фундаментальной для достижения эффективной производственной деятельности и более комфортного быта. Прикладные науки при определенных условиях даже могут трансформироваться в псевдонауку.</w:t>
+      </w:r>
+    </w:p>
+    <w:p>
+      <w:pPr>
+        <w:pStyle w:val="af0"/>
+      </w:pPr>
+      <w:r>
+        <w:t>Функции науки</w:t>
+      </w:r>
+    </w:p>
+    <w:p>
+      <w:pPr>
+        <w:pStyle w:val="aa"/>
+        <w:numPr>
+          <w:ilvl w:val="0"/>
+          <w:numId w:val="27"/>
+        </w:numPr>
+      </w:pPr>
+      <w:proofErr w:type="spellStart"/>
+      <w:r>
+        <w:t>Культур</w:t>
+      </w:r>
+      <w:r>
+        <w:t>о</w:t>
+      </w:r>
+      <w:r>
+        <w:t>образующая</w:t>
+      </w:r>
+      <w:proofErr w:type="spellEnd"/>
+      <w:r>
+        <w:t>: наука вносит существенный вклад в формирование индивидуального и общественного мировоззрения</w:t>
+      </w:r>
+      <w:r>
+        <w:t xml:space="preserve">; </w:t>
+      </w:r>
+      <w:r>
+        <w:t>наука воздействует на философию, религию, право, мораль, искусство, политику и так далее</w:t>
+      </w:r>
+      <w:r>
+        <w:t>.</w:t>
+      </w:r>
+    </w:p>
+    <w:p>
+      <w:pPr>
+        <w:pStyle w:val="aa"/>
+        <w:numPr>
+          <w:ilvl w:val="0"/>
+          <w:numId w:val="27"/>
+        </w:numPr>
+      </w:pPr>
+      <w:r>
+        <w:t>Познавательная (гносеологическая): она представляет собой единство функций описания, объяснения, понимания и прогнозирования.</w:t>
+      </w:r>
+    </w:p>
+    <w:p>
+      <w:pPr>
+        <w:pStyle w:val="aa"/>
+        <w:numPr>
+          <w:ilvl w:val="0"/>
+          <w:numId w:val="27"/>
+        </w:numPr>
+      </w:pPr>
+      <w:r>
+        <w:t>Образовательная: наука формирует систему общего и профессионального образования.</w:t>
+      </w:r>
+    </w:p>
+    <w:p>
+      <w:pPr>
+        <w:pStyle w:val="aa"/>
+        <w:numPr>
+          <w:ilvl w:val="0"/>
+          <w:numId w:val="27"/>
+        </w:numPr>
+      </w:pPr>
+      <w:r>
+        <w:t>Практическая: наука имеет выходы на практику, внедрена в производственную сферу человеческой деятельности (промышленность, сельское хозяйство, медицина, сфера сервиса) и бытовую деятельность.</w:t>
+      </w:r>
+    </w:p>
+    <w:p>
+      <w:pPr>
+        <w:pStyle w:val="af0"/>
+      </w:pPr>
+      <w:r>
+        <w:t>Особенности и основные признаки научного знания:</w:t>
+      </w:r>
+    </w:p>
+    <w:p>
+      <w:pPr>
+        <w:pStyle w:val="af0"/>
+      </w:pPr>
+      <w:r>
+        <w:t>что отличает научно</w:t>
+      </w:r>
+      <w:r>
+        <w:t>е</w:t>
+      </w:r>
+      <w:r>
+        <w:t xml:space="preserve"> знани</w:t>
+      </w:r>
+      <w:r>
+        <w:t>е</w:t>
+      </w:r>
+      <w:r>
+        <w:t xml:space="preserve"> от </w:t>
+      </w:r>
+      <w:r>
+        <w:t>до</w:t>
+      </w:r>
+      <w:r>
+        <w:t>научного и вненаучного</w:t>
+      </w:r>
+    </w:p>
+    <w:p>
+      <w:r>
+        <w:t xml:space="preserve">Признаками научного знания называют </w:t>
+      </w:r>
+      <w:r>
+        <w:rPr>
+          <w:b/>
+          <w:bCs/>
+          <w:i/>
+          <w:iCs/>
+        </w:rPr>
+        <w:t>идеалы</w:t>
+      </w:r>
+      <w:r>
+        <w:t xml:space="preserve"> и </w:t>
+      </w:r>
+      <w:r>
+        <w:rPr>
+          <w:b/>
+          <w:bCs/>
+          <w:i/>
+          <w:iCs/>
+        </w:rPr>
+        <w:t>нормы научности</w:t>
+      </w:r>
+      <w:r>
+        <w:t>. К идеалам научности относятся: истинность, объективность, системность; к нормам: обоснованность, рациональность, необходимость специальных методов познания, практическая значимость. Четкой грани между идеалами и нормами научности нет.</w:t>
+      </w:r>
+    </w:p>
+    <w:p>
+      <w:r>
+        <w:rPr>
+          <w:b/>
+          <w:bCs/>
+          <w:i/>
+          <w:iCs/>
+        </w:rPr>
+        <w:t>Законы науки как важнейшая составляющая научного знания</w:t>
+      </w:r>
+      <w:r>
+        <w:t>: г</w:t>
+      </w:r>
+      <w:r>
+        <w:t>лавной особенностью научного познания является его нацеленность на постижение сущности изучаемых объектов. Существенной особенностью научного знания является присутствие в нем в качестве фундаментального уровня законов науки.</w:t>
+      </w:r>
+    </w:p>
+    <w:p>
+      <w:r>
+        <w:rPr>
+          <w:b/>
+          <w:bCs/>
+          <w:i/>
+          <w:iCs/>
+        </w:rPr>
+        <w:t>Системность, когерентность (согласованность) научного знания</w:t>
+      </w:r>
+      <w:r>
+        <w:t>: с</w:t>
+      </w:r>
+      <w:r>
+        <w:t>истемность</w:t>
+      </w:r>
+      <w:r>
+        <w:t xml:space="preserve"> – </w:t>
+      </w:r>
+      <w:r>
+        <w:t>то есть научное знание представляет собой иерархически организованную целостность. Когерентность научного знания выражается в ее согласованности различных частей, отсутствием противоречий.</w:t>
+      </w:r>
+    </w:p>
+    <w:p>
+      <w:r>
+        <w:rPr>
+          <w:b/>
+          <w:bCs/>
+          <w:i/>
+          <w:iCs/>
+        </w:rPr>
+        <w:t>Эмпирическая обоснованность научного знания</w:t>
+      </w:r>
+      <w:r>
+        <w:t>: н</w:t>
+      </w:r>
+      <w:r>
+        <w:t>аучное знание – это эмпирически обоснованное знание, подтвержденное наблюдениями, экспериментами, измерениями. Знание либо подтверждается, либо опровергается.</w:t>
+      </w:r>
+    </w:p>
+    <w:p>
+      <w:r>
+        <w:rPr>
+          <w:b/>
+          <w:bCs/>
+          <w:i/>
+          <w:iCs/>
+        </w:rPr>
+        <w:t>Логическая последовательность научного знания</w:t>
+      </w:r>
+      <w:r>
+        <w:t>: н</w:t>
+      </w:r>
+      <w:r>
+        <w:t>аучное познание – рациональное постижение действительности. Научное знание стремится к логическое последовательности, обоснованности, доказательности. Обоснования бывают эмпирическими, теоретическими, контекстуальными, абсолютными, сравнительными и другими.</w:t>
+      </w:r>
+    </w:p>
+    <w:p>
+      <w:r>
+        <w:rPr>
+          <w:b/>
+          <w:bCs/>
+          <w:i/>
+          <w:iCs/>
+        </w:rPr>
+        <w:t xml:space="preserve">Специализированность, предметность и </w:t>
+      </w:r>
+      <w:proofErr w:type="spellStart"/>
+      <w:r>
+        <w:rPr>
+          <w:b/>
+          <w:bCs/>
+          <w:i/>
+          <w:iCs/>
+        </w:rPr>
+        <w:t>дисциплинарность</w:t>
+      </w:r>
+      <w:proofErr w:type="spellEnd"/>
+      <w:r>
+        <w:rPr>
+          <w:b/>
+          <w:bCs/>
+          <w:i/>
+          <w:iCs/>
+        </w:rPr>
+        <w:t xml:space="preserve"> научного знания</w:t>
+      </w:r>
+      <w:r>
+        <w:t>: у</w:t>
+      </w:r>
+      <w:r>
+        <w:t xml:space="preserve"> каждой науки есть свой предмет (объект исследования). Научное знание всегда предметно. Специализированность, предметность научного знания проявляется в дисциплинарной специализации.</w:t>
+      </w:r>
+    </w:p>
+    <w:p>
+      <w:r>
+        <w:rPr>
+          <w:b/>
+          <w:bCs/>
+          <w:i/>
+          <w:iCs/>
+        </w:rPr>
+        <w:t>Объективность, адекватность, истинность научного знания</w:t>
+      </w:r>
+      <w:r>
+        <w:t>: э</w:t>
+      </w:r>
+      <w:r>
+        <w:t>то означает, что в знании устранены субъективные и субъективистские моменты, хотя научное знание не может быть полностью объективным, оно всегда в большей или меньшей степени субъективно.</w:t>
+      </w:r>
+    </w:p>
+    <w:p>
+      <w:r>
+        <w:rPr>
+          <w:b/>
+          <w:bCs/>
+          <w:i/>
+          <w:iCs/>
+        </w:rPr>
+        <w:lastRenderedPageBreak/>
+        <w:t>Необходимость методов и средств научного познания</w:t>
+      </w:r>
+      <w:r>
+        <w:t>:</w:t>
+      </w:r>
+      <w:r>
+        <w:t xml:space="preserve"> н</w:t>
+      </w:r>
+      <w:r>
+        <w:t>аучное знание получено с помощью специально разработанных средств и методов познания. Они усложняются и совершенствуются. Существуют общенаучные (универсальные) методы, применяемые во многих науках, и специфические, применяемые в отдельных науках.</w:t>
+      </w:r>
+    </w:p>
+    <w:p>
+      <w:r>
+        <w:rPr>
+          <w:b/>
+          <w:bCs/>
+          <w:i/>
+          <w:iCs/>
+        </w:rPr>
+        <w:t>Специализированность языка науки</w:t>
+      </w:r>
+      <w:r>
+        <w:t>:</w:t>
+      </w:r>
+      <w:r>
+        <w:t xml:space="preserve"> я</w:t>
+      </w:r>
+      <w:r>
+        <w:t>зык науки насыщен терминологией, символикой, формулами, уравнениями, графиками, схемами. У каждой науки сложился свой язык, даже каждая научная теория имеет свой язык.</w:t>
+      </w:r>
+    </w:p>
+    <w:p>
+      <w:r>
+        <w:rPr>
+          <w:b/>
+          <w:bCs/>
+          <w:i/>
+          <w:iCs/>
+        </w:rPr>
+        <w:t>«Экономность» научного знания</w:t>
+      </w:r>
+      <w:r>
+        <w:t>:</w:t>
+      </w:r>
+      <w:r>
+        <w:t xml:space="preserve"> н</w:t>
+      </w:r>
+      <w:r>
+        <w:t>аука стремится обойтись минимум теоретических средств, не вводить сущности сверх необходимого (бритва Оккама – не умножай сущности). С этим связано эстетика научного знания: как эстетически совершенная воспринимается теория, основанная на минимуме основоположений и допущений и описывающая и объясняющая обширную предметную область.</w:t>
+      </w:r>
+    </w:p>
+    <w:p>
+      <w:r>
+        <w:rPr>
+          <w:b/>
+          <w:bCs/>
+          <w:i/>
+          <w:iCs/>
+        </w:rPr>
+        <w:t>Открытость научного знания к критике и самокритике</w:t>
+      </w:r>
+      <w:r>
+        <w:t>:</w:t>
+      </w:r>
+      <w:r>
+        <w:t xml:space="preserve"> э</w:t>
+      </w:r>
+      <w:r>
+        <w:t>то отличает научное знание от религии. Ни один из принципов и законов науки не претендует на абсолютную истинность. Научная критика должна быть предметной и конструктивной и подчиняться требованиям этики науки.</w:t>
+      </w:r>
+    </w:p>
+    <w:p>
+      <w:r>
+        <w:rPr>
+          <w:b/>
+          <w:bCs/>
+          <w:i/>
+          <w:iCs/>
+        </w:rPr>
+        <w:t>Кумулятивность (</w:t>
+      </w:r>
+      <w:proofErr w:type="spellStart"/>
+      <w:r>
+        <w:rPr>
+          <w:b/>
+          <w:bCs/>
+          <w:i/>
+          <w:iCs/>
+        </w:rPr>
+        <w:t>накопительность</w:t>
+      </w:r>
+      <w:proofErr w:type="spellEnd"/>
+      <w:r>
+        <w:rPr>
+          <w:b/>
+          <w:bCs/>
+          <w:i/>
+          <w:iCs/>
+        </w:rPr>
+        <w:t>) научного знания</w:t>
+      </w:r>
+      <w:r>
+        <w:t>:</w:t>
+      </w:r>
+      <w:r>
+        <w:t xml:space="preserve"> н</w:t>
+      </w:r>
+      <w:r>
+        <w:t xml:space="preserve">аучное знания накапливаются, совершенствуются, углубляются, становятся более полными. Кумулятивность, прогресс научного познания, слабо проявляет себя в сфере философского познания, искусства, религии. </w:t>
+      </w:r>
+      <w:proofErr w:type="spellStart"/>
+      <w:r>
+        <w:t>Анти</w:t>
+      </w:r>
+      <w:r>
+        <w:t>к</w:t>
+      </w:r>
+      <w:r>
+        <w:t>умулятивно</w:t>
+      </w:r>
+      <w:r>
+        <w:t>й</w:t>
+      </w:r>
+      <w:proofErr w:type="spellEnd"/>
+      <w:r>
+        <w:t xml:space="preserve"> </w:t>
+      </w:r>
+      <w:r>
+        <w:t xml:space="preserve">точке зрения развития науки придерживались Томас Кун, Имре </w:t>
+      </w:r>
+      <w:proofErr w:type="spellStart"/>
+      <w:r>
+        <w:t>Лакатос</w:t>
+      </w:r>
+      <w:proofErr w:type="spellEnd"/>
+      <w:r>
+        <w:t xml:space="preserve">, Петер </w:t>
+      </w:r>
+      <w:proofErr w:type="spellStart"/>
+      <w:r>
+        <w:t>Ф</w:t>
+      </w:r>
+      <w:r>
+        <w:t>е</w:t>
+      </w:r>
+      <w:r>
+        <w:t>йерабенд</w:t>
+      </w:r>
+      <w:proofErr w:type="spellEnd"/>
+      <w:r>
+        <w:t>.</w:t>
+      </w:r>
+    </w:p>
+    <w:p>
+      <w:pPr>
+        <w:pStyle w:val="af0"/>
+      </w:pPr>
+      <w:r>
+        <w:t xml:space="preserve"> </w:t>
+      </w:r>
+      <w:r>
+        <w:t>Различия между научным и донаучным знанием</w:t>
+      </w:r>
+    </w:p>
+    <w:p>
+      <w:r>
+        <w:t>С точки зрения одних авторов наука возникла в античности одновременно с философией. Другие утверждают, что наука сформировалась лишь в Новое время (</w:t>
+      </w:r>
+      <w:r>
+        <w:rPr>
+          <w:lang w:val="en-US"/>
+        </w:rPr>
+        <w:t>XVII</w:t>
+      </w:r>
+      <w:r>
+        <w:t xml:space="preserve"> – </w:t>
+      </w:r>
+      <w:r>
+        <w:rPr>
+          <w:lang w:val="en-US"/>
+        </w:rPr>
+        <w:t>XIX</w:t>
+      </w:r>
+      <w:r>
+        <w:t xml:space="preserve"> века) с отрытием законов Ньютона. В истории культуры имели место две волны становления науки</w:t>
+      </w:r>
+      <w:r>
+        <w:t>:</w:t>
+      </w:r>
+      <w:r>
+        <w:t xml:space="preserve"> </w:t>
+      </w:r>
+    </w:p>
+    <w:p>
+      <w:pPr>
+        <w:pStyle w:val="aa"/>
+        <w:numPr>
+          <w:ilvl w:val="0"/>
+          <w:numId w:val="30"/>
+        </w:numPr>
+      </w:pPr>
+      <w:r>
+        <w:t xml:space="preserve">Первая волна (античность: </w:t>
+      </w:r>
+      <w:r>
+        <w:rPr>
+          <w:lang w:val="en-US"/>
+        </w:rPr>
+        <w:t>VI</w:t>
+      </w:r>
+      <w:r>
+        <w:t xml:space="preserve"> – </w:t>
+      </w:r>
+      <w:r>
+        <w:rPr>
+          <w:lang w:val="en-US"/>
+        </w:rPr>
+        <w:t>III</w:t>
+      </w:r>
+      <w:r>
+        <w:t xml:space="preserve"> века до нашей эры): привела к становлению лишь некоторых наук (геометрия, механика, астрономия, логика, медицины), существовавших в неразрывном единстве с философией. Достижения этой волны не получили широкого распространения и были в значительной степени утрачены </w:t>
+      </w:r>
+      <w:r>
+        <w:t xml:space="preserve">в </w:t>
+      </w:r>
+      <w:r>
+        <w:t>последующи</w:t>
+      </w:r>
+      <w:r>
+        <w:t>е</w:t>
+      </w:r>
+      <w:r>
+        <w:t xml:space="preserve"> века</w:t>
+      </w:r>
+      <w:r>
+        <w:t>;</w:t>
+      </w:r>
+    </w:p>
+    <w:p>
+      <w:pPr>
+        <w:pStyle w:val="aa"/>
+        <w:numPr>
+          <w:ilvl w:val="0"/>
+          <w:numId w:val="30"/>
+        </w:numPr>
+      </w:pPr>
+      <w:r>
+        <w:t>Вторая волна (</w:t>
+      </w:r>
+      <w:r>
+        <w:t>З</w:t>
+      </w:r>
+      <w:r>
+        <w:t xml:space="preserve">ападная Европа: </w:t>
+      </w:r>
+      <w:r>
+        <w:rPr>
+          <w:lang w:val="en-US"/>
+        </w:rPr>
+        <w:t>XVI</w:t>
+      </w:r>
+      <w:r>
+        <w:t xml:space="preserve"> – </w:t>
+      </w:r>
+      <w:r>
+        <w:rPr>
+          <w:lang w:val="en-US"/>
+        </w:rPr>
+        <w:t>XVII</w:t>
+      </w:r>
+      <w:r>
+        <w:t xml:space="preserve"> века): привела к формированию науки как самостоятельного, влиятельного социокультурного феномена.</w:t>
+      </w:r>
+    </w:p>
+    <w:p>
+      <w:r>
+        <w:t>Научное и дона</w:t>
+      </w:r>
+      <w:r>
+        <w:t>у</w:t>
+      </w:r>
+      <w:r>
+        <w:t>чное знание необходимо отличать по двум параметрам:</w:t>
+      </w:r>
+    </w:p>
+    <w:p>
+      <w:pPr>
+        <w:pStyle w:val="aa"/>
+        <w:numPr>
+          <w:ilvl w:val="0"/>
+          <w:numId w:val="31"/>
+        </w:numPr>
+      </w:pPr>
+      <w:proofErr w:type="spellStart"/>
+      <w:r>
+        <w:t>п</w:t>
+      </w:r>
+      <w:r>
+        <w:t>реднаучные</w:t>
+      </w:r>
+      <w:proofErr w:type="spellEnd"/>
+      <w:r>
+        <w:t xml:space="preserve"> знания были вплетены в соответствующие мифологические и </w:t>
+      </w:r>
+      <w:r>
+        <w:t>религиозные</w:t>
+      </w:r>
+      <w:r>
+        <w:t xml:space="preserve"> </w:t>
+      </w:r>
+      <w:r>
+        <w:t>мировоззренческие</w:t>
+      </w:r>
+      <w:r>
+        <w:t xml:space="preserve"> образования</w:t>
+      </w:r>
+      <w:r>
+        <w:t>:</w:t>
+      </w:r>
+      <w:r>
+        <w:t xml:space="preserve"> </w:t>
+      </w:r>
+      <w:r>
+        <w:t>н</w:t>
+      </w:r>
+      <w:r>
+        <w:t xml:space="preserve">апример, знания о небесных светилах были важнейшим компонентом религиозно-мифологического комплекса, необходимым для формулировки астрологических прогнозов, выполнения ритуалов. </w:t>
+      </w:r>
+      <w:r>
+        <w:t>Донаучное</w:t>
+      </w:r>
+      <w:r>
+        <w:t xml:space="preserve"> знание не было </w:t>
+      </w:r>
+      <w:r>
+        <w:t>самостоятельным</w:t>
+      </w:r>
+      <w:r>
+        <w:t xml:space="preserve"> образованием и не</w:t>
+      </w:r>
+      <w:r>
+        <w:t xml:space="preserve"> существовало</w:t>
+      </w:r>
+      <w:r>
+        <w:t xml:space="preserve"> вне </w:t>
+      </w:r>
+      <w:proofErr w:type="spellStart"/>
+      <w:r>
+        <w:t>синклитического</w:t>
+      </w:r>
+      <w:proofErr w:type="spellEnd"/>
+      <w:r>
+        <w:t xml:space="preserve"> религиозно-мифологического комплекса</w:t>
+      </w:r>
+      <w:r>
+        <w:t>;</w:t>
+      </w:r>
+    </w:p>
+    <w:p>
+      <w:pPr>
+        <w:pStyle w:val="aa"/>
+        <w:numPr>
+          <w:ilvl w:val="0"/>
+          <w:numId w:val="31"/>
+        </w:numPr>
+      </w:pPr>
+      <w:r>
+        <w:t>в</w:t>
+      </w:r>
+      <w:r>
+        <w:t>тор</w:t>
+      </w:r>
+      <w:r>
+        <w:t>ым</w:t>
+      </w:r>
+      <w:r>
+        <w:t xml:space="preserve"> отличительны</w:t>
+      </w:r>
+      <w:r>
+        <w:t>м</w:t>
+      </w:r>
+      <w:r>
+        <w:t xml:space="preserve"> признак</w:t>
+      </w:r>
+      <w:r>
+        <w:t>ом</w:t>
+      </w:r>
+      <w:r>
+        <w:t xml:space="preserve"> донаучного знания является его преимущественно рецептурный практический характер</w:t>
+      </w:r>
+      <w:r>
+        <w:t>:</w:t>
+      </w:r>
+      <w:r>
+        <w:t xml:space="preserve"> </w:t>
+      </w:r>
+      <w:r>
+        <w:t xml:space="preserve">они не направлены на </w:t>
+      </w:r>
+      <w:r>
+        <w:t>объяснение</w:t>
+      </w:r>
+      <w:r>
+        <w:t xml:space="preserve"> и описание мира, им </w:t>
+      </w:r>
+      <w:r>
+        <w:t>несвойственна</w:t>
+      </w:r>
+      <w:r>
+        <w:t xml:space="preserve"> </w:t>
+      </w:r>
+      <w:r>
+        <w:t>доказательность</w:t>
+      </w:r>
+      <w:r>
+        <w:t xml:space="preserve"> и </w:t>
+      </w:r>
+      <w:r>
+        <w:t>обоснованность</w:t>
+      </w:r>
+      <w:r>
+        <w:t xml:space="preserve">, все сводится к предписаниям, рекомендациям и практическому применению. Но из донаучного знания выросло научное. </w:t>
+      </w:r>
+      <w:r>
+        <w:t>Донаучное</w:t>
+      </w:r>
+      <w:r>
+        <w:t xml:space="preserve"> знание было компонентом мировоззрений (мифологического, религиозно-мифологического, мифопоэтического), оно содержало глубокие секреты ремесел и технологий, </w:t>
+      </w:r>
+      <w:r>
+        <w:t>частично</w:t>
+      </w:r>
+      <w:r>
+        <w:t xml:space="preserve"> нераскрыты до сих пор.</w:t>
+      </w:r>
+    </w:p>
+    <w:p/>
+    <w:p/>
+    <w:p>
+      <w:pPr>
+        <w:pStyle w:val="af0"/>
+        <w:jc w:val="right"/>
+        <w:rPr>
+          <w:i/>
+          <w:iCs/>
+        </w:rPr>
+      </w:pPr>
+      <w:r>
+        <w:rPr>
+          <w:i/>
+          <w:iCs/>
+        </w:rPr>
+        <w:lastRenderedPageBreak/>
+        <w:t>29.09.2026</w:t>
+      </w:r>
+    </w:p>
+    <w:p>
+      <w:pPr>
+        <w:pStyle w:val="af0"/>
+      </w:pPr>
+      <w:r>
+        <w:t>Лекция 3 «</w:t>
+      </w:r>
+      <w:r>
+        <w:t>Методы и средства научного познания. Язык науки</w:t>
+      </w:r>
+      <w:r>
+        <w:t>»</w:t>
+      </w:r>
+    </w:p>
+    <w:p/>
     <w:sectPr>
       <w:pgSz w:w="11906" w:h="16838"/>
       <w:pgMar w:top="284" w:right="284" w:bottom="284" w:left="284" w:header="709" w:footer="709" w:gutter="0"/>
@@ -441,20 +1194,234 @@
 <file path=word/numbering.xml><?xml version="1.0" encoding="utf-8"?>
 <w:numbering xmlns:wpc="http://schemas.microsoft.com/office/word/2010/wordprocessingCanvas" xmlns:cx="http://schemas.microsoft.com/office/drawing/2014/chartex" xmlns:cx1="http://schemas.microsoft.com/office/drawing/2015/9/8/chartex" xmlns:cx2="http://schemas.microsoft.com/office/drawing/2015/10/21/chartex" xmlns:cx3="http://schemas.microsoft.com/office/drawing/2016/5/9/chartex" xmlns:cx4="http://schemas.microsoft.com/office/drawing/2016/5/10/chartex" xmlns:cx5="http://schemas.microsoft.com/office/drawing/2016/5/11/chartex" xmlns:cx6="http://schemas.microsoft.com/office/drawing/2016/5/12/chartex" xmlns:cx7="http://schemas.microsoft.com/office/drawing/2016/5/13/chartex" xmlns:cx8="http://schemas.microsoft.com/office/drawing/2016/5/14/chartex" xmlns:mc="http://schemas.openxmlformats.org/markup-compatibility/2006" xmlns:aink="http://schemas.microsoft.com/office/drawing/2016/ink" xmlns:am3d="http://schemas.microsoft.com/office/drawing/2017/model3d" xmlns:o="urn:schemas-microsoft-com:office:office" xmlns:oel="http://schemas.microsoft.com/office/2019/extlst" xmlns:r="http://schemas.openxmlformats.org/officeDocument/2006/relationships" xmlns:m="http://schemas.openxmlformats.org/officeDocument/2006/math" xmlns:v="urn:schemas-microsoft-com:vml" xmlns:wp14="http://schemas.microsoft.com/office/word/2010/wordprocessingDrawing" xmlns:wp="http://schemas.openxmlformats.org/drawingml/2006/wordprocessingDrawing" xmlns:w10="urn:schemas-microsoft-com:office:word" xmlns:w="http://schemas.openxmlformats.org/wordprocessingml/2006/main" xmlns:w14="http://schemas.microsoft.com/office/word/2010/wordml" xmlns:w15="http://schemas.microsoft.com/office/word/2012/wordml" xmlns:w16cex="http://schemas.microsoft.com/office/word/2018/wordml/cex" xmlns:w16cid="http://schemas.microsoft.com/office/word/2016/wordml/cid" xmlns:w16="http://schemas.microsoft.com/office/word/2018/wordml" xmlns:w16du="http://schemas.microsoft.com/office/word/2023/wordml/word16du" xmlns:w16sdtdh="http://schemas.microsoft.com/office/word/2020/wordml/sdtdatahash" xmlns:w16sdtfl="http://schemas.microsoft.com/office/word/2024/wordml/sdtformatlock" xmlns:w16se="http://schemas.microsoft.com/office/word/2015/wordml/symex" xmlns:wpg="http://schemas.microsoft.com/office/word/2010/wordprocessingGroup" xmlns:wpi="http://schemas.microsoft.com/office/word/2010/wordprocessingInk" xmlns:wne="http://schemas.microsoft.com/office/word/2006/wordml" xmlns:wps="http://schemas.microsoft.com/office/word/2010/wordprocessingShape" mc:Ignorable="w14 w15 w16se w16cid w16 w16cex w16sdtdh w16sdtfl w16du wp14">
   <w:abstractNum w:abstractNumId="0" w15:restartNumberingAfterBreak="0">
+    <w:nsid w:val="003B07A6"/>
+    <w:multiLevelType w:val="multilevel"/>
+    <w:tmpl w:val="D81E8992"/>
+    <w:numStyleLink w:val="a"/>
+  </w:abstractNum>
+  <w:abstractNum w:abstractNumId="1" w15:restartNumberingAfterBreak="0">
     <w:nsid w:val="0C802CFC"/>
     <w:multiLevelType w:val="multilevel"/>
     <w:tmpl w:val="426A5574"/>
+    <w:numStyleLink w:val="a0"/>
+  </w:abstractNum>
+  <w:abstractNum w:abstractNumId="2" w15:restartNumberingAfterBreak="0">
+    <w:nsid w:val="0D67630B"/>
+    <w:multiLevelType w:val="multilevel"/>
+    <w:tmpl w:val="D81E8992"/>
     <w:numStyleLink w:val="a"/>
   </w:abstractNum>
-  <w:abstractNum w:abstractNumId="1" w15:restartNumberingAfterBreak="0">
-    <w:nsid w:val="155040F8"/>
+  <w:abstractNum w:abstractNumId="3" w15:restartNumberingAfterBreak="0">
+    <w:nsid w:val="102F0479"/>
     <w:multiLevelType w:val="multilevel"/>
-    <w:tmpl w:val="D81E8992"/>
-    <w:styleLink w:val="a0"/>
+    <w:tmpl w:val="3948D220"/>
     <w:lvl w:ilvl="0">
       <w:start w:val="1"/>
       <w:numFmt w:val="decimal"/>
       <w:lvlText w:val="%1)"/>
+      <w:lvlJc w:val="left"/>
+      <w:pPr>
+        <w:ind w:left="0" w:firstLine="709"/>
+      </w:pPr>
+      <w:rPr>
+        <w:rFonts w:ascii="Times New Roman" w:hAnsi="Times New Roman" w:cs="Times New Roman" w:hint="default"/>
+        <w:sz w:val="28"/>
+      </w:rPr>
+    </w:lvl>
+    <w:lvl w:ilvl="1">
+      <w:start w:val="1"/>
+      <w:numFmt w:val="decimal"/>
+      <w:lvlText w:val="%1.%2)"/>
+      <w:lvlJc w:val="left"/>
+      <w:pPr>
+        <w:ind w:left="0" w:firstLine="709"/>
+      </w:pPr>
+      <w:rPr>
+        <w:rFonts w:ascii="Times New Roman" w:hAnsi="Times New Roman" w:hint="default"/>
+        <w:sz w:val="28"/>
+      </w:rPr>
+    </w:lvl>
+    <w:lvl w:ilvl="2">
+      <w:start w:val="1"/>
+      <w:numFmt w:val="decimal"/>
+      <w:lvlText w:val="%1.%2.%3)"/>
+      <w:lvlJc w:val="left"/>
+      <w:pPr>
+        <w:ind w:left="0" w:firstLine="709"/>
+      </w:pPr>
+      <w:rPr>
+        <w:rFonts w:ascii="Times New Roman" w:hAnsi="Times New Roman" w:hint="default"/>
+        <w:sz w:val="28"/>
+      </w:rPr>
+    </w:lvl>
+    <w:lvl w:ilvl="3">
+      <w:start w:val="1"/>
+      <w:numFmt w:val="decimal"/>
+      <w:lvlText w:val="(%4)"/>
+      <w:lvlJc w:val="left"/>
+      <w:pPr>
+        <w:ind w:left="0" w:firstLine="709"/>
+      </w:pPr>
+      <w:rPr>
+        <w:rFonts w:hint="default"/>
+      </w:rPr>
+    </w:lvl>
+    <w:lvl w:ilvl="4">
+      <w:start w:val="1"/>
+      <w:numFmt w:val="lowerLetter"/>
+      <w:lvlText w:val="(%5)"/>
+      <w:lvlJc w:val="left"/>
+      <w:pPr>
+        <w:ind w:left="1800" w:hanging="360"/>
+      </w:pPr>
+      <w:rPr>
+        <w:rFonts w:hint="default"/>
+      </w:rPr>
+    </w:lvl>
+    <w:lvl w:ilvl="5">
+      <w:start w:val="1"/>
+      <w:numFmt w:val="lowerRoman"/>
+      <w:lvlText w:val="(%6)"/>
+      <w:lvlJc w:val="left"/>
+      <w:pPr>
+        <w:ind w:left="2160" w:hanging="360"/>
+      </w:pPr>
+      <w:rPr>
+        <w:rFonts w:hint="default"/>
+      </w:rPr>
+    </w:lvl>
+    <w:lvl w:ilvl="6">
+      <w:start w:val="1"/>
+      <w:numFmt w:val="decimal"/>
+      <w:lvlText w:val="%7."/>
+      <w:lvlJc w:val="left"/>
+      <w:pPr>
+        <w:ind w:left="2520" w:hanging="360"/>
+      </w:pPr>
+      <w:rPr>
+        <w:rFonts w:hint="default"/>
+      </w:rPr>
+    </w:lvl>
+    <w:lvl w:ilvl="7">
+      <w:start w:val="1"/>
+      <w:numFmt w:val="lowerLetter"/>
+      <w:lvlText w:val="%8."/>
+      <w:lvlJc w:val="left"/>
+      <w:pPr>
+        <w:ind w:left="2880" w:hanging="360"/>
+      </w:pPr>
+      <w:rPr>
+        <w:rFonts w:hint="default"/>
+      </w:rPr>
+    </w:lvl>
+    <w:lvl w:ilvl="8">
+      <w:start w:val="1"/>
+      <w:numFmt w:val="lowerRoman"/>
+      <w:lvlText w:val="%9."/>
+      <w:lvlJc w:val="left"/>
+      <w:pPr>
+        <w:ind w:left="3240" w:hanging="360"/>
+      </w:pPr>
+      <w:rPr>
+        <w:rFonts w:hint="default"/>
+      </w:rPr>
+    </w:lvl>
+  </w:abstractNum>
+  <w:abstractNum w:abstractNumId="4" w15:restartNumberingAfterBreak="0">
+    <w:nsid w:val="18C3167E"/>
+    <w:multiLevelType w:val="multilevel"/>
+    <w:tmpl w:val="0419001D"/>
+    <w:lvl w:ilvl="0">
+      <w:start w:val="1"/>
+      <w:numFmt w:val="decimal"/>
+      <w:lvlText w:val="%1)"/>
+      <w:lvlJc w:val="left"/>
+      <w:pPr>
+        <w:ind w:left="360" w:hanging="360"/>
+      </w:pPr>
+    </w:lvl>
+    <w:lvl w:ilvl="1">
+      <w:start w:val="1"/>
+      <w:numFmt w:val="lowerLetter"/>
+      <w:lvlText w:val="%2)"/>
+      <w:lvlJc w:val="left"/>
+      <w:pPr>
+        <w:ind w:left="720" w:hanging="360"/>
+      </w:pPr>
+    </w:lvl>
+    <w:lvl w:ilvl="2">
+      <w:start w:val="1"/>
+      <w:numFmt w:val="lowerRoman"/>
+      <w:lvlText w:val="%3)"/>
+      <w:lvlJc w:val="left"/>
+      <w:pPr>
+        <w:ind w:left="1080" w:hanging="360"/>
+      </w:pPr>
+    </w:lvl>
+    <w:lvl w:ilvl="3">
+      <w:start w:val="1"/>
+      <w:numFmt w:val="decimal"/>
+      <w:lvlText w:val="(%4)"/>
+      <w:lvlJc w:val="left"/>
+      <w:pPr>
+        <w:ind w:left="1440" w:hanging="360"/>
+      </w:pPr>
+    </w:lvl>
+    <w:lvl w:ilvl="4">
+      <w:start w:val="1"/>
+      <w:numFmt w:val="lowerLetter"/>
+      <w:lvlText w:val="(%5)"/>
+      <w:lvlJc w:val="left"/>
+      <w:pPr>
+        <w:ind w:left="1800" w:hanging="360"/>
+      </w:pPr>
+    </w:lvl>
+    <w:lvl w:ilvl="5">
+      <w:start w:val="1"/>
+      <w:numFmt w:val="lowerRoman"/>
+      <w:lvlText w:val="(%6)"/>
+      <w:lvlJc w:val="left"/>
+      <w:pPr>
+        <w:ind w:left="2160" w:hanging="360"/>
+      </w:pPr>
+    </w:lvl>
+    <w:lvl w:ilvl="6">
+      <w:start w:val="1"/>
+      <w:numFmt w:val="decimal"/>
+      <w:lvlText w:val="%7."/>
+      <w:lvlJc w:val="left"/>
+      <w:pPr>
+        <w:ind w:left="2520" w:hanging="360"/>
+      </w:pPr>
+    </w:lvl>
+    <w:lvl w:ilvl="7">
+      <w:start w:val="1"/>
+      <w:numFmt w:val="lowerLetter"/>
+      <w:lvlText w:val="%8."/>
+      <w:lvlJc w:val="left"/>
+      <w:pPr>
+        <w:ind w:left="2880" w:hanging="360"/>
+      </w:pPr>
+    </w:lvl>
+    <w:lvl w:ilvl="8">
+      <w:start w:val="1"/>
+      <w:numFmt w:val="lowerRoman"/>
+      <w:lvlText w:val="%9."/>
+      <w:lvlJc w:val="left"/>
+      <w:pPr>
+        <w:ind w:left="3240" w:hanging="360"/>
+      </w:pPr>
+    </w:lvl>
+  </w:abstractNum>
+  <w:abstractNum w:abstractNumId="5" w15:restartNumberingAfterBreak="0">
+    <w:nsid w:val="21197187"/>
+    <w:multiLevelType w:val="multilevel"/>
+    <w:tmpl w:val="8BACE886"/>
+    <w:styleLink w:val="a1"/>
+    <w:lvl w:ilvl="0">
+      <w:start w:val="1"/>
+      <w:numFmt w:val="decimal"/>
+      <w:lvlText w:val="%1."/>
       <w:lvlJc w:val="left"/>
       <w:pPr>
         <w:tabs>
@@ -463,14 +1430,14 @@
         <w:ind w:left="709" w:firstLine="0"/>
       </w:pPr>
       <w:rPr>
-        <w:rFonts w:ascii="Times New Roman" w:hAnsi="Times New Roman" w:cs="Times New Roman" w:hint="default"/>
+        <w:rFonts w:ascii="Times New Roman" w:hAnsi="Times New Roman" w:hint="default"/>
         <w:sz w:val="28"/>
       </w:rPr>
     </w:lvl>
     <w:lvl w:ilvl="1">
       <w:start w:val="1"/>
       <w:numFmt w:val="decimal"/>
-      <w:lvlText w:val="%1.%2)"/>
+      <w:lvlText w:val="%1.%2."/>
       <w:lvlJc w:val="left"/>
       <w:pPr>
         <w:tabs>
@@ -479,14 +1446,13 @@
         <w:ind w:left="1418" w:firstLine="0"/>
       </w:pPr>
       <w:rPr>
-        <w:rFonts w:ascii="Times New Roman" w:hAnsi="Times New Roman" w:hint="default"/>
-        <w:sz w:val="28"/>
+        <w:rFonts w:hint="default"/>
       </w:rPr>
     </w:lvl>
     <w:lvl w:ilvl="2">
       <w:start w:val="1"/>
       <w:numFmt w:val="decimal"/>
-      <w:lvlText w:val="%1.%2.%3)"/>
+      <w:lvlText w:val="%1.%2.%3"/>
       <w:lvlJc w:val="left"/>
       <w:pPr>
         <w:tabs>
@@ -495,10 +1461,171 @@
         <w:ind w:left="2126" w:firstLine="0"/>
       </w:pPr>
       <w:rPr>
+        <w:rFonts w:hint="default"/>
+      </w:rPr>
+    </w:lvl>
+    <w:lvl w:ilvl="3">
+      <w:start w:val="1"/>
+      <w:numFmt w:val="decimal"/>
+      <w:lvlText w:val="(%4)"/>
+      <w:lvlJc w:val="left"/>
+      <w:pPr>
+        <w:ind w:left="1440" w:hanging="360"/>
+      </w:pPr>
+      <w:rPr>
+        <w:rFonts w:hint="default"/>
+      </w:rPr>
+    </w:lvl>
+    <w:lvl w:ilvl="4">
+      <w:start w:val="1"/>
+      <w:numFmt w:val="lowerLetter"/>
+      <w:lvlText w:val="(%5)"/>
+      <w:lvlJc w:val="left"/>
+      <w:pPr>
+        <w:ind w:left="1800" w:hanging="360"/>
+      </w:pPr>
+      <w:rPr>
+        <w:rFonts w:hint="default"/>
+      </w:rPr>
+    </w:lvl>
+    <w:lvl w:ilvl="5">
+      <w:start w:val="1"/>
+      <w:numFmt w:val="lowerRoman"/>
+      <w:lvlText w:val="(%6)"/>
+      <w:lvlJc w:val="left"/>
+      <w:pPr>
+        <w:ind w:left="2160" w:hanging="360"/>
+      </w:pPr>
+      <w:rPr>
+        <w:rFonts w:hint="default"/>
+      </w:rPr>
+    </w:lvl>
+    <w:lvl w:ilvl="6">
+      <w:start w:val="1"/>
+      <w:numFmt w:val="decimal"/>
+      <w:lvlText w:val="%7."/>
+      <w:lvlJc w:val="left"/>
+      <w:pPr>
+        <w:ind w:left="2520" w:hanging="360"/>
+      </w:pPr>
+      <w:rPr>
+        <w:rFonts w:hint="default"/>
+      </w:rPr>
+    </w:lvl>
+    <w:lvl w:ilvl="7">
+      <w:start w:val="1"/>
+      <w:numFmt w:val="lowerLetter"/>
+      <w:lvlText w:val="%8."/>
+      <w:lvlJc w:val="left"/>
+      <w:pPr>
+        <w:ind w:left="2880" w:hanging="360"/>
+      </w:pPr>
+      <w:rPr>
+        <w:rFonts w:hint="default"/>
+      </w:rPr>
+    </w:lvl>
+    <w:lvl w:ilvl="8">
+      <w:start w:val="1"/>
+      <w:numFmt w:val="lowerRoman"/>
+      <w:lvlText w:val="%9."/>
+      <w:lvlJc w:val="left"/>
+      <w:pPr>
+        <w:ind w:left="3240" w:hanging="360"/>
+      </w:pPr>
+      <w:rPr>
+        <w:rFonts w:hint="default"/>
+      </w:rPr>
+    </w:lvl>
+  </w:abstractNum>
+  <w:abstractNum w:abstractNumId="6" w15:restartNumberingAfterBreak="0">
+    <w:nsid w:val="223872DE"/>
+    <w:multiLevelType w:val="multilevel"/>
+    <w:tmpl w:val="D81E8992"/>
+    <w:numStyleLink w:val="a"/>
+  </w:abstractNum>
+  <w:abstractNum w:abstractNumId="7" w15:restartNumberingAfterBreak="0">
+    <w:nsid w:val="26152ABF"/>
+    <w:multiLevelType w:val="multilevel"/>
+    <w:tmpl w:val="D81E8992"/>
+    <w:numStyleLink w:val="a"/>
+  </w:abstractNum>
+  <w:abstractNum w:abstractNumId="8" w15:restartNumberingAfterBreak="0">
+    <w:nsid w:val="271E5FA7"/>
+    <w:multiLevelType w:val="multilevel"/>
+    <w:tmpl w:val="D81E8992"/>
+    <w:numStyleLink w:val="a"/>
+  </w:abstractNum>
+  <w:abstractNum w:abstractNumId="9" w15:restartNumberingAfterBreak="0">
+    <w:nsid w:val="290C5BE1"/>
+    <w:multiLevelType w:val="multilevel"/>
+    <w:tmpl w:val="D81E8992"/>
+    <w:numStyleLink w:val="a"/>
+  </w:abstractNum>
+  <w:abstractNum w:abstractNumId="10" w15:restartNumberingAfterBreak="0">
+    <w:nsid w:val="299743B6"/>
+    <w:multiLevelType w:val="multilevel"/>
+    <w:tmpl w:val="D81E8992"/>
+    <w:numStyleLink w:val="a"/>
+  </w:abstractNum>
+  <w:abstractNum w:abstractNumId="11" w15:restartNumberingAfterBreak="0">
+    <w:nsid w:val="29B77FE4"/>
+    <w:multiLevelType w:val="multilevel"/>
+    <w:tmpl w:val="8BACE886"/>
+    <w:numStyleLink w:val="a1"/>
+  </w:abstractNum>
+  <w:abstractNum w:abstractNumId="12" w15:restartNumberingAfterBreak="0">
+    <w:nsid w:val="29DB71ED"/>
+    <w:multiLevelType w:val="multilevel"/>
+    <w:tmpl w:val="D81E8992"/>
+    <w:styleLink w:val="a"/>
+    <w:lvl w:ilvl="0">
+      <w:start w:val="1"/>
+      <w:numFmt w:val="decimal"/>
+      <w:lvlText w:val="%1)"/>
+      <w:lvlJc w:val="left"/>
+      <w:pPr>
+        <w:tabs>
+          <w:tab w:val="num" w:pos="709"/>
+        </w:tabs>
+        <w:ind w:left="709" w:firstLine="0"/>
+      </w:pPr>
+      <w:rPr>
+        <w:rFonts w:ascii="Times New Roman" w:hAnsi="Times New Roman" w:cs="Times New Roman" w:hint="default"/>
+        <w:sz w:val="28"/>
+      </w:rPr>
+    </w:lvl>
+    <w:lvl w:ilvl="1">
+      <w:start w:val="1"/>
+      <w:numFmt w:val="decimal"/>
+      <w:lvlText w:val="%1.%2)"/>
+      <w:lvlJc w:val="left"/>
+      <w:pPr>
+        <w:tabs>
+          <w:tab w:val="num" w:pos="1418"/>
+        </w:tabs>
+        <w:ind w:left="1418" w:firstLine="0"/>
+      </w:pPr>
+      <w:rPr>
         <w:rFonts w:ascii="Times New Roman" w:hAnsi="Times New Roman" w:hint="default"/>
         <w:sz w:val="28"/>
       </w:rPr>
     </w:lvl>
+    <w:lvl w:ilvl="2">
+      <w:start w:val="1"/>
+      <w:numFmt w:val="decimal"/>
+      <w:lvlText w:val="%1.%2.%3)"/>
+      <w:lvlJc w:val="left"/>
+      <w:pPr>
+        <w:tabs>
+          <w:tab w:val="num" w:pos="2126"/>
+        </w:tabs>
+        <w:ind w:left="2126" w:firstLine="0"/>
+      </w:pPr>
+      <w:rPr>
+        <w:rFonts w:ascii="Times New Roman" w:hAnsi="Times New Roman" w:hint="default"/>
+        <w:sz w:val="28"/>
+      </w:rPr>
+    </w:lvl>
     <w:lvl w:ilvl="3">
       <w:start w:val="1"/>
       <w:numFmt w:val="decimal"/>
@@ -572,232 +1699,13 @@
       </w:rPr>
     </w:lvl>
   </w:abstractNum>
-  <w:abstractNum w:abstractNumId="2" w15:restartNumberingAfterBreak="0">
-    <w:nsid w:val="176C49F5"/>
-    <w:multiLevelType w:val="multilevel"/>
-    <w:tmpl w:val="D81E8992"/>
-    <w:numStyleLink w:val="a0"/>
-  </w:abstractNum>
-  <w:abstractNum w:abstractNumId="3" w15:restartNumberingAfterBreak="0">
-    <w:nsid w:val="18C3167E"/>
-    <w:multiLevelType w:val="multilevel"/>
-    <w:tmpl w:val="0419001D"/>
-    <w:lvl w:ilvl="0">
-      <w:start w:val="1"/>
-      <w:numFmt w:val="decimal"/>
-      <w:lvlText w:val="%1)"/>
-      <w:lvlJc w:val="left"/>
-      <w:pPr>
-        <w:ind w:left="360" w:hanging="360"/>
-      </w:pPr>
-    </w:lvl>
-    <w:lvl w:ilvl="1">
-      <w:start w:val="1"/>
-      <w:numFmt w:val="lowerLetter"/>
-      <w:lvlText w:val="%2)"/>
-      <w:lvlJc w:val="left"/>
-      <w:pPr>
-        <w:ind w:left="720" w:hanging="360"/>
-      </w:pPr>
-    </w:lvl>
-    <w:lvl w:ilvl="2">
-      <w:start w:val="1"/>
-      <w:numFmt w:val="lowerRoman"/>
-      <w:lvlText w:val="%3)"/>
-      <w:lvlJc w:val="left"/>
-      <w:pPr>
-        <w:ind w:left="1080" w:hanging="360"/>
-      </w:pPr>
-    </w:lvl>
-    <w:lvl w:ilvl="3">
-      <w:start w:val="1"/>
-      <w:numFmt w:val="decimal"/>
-      <w:lvlText w:val="(%4)"/>
-      <w:lvlJc w:val="left"/>
-      <w:pPr>
-        <w:ind w:left="1440" w:hanging="360"/>
-      </w:pPr>
-    </w:lvl>
-    <w:lvl w:ilvl="4">
-      <w:start w:val="1"/>
-      <w:numFmt w:val="lowerLetter"/>
-      <w:lvlText w:val="(%5)"/>
-      <w:lvlJc w:val="left"/>
-      <w:pPr>
-        <w:ind w:left="1800" w:hanging="360"/>
-      </w:pPr>
-    </w:lvl>
-    <w:lvl w:ilvl="5">
-      <w:start w:val="1"/>
-      <w:numFmt w:val="lowerRoman"/>
-      <w:lvlText w:val="(%6)"/>
-      <w:lvlJc w:val="left"/>
-      <w:pPr>
-        <w:ind w:left="2160" w:hanging="360"/>
-      </w:pPr>
-    </w:lvl>
-    <w:lvl w:ilvl="6">
-      <w:start w:val="1"/>
-      <w:numFmt w:val="decimal"/>
-      <w:lvlText w:val="%7."/>
-      <w:lvlJc w:val="left"/>
-      <w:pPr>
-        <w:ind w:left="2520" w:hanging="360"/>
-      </w:pPr>
-    </w:lvl>
-    <w:lvl w:ilvl="7">
-      <w:start w:val="1"/>
-      <w:numFmt w:val="lowerLetter"/>
-      <w:lvlText w:val="%8."/>
-      <w:lvlJc w:val="left"/>
-      <w:pPr>
-        <w:ind w:left="2880" w:hanging="360"/>
-      </w:pPr>
-    </w:lvl>
-    <w:lvl w:ilvl="8">
-      <w:start w:val="1"/>
-      <w:numFmt w:val="lowerRoman"/>
-      <w:lvlText w:val="%9."/>
-      <w:lvlJc w:val="left"/>
-      <w:pPr>
-        <w:ind w:left="3240" w:hanging="360"/>
-      </w:pPr>
-    </w:lvl>
-  </w:abstractNum>
-  <w:abstractNum w:abstractNumId="4" w15:restartNumberingAfterBreak="0">
-    <w:nsid w:val="21197187"/>
-    <w:multiLevelType w:val="multilevel"/>
-    <w:tmpl w:val="A3FC8410"/>
-    <w:styleLink w:val="a1"/>
-    <w:lvl w:ilvl="0">
-      <w:start w:val="1"/>
-      <w:numFmt w:val="decimal"/>
-      <w:lvlText w:val="%1."/>
-      <w:lvlJc w:val="left"/>
-      <w:pPr>
-        <w:ind w:left="0" w:firstLine="709"/>
-      </w:pPr>
-      <w:rPr>
-        <w:rFonts w:ascii="Times New Roman" w:hAnsi="Times New Roman" w:hint="default"/>
-        <w:sz w:val="28"/>
-      </w:rPr>
-    </w:lvl>
-    <w:lvl w:ilvl="1">
-      <w:start w:val="1"/>
-      <w:numFmt w:val="lowerLetter"/>
-      <w:lvlText w:val="%2)"/>
-      <w:lvlJc w:val="left"/>
-      <w:pPr>
-        <w:ind w:left="720" w:hanging="360"/>
-      </w:pPr>
-      <w:rPr>
-        <w:rFonts w:hint="default"/>
-      </w:rPr>
-    </w:lvl>
-    <w:lvl w:ilvl="2">
-      <w:start w:val="1"/>
-      <w:numFmt w:val="lowerRoman"/>
-      <w:lvlText w:val="%3)"/>
-      <w:lvlJc w:val="left"/>
-      <w:pPr>
-        <w:ind w:left="1080" w:hanging="360"/>
-      </w:pPr>
-      <w:rPr>
-        <w:rFonts w:hint="default"/>
-      </w:rPr>
-    </w:lvl>
-    <w:lvl w:ilvl="3">
-      <w:start w:val="1"/>
-      <w:numFmt w:val="decimal"/>
-      <w:lvlText w:val="(%4)"/>
-      <w:lvlJc w:val="left"/>
-      <w:pPr>
-        <w:ind w:left="1440" w:hanging="360"/>
-      </w:pPr>
-      <w:rPr>
-        <w:rFonts w:hint="default"/>
-      </w:rPr>
-    </w:lvl>
-    <w:lvl w:ilvl="4">
-      <w:start w:val="1"/>
-      <w:numFmt w:val="lowerLetter"/>
-      <w:lvlText w:val="(%5)"/>
-      <w:lvlJc w:val="left"/>
-      <w:pPr>
-        <w:ind w:left="1800" w:hanging="360"/>
-      </w:pPr>
-      <w:rPr>
-        <w:rFonts w:hint="default"/>
-      </w:rPr>
-    </w:lvl>
-    <w:lvl w:ilvl="5">
-      <w:start w:val="1"/>
-      <w:numFmt w:val="lowerRoman"/>
-      <w:lvlText w:val="(%6)"/>
-      <w:lvlJc w:val="left"/>
-      <w:pPr>
-        <w:ind w:left="2160" w:hanging="360"/>
-      </w:pPr>
-      <w:rPr>
-        <w:rFonts w:hint="default"/>
-      </w:rPr>
-    </w:lvl>
-    <w:lvl w:ilvl="6">
-      <w:start w:val="1"/>
-      <w:numFmt w:val="decimal"/>
-      <w:lvlText w:val="%7."/>
-      <w:lvlJc w:val="left"/>
-      <w:pPr>
-        <w:ind w:left="2520" w:hanging="360"/>
-      </w:pPr>
-      <w:rPr>
-        <w:rFonts w:hint="default"/>
-      </w:rPr>
-    </w:lvl>
-    <w:lvl w:ilvl="7">
-      <w:start w:val="1"/>
-      <w:numFmt w:val="lowerLetter"/>
-      <w:lvlText w:val="%8."/>
-      <w:lvlJc w:val="left"/>
-      <w:pPr>
-        <w:ind w:left="2880" w:hanging="360"/>
-      </w:pPr>
-      <w:rPr>
-        <w:rFonts w:hint="default"/>
-      </w:rPr>
-    </w:lvl>
-    <w:lvl w:ilvl="8">
-      <w:start w:val="1"/>
-      <w:numFmt w:val="lowerRoman"/>
-      <w:lvlText w:val="%9."/>
-      <w:lvlJc w:val="left"/>
-      <w:pPr>
-        <w:ind w:left="3240" w:hanging="360"/>
-      </w:pPr>
-      <w:rPr>
-        <w:rFonts w:hint="default"/>
-      </w:rPr>
-    </w:lvl>
-  </w:abstractNum>
-  <w:abstractNum w:abstractNumId="5" w15:restartNumberingAfterBreak="0">
-    <w:nsid w:val="32B336A1"/>
-    <w:multiLevelType w:val="multilevel"/>
-    <w:tmpl w:val="D81E8992"/>
-    <w:numStyleLink w:val="a0"/>
-  </w:abstractNum>
-  <w:abstractNum w:abstractNumId="6" w15:restartNumberingAfterBreak="0">
+  <w:abstractNum w:abstractNumId="13" w15:restartNumberingAfterBreak="0">
     <w:nsid w:val="35802479"/>
     <w:multiLevelType w:val="multilevel"/>
-    <w:tmpl w:val="A3FC8410"/>
+    <w:tmpl w:val="8BACE886"/>
     <w:numStyleLink w:val="a1"/>
   </w:abstractNum>
-  <w:abstractNum w:abstractNumId="7" w15:restartNumberingAfterBreak="0">
-    <w:nsid w:val="36DD6CDD"/>
-    <w:multiLevelType w:val="multilevel"/>
-    <w:tmpl w:val="D81E8992"/>
-    <w:numStyleLink w:val="a0"/>
-  </w:abstractNum>
-  <w:abstractNum w:abstractNumId="8" w15:restartNumberingAfterBreak="0">
+  <w:abstractNum w:abstractNumId="14" w15:restartNumberingAfterBreak="0">
     <w:nsid w:val="39D015CD"/>
     <w:multiLevelType w:val="multilevel"/>
     <w:tmpl w:val="0419001D"/>
@@ -883,17 +1791,17 @@
       </w:pPr>
     </w:lvl>
   </w:abstractNum>
-  <w:abstractNum w:abstractNumId="9" w15:restartNumberingAfterBreak="0">
-    <w:nsid w:val="3C07094C"/>
+  <w:abstractNum w:abstractNumId="15" w15:restartNumberingAfterBreak="0">
+    <w:nsid w:val="3DB8798D"/>
     <w:multiLevelType w:val="multilevel"/>
-    <w:tmpl w:val="D81E8992"/>
-    <w:numStyleLink w:val="a0"/>
+    <w:tmpl w:val="8BACE886"/>
+    <w:numStyleLink w:val="a1"/>
   </w:abstractNum>
-  <w:abstractNum w:abstractNumId="10" w15:restartNumberingAfterBreak="0">
+  <w:abstractNum w:abstractNumId="16" w15:restartNumberingAfterBreak="0">
     <w:nsid w:val="46FE4841"/>
     <w:multiLevelType w:val="multilevel"/>
     <w:tmpl w:val="426A5574"/>
-    <w:styleLink w:val="a"/>
+    <w:styleLink w:val="a0"/>
     <w:lvl w:ilvl="0">
       <w:start w:val="1"/>
       <w:numFmt w:val="bullet"/>
@@ -1007,55 +1915,55 @@
       </w:rPr>
     </w:lvl>
   </w:abstractNum>
-  <w:abstractNum w:abstractNumId="11" w15:restartNumberingAfterBreak="0">
+  <w:abstractNum w:abstractNumId="17" w15:restartNumberingAfterBreak="0">
     <w:nsid w:val="481D5092"/>
     <w:multiLevelType w:val="multilevel"/>
-    <w:tmpl w:val="A3FC8410"/>
+    <w:tmpl w:val="8BACE886"/>
     <w:numStyleLink w:val="a1"/>
   </w:abstractNum>
-  <w:abstractNum w:abstractNumId="12" w15:restartNumberingAfterBreak="0">
-    <w:nsid w:val="4C4E0DEC"/>
+  <w:abstractNum w:abstractNumId="18" w15:restartNumberingAfterBreak="0">
+    <w:nsid w:val="49AE4DA3"/>
     <w:multiLevelType w:val="multilevel"/>
-    <w:tmpl w:val="D81E8992"/>
-    <w:numStyleLink w:val="a0"/>
+    <w:tmpl w:val="8BACE886"/>
+    <w:numStyleLink w:val="a1"/>
   </w:abstractNum>
-  <w:abstractNum w:abstractNumId="13" w15:restartNumberingAfterBreak="0">
+  <w:abstractNum w:abstractNumId="19" w15:restartNumberingAfterBreak="0">
     <w:nsid w:val="51364A5C"/>
     <w:multiLevelType w:val="multilevel"/>
     <w:tmpl w:val="426A5574"/>
-    <w:numStyleLink w:val="a"/>
+    <w:numStyleLink w:val="a0"/>
   </w:abstractNum>
-  <w:abstractNum w:abstractNumId="14" w15:restartNumberingAfterBreak="0">
+  <w:abstractNum w:abstractNumId="20" w15:restartNumberingAfterBreak="0">
     <w:nsid w:val="554615E1"/>
     <w:multiLevelType w:val="multilevel"/>
     <w:tmpl w:val="426A5574"/>
+    <w:numStyleLink w:val="a0"/>
+  </w:abstractNum>
+  <w:abstractNum w:abstractNumId="21" w15:restartNumberingAfterBreak="0">
+    <w:nsid w:val="5CD944C3"/>
+    <w:multiLevelType w:val="multilevel"/>
+    <w:tmpl w:val="D81E8992"/>
     <w:numStyleLink w:val="a"/>
   </w:abstractNum>
-  <w:abstractNum w:abstractNumId="15" w15:restartNumberingAfterBreak="0">
-    <w:nsid w:val="62343E08"/>
+  <w:abstractNum w:abstractNumId="22" w15:restartNumberingAfterBreak="0">
+    <w:nsid w:val="611245ED"/>
     <w:multiLevelType w:val="multilevel"/>
     <w:tmpl w:val="D81E8992"/>
-    <w:numStyleLink w:val="a0"/>
+    <w:numStyleLink w:val="a"/>
   </w:abstractNum>
-  <w:abstractNum w:abstractNumId="16" w15:restartNumberingAfterBreak="0">
+  <w:abstractNum w:abstractNumId="23" w15:restartNumberingAfterBreak="0">
     <w:nsid w:val="64E45E06"/>
     <w:multiLevelType w:val="multilevel"/>
-    <w:tmpl w:val="A3FC8410"/>
+    <w:tmpl w:val="8BACE886"/>
     <w:numStyleLink w:val="a1"/>
   </w:abstractNum>
-  <w:abstractNum w:abstractNumId="17" w15:restartNumberingAfterBreak="0">
-    <w:nsid w:val="651D6331"/>
-    <w:multiLevelType w:val="multilevel"/>
-    <w:tmpl w:val="D81E8992"/>
-    <w:numStyleLink w:val="a0"/>
-  </w:abstractNum>
-  <w:abstractNum w:abstractNumId="18" w15:restartNumberingAfterBreak="0">
+  <w:abstractNum w:abstractNumId="24" w15:restartNumberingAfterBreak="0">
     <w:nsid w:val="67184247"/>
     <w:multiLevelType w:val="multilevel"/>
-    <w:tmpl w:val="A3FC8410"/>
+    <w:tmpl w:val="8BACE886"/>
     <w:numStyleLink w:val="a1"/>
   </w:abstractNum>
-  <w:abstractNum w:abstractNumId="19" w15:restartNumberingAfterBreak="0">
+  <w:abstractNum w:abstractNumId="25" w15:restartNumberingAfterBreak="0">
     <w:nsid w:val="673949CF"/>
     <w:multiLevelType w:val="multilevel"/>
     <w:tmpl w:val="0419001D"/>
@@ -1141,13 +2049,19 @@
       </w:pPr>
     </w:lvl>
   </w:abstractNum>
-  <w:abstractNum w:abstractNumId="20" w15:restartNumberingAfterBreak="0">
+  <w:abstractNum w:abstractNumId="26" w15:restartNumberingAfterBreak="0">
+    <w:nsid w:val="69D56237"/>
+    <w:multiLevelType w:val="multilevel"/>
+    <w:tmpl w:val="D81E8992"/>
+    <w:numStyleLink w:val="a"/>
+  </w:abstractNum>
+  <w:abstractNum w:abstractNumId="27" w15:restartNumberingAfterBreak="0">
     <w:nsid w:val="6A7C581B"/>
     <w:multiLevelType w:val="multilevel"/>
-    <w:tmpl w:val="A3FC8410"/>
+    <w:tmpl w:val="8BACE886"/>
     <w:numStyleLink w:val="a1"/>
   </w:abstractNum>
-  <w:abstractNum w:abstractNumId="21" w15:restartNumberingAfterBreak="0">
+  <w:abstractNum w:abstractNumId="28" w15:restartNumberingAfterBreak="0">
     <w:nsid w:val="6C6244A3"/>
     <w:multiLevelType w:val="multilevel"/>
     <w:tmpl w:val="0419001D"/>
@@ -1233,80 +2147,110 @@
       </w:pPr>
     </w:lvl>
   </w:abstractNum>
-  <w:abstractNum w:abstractNumId="22" w15:restartNumberingAfterBreak="0">
+  <w:abstractNum w:abstractNumId="29" w15:restartNumberingAfterBreak="0">
+    <w:nsid w:val="713439C7"/>
+    <w:multiLevelType w:val="multilevel"/>
+    <w:tmpl w:val="D81E8992"/>
+    <w:numStyleLink w:val="a"/>
+  </w:abstractNum>
+  <w:abstractNum w:abstractNumId="30" w15:restartNumberingAfterBreak="0">
     <w:nsid w:val="726131BD"/>
     <w:multiLevelType w:val="multilevel"/>
     <w:tmpl w:val="426A5574"/>
-    <w:numStyleLink w:val="a"/>
+    <w:numStyleLink w:val="a0"/>
   </w:abstractNum>
   <w:num w:numId="1" w16cid:durableId="2058966411">
+    <w:abstractNumId w:val="28"/>
+  </w:num>
+  <w:num w:numId="2" w16cid:durableId="1846480850">
+    <w:abstractNumId w:val="4"/>
+  </w:num>
+  <w:num w:numId="3" w16cid:durableId="1053506553">
+    <w:abstractNumId w:val="25"/>
+  </w:num>
+  <w:num w:numId="4" w16cid:durableId="1781684160">
+    <w:abstractNumId w:val="12"/>
+  </w:num>
+  <w:num w:numId="5" w16cid:durableId="2061518023">
     <w:abstractNumId w:val="21"/>
   </w:num>
-  <w:num w:numId="2" w16cid:durableId="1846480850">
+  <w:num w:numId="6" w16cid:durableId="700086170">
+    <w:abstractNumId w:val="7"/>
+  </w:num>
+  <w:num w:numId="7" w16cid:durableId="982008470">
+    <w:abstractNumId w:val="2"/>
+  </w:num>
+  <w:num w:numId="8" w16cid:durableId="1226919470">
+    <w:abstractNumId w:val="14"/>
+  </w:num>
+  <w:num w:numId="9" w16cid:durableId="1453983208">
+    <w:abstractNumId w:val="16"/>
+  </w:num>
+  <w:num w:numId="10" w16cid:durableId="410322822">
+    <w:abstractNumId w:val="20"/>
+  </w:num>
+  <w:num w:numId="11" w16cid:durableId="320933693">
+    <w:abstractNumId w:val="22"/>
+  </w:num>
+  <w:num w:numId="12" w16cid:durableId="393048615">
+    <w:abstractNumId w:val="5"/>
+  </w:num>
+  <w:num w:numId="13" w16cid:durableId="1341157168">
+    <w:abstractNumId w:val="23"/>
+  </w:num>
+  <w:num w:numId="14" w16cid:durableId="398478279">
+    <w:abstractNumId w:val="9"/>
+  </w:num>
+  <w:num w:numId="15" w16cid:durableId="1093937247">
+    <w:abstractNumId w:val="1"/>
+  </w:num>
+  <w:num w:numId="16" w16cid:durableId="1914269742">
+    <w:abstractNumId w:val="24"/>
+  </w:num>
+  <w:num w:numId="17" w16cid:durableId="1325401624">
+    <w:abstractNumId w:val="27"/>
+  </w:num>
+  <w:num w:numId="18" w16cid:durableId="458033368">
+    <w:abstractNumId w:val="30"/>
+  </w:num>
+  <w:num w:numId="19" w16cid:durableId="1677226523">
+    <w:abstractNumId w:val="19"/>
+  </w:num>
+  <w:num w:numId="20" w16cid:durableId="946472788">
+    <w:abstractNumId w:val="0"/>
+  </w:num>
+  <w:num w:numId="21" w16cid:durableId="1207764283">
+    <w:abstractNumId w:val="17"/>
+  </w:num>
+  <w:num w:numId="22" w16cid:durableId="2039231155">
+    <w:abstractNumId w:val="13"/>
+  </w:num>
+  <w:num w:numId="23" w16cid:durableId="373388556">
+    <w:abstractNumId w:val="26"/>
+  </w:num>
+  <w:num w:numId="24" w16cid:durableId="1714306201">
+    <w:abstractNumId w:val="8"/>
+  </w:num>
+  <w:num w:numId="25" w16cid:durableId="563832726">
+    <w:abstractNumId w:val="6"/>
+  </w:num>
+  <w:num w:numId="26" w16cid:durableId="1378581600">
+    <w:abstractNumId w:val="18"/>
+  </w:num>
+  <w:num w:numId="27" w16cid:durableId="1367367273">
+    <w:abstractNumId w:val="15"/>
+  </w:num>
+  <w:num w:numId="28" w16cid:durableId="1809391672">
+    <w:abstractNumId w:val="11"/>
+  </w:num>
+  <w:num w:numId="29" w16cid:durableId="1191652791">
     <w:abstractNumId w:val="3"/>
   </w:num>
-  <w:num w:numId="3" w16cid:durableId="1053506553">
-    <w:abstractNumId w:val="19"/>
+  <w:num w:numId="30" w16cid:durableId="275061330">
+    <w:abstractNumId w:val="29"/>
   </w:num>
-  <w:num w:numId="4" w16cid:durableId="1781684160">
-    <w:abstractNumId w:val="1"/>
-  </w:num>
-  <w:num w:numId="5" w16cid:durableId="2061518023">
-    <w:abstractNumId w:val="12"/>
-  </w:num>
-  <w:num w:numId="6" w16cid:durableId="700086170">
-    <w:abstractNumId w:val="5"/>
-  </w:num>
-  <w:num w:numId="7" w16cid:durableId="982008470">
-    <w:abstractNumId w:val="7"/>
-  </w:num>
-  <w:num w:numId="8" w16cid:durableId="1226919470">
-    <w:abstractNumId w:val="8"/>
-  </w:num>
-  <w:num w:numId="9" w16cid:durableId="1453983208">
+  <w:num w:numId="31" w16cid:durableId="610938369">
     <w:abstractNumId w:val="10"/>
-  </w:num>
-  <w:num w:numId="10" w16cid:durableId="410322822">
-    <w:abstractNumId w:val="14"/>
-  </w:num>
-  <w:num w:numId="11" w16cid:durableId="320933693">
-    <w:abstractNumId w:val="9"/>
-  </w:num>
-  <w:num w:numId="12" w16cid:durableId="393048615">
-    <w:abstractNumId w:val="4"/>
-  </w:num>
-  <w:num w:numId="13" w16cid:durableId="1341157168">
-    <w:abstractNumId w:val="16"/>
-  </w:num>
-  <w:num w:numId="14" w16cid:durableId="398478279">
-    <w:abstractNumId w:val="15"/>
-  </w:num>
-  <w:num w:numId="15" w16cid:durableId="1093937247">
-    <w:abstractNumId w:val="0"/>
-  </w:num>
-  <w:num w:numId="16" w16cid:durableId="1914269742">
-    <w:abstractNumId w:val="18"/>
-  </w:num>
-  <w:num w:numId="17" w16cid:durableId="1325401624">
-    <w:abstractNumId w:val="20"/>
-  </w:num>
-  <w:num w:numId="18" w16cid:durableId="458033368">
-    <w:abstractNumId w:val="22"/>
-  </w:num>
-  <w:num w:numId="19" w16cid:durableId="1677226523">
-    <w:abstractNumId w:val="13"/>
-  </w:num>
-  <w:num w:numId="20" w16cid:durableId="946472788">
-    <w:abstractNumId w:val="17"/>
-  </w:num>
-  <w:num w:numId="21" w16cid:durableId="1207764283">
-    <w:abstractNumId w:val="11"/>
-  </w:num>
-  <w:num w:numId="22" w16cid:durableId="2039231155">
-    <w:abstractNumId w:val="6"/>
-  </w:num>
-  <w:num w:numId="23" w16cid:durableId="373388556">
-    <w:abstractNumId w:val="2"/>
   </w:num>
 </w:numbering>
 </file>
@@ -2290,8 +3234,8 @@
       <w:sz w:val="28"/>
     </w:rPr>
   </w:style>
-  <w:style w:type="numbering" w:customStyle="1" w:styleId="a0">
-    <w:name w:val="Нумерация"/>
+  <w:style w:type="numbering" w:customStyle="1" w:styleId="a">
+    <w:name w:val="Нумерация (скобки)"/>
     <w:basedOn w:val="a5"/>
     <w:uiPriority w:val="99"/>
     <w:rsid w:val="00FE516D"/>
@@ -2301,7 +3245,7 @@
       </w:numPr>
     </w:pPr>
   </w:style>
-  <w:style w:type="numbering" w:customStyle="1" w:styleId="a">
+  <w:style w:type="numbering" w:customStyle="1" w:styleId="a0">
     <w:name w:val="Маркер"/>
     <w:basedOn w:val="a5"/>
     <w:uiPriority w:val="99"/>
@@ -2315,7 +3259,7 @@
   <w:style w:type="numbering" w:customStyle="1" w:styleId="a1">
     <w:name w:val="Литература"/>
     <w:uiPriority w:val="99"/>
-    <w:rsid w:val="002E55EA"/>
+    <w:rsid w:val="000364A4"/>
     <w:pPr>
       <w:numPr>
         <w:numId w:val="12"/>

--- a/ФЛиМН, лекции/ФЛиМН, лекции.docx
+++ b/ФЛиМН, лекции/ФЛиМН, лекции.docx
@@ -451,13 +451,7 @@
       </w:pPr>
       <w:proofErr w:type="spellStart"/>
       <w:r>
-        <w:t>Культур</w:t>
-      </w:r>
-      <w:r>
-        <w:t>о</w:t>
-      </w:r>
-      <w:r>
-        <w:t>образующая</w:t>
+        <w:t>Культурообразующая</w:t>
       </w:r>
       <w:proofErr w:type="spellEnd"/>
       <w:r>
@@ -583,10 +577,7 @@
         <w:t>Законы науки как важнейшая составляющая научного знания</w:t>
       </w:r>
       <w:r>
-        <w:t>: г</w:t>
-      </w:r>
-      <w:r>
-        <w:t>лавной особенностью научного познания является его нацеленность на постижение сущности изучаемых объектов. Существенной особенностью научного знания является присутствие в нем в качестве фундаментального уровня законов науки.</w:t>
+        <w:t>: главной особенностью научного познания является его нацеленность на постижение сущности изучаемых объектов. Существенной особенностью научного знания является присутствие в нем в качестве фундаментального уровня законов науки.</w:t>
       </w:r>
     </w:p>
     <w:p>
@@ -647,6 +638,7 @@
       </w:r>
     </w:p>
     <w:p>
+      <w:proofErr w:type="spellStart"/>
       <w:r>
         <w:rPr>
           <w:b/>
@@ -654,7 +646,17 @@
           <w:i/>
           <w:iCs/>
         </w:rPr>
-        <w:t xml:space="preserve">Специализированность, предметность и </w:t>
+        <w:t>Специализированность</w:t>
+      </w:r>
+      <w:proofErr w:type="spellEnd"/>
+      <w:r>
+        <w:rPr>
+          <w:b/>
+          <w:bCs/>
+          <w:i/>
+          <w:iCs/>
+        </w:rPr>
+        <w:t xml:space="preserve">, предметность и </w:t>
       </w:r>
       <w:proofErr w:type="spellStart"/>
       <w:r>
@@ -782,6 +784,7 @@
       </w:r>
     </w:p>
     <w:p>
+      <w:proofErr w:type="spellStart"/>
       <w:r>
         <w:rPr>
           <w:b/>
@@ -789,7 +792,17 @@
           <w:i/>
           <w:iCs/>
         </w:rPr>
-        <w:t>Кумулятивность (</w:t>
+        <w:t>Кумулятивность</w:t>
+      </w:r>
+      <w:proofErr w:type="spellEnd"/>
+      <w:r>
+        <w:rPr>
+          <w:b/>
+          <w:bCs/>
+          <w:i/>
+          <w:iCs/>
+        </w:rPr>
+        <w:t xml:space="preserve"> (</w:t>
       </w:r>
       <w:proofErr w:type="spellStart"/>
       <w:r>
@@ -846,7 +859,13 @@
       </w:r>
       <w:proofErr w:type="spellEnd"/>
       <w:r>
-        <w:t xml:space="preserve">, Петер </w:t>
+        <w:t>, П</w:t>
+      </w:r>
+      <w:r>
+        <w:t>ол</w:t>
+      </w:r>
+      <w:r>
+        <w:t xml:space="preserve"> </w:t>
       </w:r>
       <w:proofErr w:type="spellStart"/>
       <w:r>
@@ -930,19 +949,7 @@
         <w:t>III</w:t>
       </w:r>
       <w:r>
-        <w:t xml:space="preserve"> века до нашей эры): привела к становлению лишь некоторых наук (геометрия, механика, астрономия, логика, медицины), существовавших в неразрывном единстве с философией. Достижения этой волны не получили широкого распространения и были в значительной степени утрачены </w:t>
-      </w:r>
-      <w:r>
-        <w:t xml:space="preserve">в </w:t>
-      </w:r>
-      <w:r>
-        <w:t>последующи</w:t>
-      </w:r>
-      <w:r>
-        <w:t>е</w:t>
-      </w:r>
-      <w:r>
-        <w:t xml:space="preserve"> века</w:t>
+        <w:t xml:space="preserve"> века до нашей эры): привела к становлению лишь некоторых наук (геометрия, механика, астрономия, логика, медицины), существовавших в неразрывном единстве с философией. Достижения этой волны не получили широкого распространения и были в значительной степени утрачены в последующие века</w:t>
       </w:r>
       <w:r>
         <w:t>;</w:t>
@@ -1146,8 +1153,6 @@
         <w:t xml:space="preserve"> нераскрыты до сих пор.</w:t>
       </w:r>
     </w:p>
-    <w:p/>
-    <w:p/>
     <w:p>
       <w:pPr>
         <w:pStyle w:val="af0"/>
@@ -1162,25 +1167,450 @@
           <w:i/>
           <w:iCs/>
         </w:rPr>
+        <w:t>29.09.2026</w:t>
+      </w:r>
+    </w:p>
+    <w:p>
+      <w:pPr>
+        <w:pStyle w:val="af0"/>
+      </w:pPr>
+      <w:r>
+        <w:t>Лекция 3 «</w:t>
+      </w:r>
+      <w:r>
+        <w:t>Методы и средства научного познания. Язык науки</w:t>
+      </w:r>
+      <w:r>
+        <w:t>»</w:t>
+      </w:r>
+    </w:p>
+    <w:p>
+      <w:r>
         <w:lastRenderedPageBreak/>
-        <w:t>29.09.2026</w:t>
+        <w:t>Научное знание характеризуется тем, что оно получено с помощью специально разработанных средств и методов. Современная наука не может обойтись без них</w:t>
+      </w:r>
+      <w:r>
+        <w:t xml:space="preserve">; </w:t>
+      </w:r>
+      <w:r>
+        <w:t>дальнейшее развитие науки связано с усложнением и совершенствованием методов и средств научного познания. Существуют следующие научные методы: общенаучные, применяемые в нескольких или многих науках (анализ, синтез, моделирование, абстрагирование), и частные (спектральный анализ в физике, статистический метод в статистике, телескопы в астрономии, микроскопы в биологии и другие). Во многих современных науках используются логико-математические методы</w:t>
+      </w:r>
+      <w:r>
+        <w:t xml:space="preserve">, системный и синергетические подходы, уже имеющиеся знания выступают в качестве </w:t>
+      </w:r>
+      <w:r>
+        <w:t>методологического</w:t>
+      </w:r>
+      <w:r>
+        <w:t xml:space="preserve"> инструментария для получения новых знаний.</w:t>
       </w:r>
     </w:p>
     <w:p>
       <w:pPr>
         <w:pStyle w:val="af0"/>
       </w:pPr>
-      <w:r>
-        <w:t>Лекция 3 «</w:t>
-      </w:r>
-      <w:r>
-        <w:t>Методы и средства научного познания. Язык науки</w:t>
+      <w:proofErr w:type="spellStart"/>
+      <w:r>
+        <w:t>Специализированность</w:t>
+      </w:r>
+      <w:proofErr w:type="spellEnd"/>
+      <w:r>
+        <w:t xml:space="preserve"> языка науки </w:t>
+      </w:r>
+    </w:p>
+    <w:p>
+      <w:r>
+        <w:t>Научное знание формулируется и излагается высокоспециализированным языком. Он насыщен терминами, символикой, формулами, уравнениями, графиками, схемами. Наука не может обходиться повседневным языком. Язык науки строг, однозначен</w:t>
+      </w:r>
+      <w:r>
+        <w:t xml:space="preserve">; </w:t>
+      </w:r>
+      <w:r>
+        <w:t>у каждой науки складывается свой язык, даже каждая научная теория имеет свой язык.</w:t>
+      </w:r>
+    </w:p>
+    <w:p>
+      <w:pPr>
+        <w:pStyle w:val="af0"/>
+      </w:pPr>
+      <w:proofErr w:type="spellStart"/>
+      <w:r>
+        <w:t>Когнитивизм</w:t>
+      </w:r>
+      <w:proofErr w:type="spellEnd"/>
+      <w:r>
+        <w:t xml:space="preserve"> классической науки </w:t>
+      </w:r>
+    </w:p>
+    <w:p>
+      <w:r>
+        <w:t xml:space="preserve">Классическая наука по своим ценностным ориентациям и целям может быть охарактеризована таким понятием как </w:t>
+      </w:r>
+      <w:proofErr w:type="spellStart"/>
+      <w:r>
+        <w:t>когнитивизм</w:t>
+      </w:r>
+      <w:proofErr w:type="spellEnd"/>
+      <w:r>
+        <w:t>, так как она ориентирована в основном на получение знаний о мире.</w:t>
+      </w:r>
+      <w:r>
+        <w:t xml:space="preserve"> Каждая наука имеет свою картину миру: она в первую очередь стремилась достичь истину. Для этого нужно было сосредоточиться на объекте познания, исключить из процесса познания и его результата все субъективные моменты.</w:t>
+      </w:r>
+      <w:r>
+        <w:t xml:space="preserve"> Френсис Бекон и Рене Декарт считали, что метод, чтобы быть истинным, должен определяться объектом познания, соответствовать ему. </w:t>
+      </w:r>
+    </w:p>
+    <w:p>
+      <w:r>
+        <w:t xml:space="preserve">Классическая наука была </w:t>
+      </w:r>
+      <w:proofErr w:type="spellStart"/>
+      <w:r>
+        <w:t>объектоцентричной</w:t>
+      </w:r>
+      <w:proofErr w:type="spellEnd"/>
+      <w:r>
+        <w:t xml:space="preserve"> по своей сути. В классической науке метод только применяется субъектом, но не определяется им, он определяется объектом.</w:t>
+      </w:r>
+      <w:r>
+        <w:t xml:space="preserve"> Это относится и к результатам научного познания, то есть к научному знанию.</w:t>
+      </w:r>
+      <w:r>
+        <w:t xml:space="preserve"> Оно определяется объектом познания, если речь идет об истинном знании. Главное в научном знании: оно должно быть объективным и адекватным объекту познания, его содержание объективно, </w:t>
+      </w:r>
+      <w:r>
+        <w:t>оно не должно иметь ничего субъективного. Субъективным в научном знании может быть только форма – язык</w:t>
+      </w:r>
+      <w:r>
+        <w:t xml:space="preserve">, символы и формулы. </w:t>
+      </w:r>
+    </w:p>
+    <w:p>
+      <w:r>
+        <w:t xml:space="preserve">В формировании ценностных ориентаций античной науки сыграла созерцательность. Она была одним из основным источником науки. Другим основанием </w:t>
+      </w:r>
+      <w:proofErr w:type="spellStart"/>
+      <w:r>
+        <w:t>когнитивизма</w:t>
+      </w:r>
+      <w:proofErr w:type="spellEnd"/>
+      <w:r>
+        <w:t xml:space="preserve"> классической науки является преимущественно гносеологическая направленность тогдашней философии нового времени.</w:t>
+      </w:r>
+      <w:r>
+        <w:t xml:space="preserve"> Декартовский субъект убеждается в своем бытии через мышление.</w:t>
+      </w:r>
+      <w:r>
+        <w:t xml:space="preserve"> Классическая наука строится как наука в некотором смысле как вечная, она абстрагируется от субъекта познания, от человека</w:t>
+      </w:r>
+      <w:r>
+        <w:t>, от социокультурного контекста</w:t>
+      </w:r>
+      <w:r>
+        <w:t>.</w:t>
+      </w:r>
+      <w:r>
+        <w:t xml:space="preserve"> </w:t>
+      </w:r>
+      <w:r>
+        <w:t>Абстрагируется, так как слаба (в особенности по отношению к религии).</w:t>
+      </w:r>
+      <w:r>
+        <w:t xml:space="preserve"> Ей необходимо абстрагироваться от воздействия религии, чтобы стать самой собой, обрести свою логику, нормы и идеалы.</w:t>
+      </w:r>
+      <w:r>
+        <w:t xml:space="preserve"> </w:t>
+      </w:r>
+    </w:p>
+    <w:p>
+      <w:r>
+        <w:t xml:space="preserve">По мере развития и обретения автономности наука начинает учитывать социокультурный контекст, в ходе развития она заполняет свою экологическую нишу и на границах этой ниши сталкивается с другими секторами культуры, взаимодействует с ними. Тогдашнее мировоззрение: теистическое, пантеистическое (Бог – это природа), </w:t>
+      </w:r>
+      <w:proofErr w:type="spellStart"/>
+      <w:r>
+        <w:t>панентеистическое</w:t>
+      </w:r>
+      <w:proofErr w:type="spellEnd"/>
+      <w:r>
+        <w:t xml:space="preserve"> воспринимало мир, природу, вселенную как творение Бога, как </w:t>
+      </w:r>
+      <w:r>
+        <w:t>«</w:t>
+      </w:r>
+      <w:r>
+        <w:t>М</w:t>
+      </w:r>
+      <w:r>
+        <w:t>ир Божий</w:t>
       </w:r>
       <w:r>
         <w:t>»</w:t>
       </w:r>
-    </w:p>
-    <w:p/>
+      <w:r>
+        <w:t xml:space="preserve">. Лейбниц писал, что мир сотворен наилучшим образом, он завершён и совершенен, и дело науки с точки зрения тогдашних ученых состоит в почтительном, благоговейным познании его, в бережном прочтении </w:t>
+      </w:r>
+      <w:r>
+        <w:t>«</w:t>
+      </w:r>
+      <w:r>
+        <w:t xml:space="preserve">книги природы». Наука выступает как способ приобщения к истине, к премудрости </w:t>
+      </w:r>
+      <w:r>
+        <w:t>Божий</w:t>
+      </w:r>
+      <w:r>
+        <w:t xml:space="preserve">. Научная деятельность была священнодействием. </w:t>
+      </w:r>
+    </w:p>
+    <w:p>
+      <w:r>
+        <w:t>Классическая наука рождается в</w:t>
+      </w:r>
+      <w:r>
+        <w:t xml:space="preserve"> </w:t>
+      </w:r>
+      <w:r>
+        <w:rPr>
+          <w:lang w:val="en-US"/>
+        </w:rPr>
+        <w:t>XVII</w:t>
+      </w:r>
+      <w:r>
+        <w:t xml:space="preserve"> веке, она не могла не задевать интересы других секторов культуры, например религии. Открытия Коперника, Галилея задевали религиозное </w:t>
+      </w:r>
+      <w:r>
+        <w:lastRenderedPageBreak/>
+        <w:t>мировоззрение. Гелиоцентрическая картина мира и научное знание имели непосредственное отношение к мировозренчески важному вопросу о месте человека в мире.</w:t>
+      </w:r>
+      <w:r>
+        <w:t xml:space="preserve"> Наука таким образом вносила существенные коррективы в сложившуюся религиозную картину мира.</w:t>
+      </w:r>
+    </w:p>
+    <w:p>
+      <w:r>
+        <w:t xml:space="preserve">Дополнение – ознакомиться с темой «утилитаризм </w:t>
+      </w:r>
+      <w:r>
+        <w:t>не</w:t>
+      </w:r>
+      <w:r>
+        <w:t>классической науки».</w:t>
+      </w:r>
+    </w:p>
+    <w:p>
+      <w:pPr>
+        <w:pStyle w:val="af0"/>
+      </w:pPr>
+      <w:r>
+        <w:t>Преемственность и революции в развитии науки</w:t>
+      </w:r>
+    </w:p>
+    <w:p>
+      <w:pPr>
+        <w:pStyle w:val="af0"/>
+      </w:pPr>
+      <w:r>
+        <w:t>Неравномерность развития различных научных дисциплин</w:t>
+      </w:r>
+    </w:p>
+    <w:p>
+      <w:r>
+        <w:t>В динамике научного знания особую роль играют научные революции.</w:t>
+      </w:r>
+      <w:r>
+        <w:t xml:space="preserve"> Основания науки обеспечивают рост знаний до тех пор, пока </w:t>
+      </w:r>
+      <w:r>
+        <w:t>общие черты системной организации изучаемых объектов учитывает картина мира, а методы соответствуют сложившимся идеалам и нормам исследования.</w:t>
+      </w:r>
+      <w:r>
+        <w:t xml:space="preserve"> По мере развития наука</w:t>
+      </w:r>
+      <w:r>
+        <w:t xml:space="preserve"> может столкнуться с принципиально новыми типами объектов.</w:t>
+      </w:r>
+      <w:r>
+        <w:t xml:space="preserve"> Новые объекты могут потребовать изменения методов познавательной деятельности.</w:t>
+      </w:r>
+      <w:r>
+        <w:t xml:space="preserve"> В этой ситуации рост научного знания предполагает перестройку оснований науки, которая может осуществляться как </w:t>
+      </w:r>
+      <w:r>
+        <w:t>эволюция, но без существенных изменений идеалов и норм исследований. Или как революция, где вместе с картиной мира радикально меняются идеалы и нормы. История естествознания показывает, что возможны оба варианта роста знаний. Примером первого может служить переход от механистической к электромагнитной картине мира</w:t>
+      </w:r>
+      <w:r>
+        <w:t xml:space="preserve">; </w:t>
+      </w:r>
+      <w:r>
+        <w:t>примером второго варианта является история квантово-релятивисткой физики. Новая научная картина исследуемой реальности, утверждаясь в некоторой науке, может оказать революционизирующее воздействие на другие науки. Перестройка оснований научной дисциплины в результате ее внутреннего развития обычно начинается с накопления фактов, которые не находят объяснения в рамках сложившейся картины мира.</w:t>
+      </w:r>
+    </w:p>
+    <w:p>
+      <w:r>
+        <w:t>Философский анализ является необходимым моментом критики старых оснований и научного поиска истины.</w:t>
+      </w:r>
+      <w:r>
+        <w:t xml:space="preserve"> </w:t>
+      </w:r>
+      <w:r>
+        <w:t>Философия помогает выработать новые основания исследований.</w:t>
+      </w:r>
+      <w:r>
+        <w:t xml:space="preserve"> На современном этапе развития науки усиливаются процессы взаимодействия наук. </w:t>
+      </w:r>
+      <w:r>
+        <w:t>Новые познавательные установки и новые знания должны быть вписаны в культуру данной исторической эпохи, согласованы с ее ценностями, традициями и структурами.</w:t>
+      </w:r>
+      <w:r>
+        <w:t xml:space="preserve"> Можно выделить два аспекта нелинейности роста знаний:</w:t>
+      </w:r>
+      <w:r>
+        <w:t xml:space="preserve"> </w:t>
+      </w:r>
+      <w:r>
+        <w:t>первый связан с конкуренцией исследовательских программ</w:t>
+      </w:r>
+      <w:r>
+        <w:t xml:space="preserve"> в рамках отдельной отрасли науки</w:t>
+      </w:r>
+      <w:r>
+        <w:t xml:space="preserve">; </w:t>
+      </w:r>
+      <w:r>
+        <w:t>второй связан с взаимодействием научных дисциплин, обусловленным особенностями объектов и социокультурной среды, внутри которой развивается наука.</w:t>
+      </w:r>
+      <w:r>
+        <w:t xml:space="preserve"> Таким образом, логика традиций и новаций указывает с одной стороны на необходимость сохранения преемственности, а с другой стороны демонстрирует потенциал, предлагающий созидание нового и уникального.</w:t>
+      </w:r>
+    </w:p>
+    <w:p>
+      <w:r>
+        <w:t>Кризисный период в развитии науки по Томасу Куну начинается с обнаружения аномалий: когда научная задача не решается в рамках данной парадигмы</w:t>
+      </w:r>
+      <w:r>
+        <w:t xml:space="preserve">. Обнаружение первой аномалии не приводит к кризису </w:t>
+      </w:r>
+      <w:r>
+        <w:t>действующей парадигмы. Наука вступает в кризисный период своего развития. Для решения научной задачи начинается выдвижение конкурирующих друг с другом гипотез, из которых выбирается наиболее приемлемая. Кризис науки завершается</w:t>
+      </w:r>
+      <w:r>
+        <w:t>, когда складывается новая парадигма, и наука вновь вступает в период «нормальной» науки. Таким образом, согласно Томасу Куну научная революция представляет собой смену парадигм и является скачком развития науки.</w:t>
+      </w:r>
+      <w:r>
+        <w:t xml:space="preserve"> Томас Кун говорит о </w:t>
+      </w:r>
+      <w:r>
+        <w:t>несоизмеримости</w:t>
+      </w:r>
+      <w:r>
+        <w:t xml:space="preserve"> </w:t>
+      </w:r>
+      <w:r>
+        <w:t xml:space="preserve">и несравнимости сменяющих друг друга парадигм, в этом и состоит </w:t>
+      </w:r>
+      <w:proofErr w:type="spellStart"/>
+      <w:r>
+        <w:t>антикумулятивизм</w:t>
+      </w:r>
+      <w:proofErr w:type="spellEnd"/>
+      <w:r>
+        <w:t xml:space="preserve"> – это переход из одного мира в другой, это новое виденье мира. Поэтому согласно Томасу Куну научная революция не ведет науку к прогрессу. Его точку зрения поддерживают </w:t>
+      </w:r>
+      <w:r>
+        <w:t xml:space="preserve">Имре </w:t>
+      </w:r>
+      <w:proofErr w:type="spellStart"/>
+      <w:r>
+        <w:t>Лакатос</w:t>
+      </w:r>
+      <w:proofErr w:type="spellEnd"/>
+      <w:r>
+        <w:t xml:space="preserve">, Пол </w:t>
+      </w:r>
+      <w:proofErr w:type="spellStart"/>
+      <w:r>
+        <w:t>Фейерабенд</w:t>
+      </w:r>
+      <w:proofErr w:type="spellEnd"/>
+      <w:r>
+        <w:t>, К</w:t>
+      </w:r>
+      <w:r>
+        <w:t>арл П</w:t>
+      </w:r>
+      <w:r>
+        <w:t>оп</w:t>
+      </w:r>
+      <w:r>
+        <w:t>п</w:t>
+      </w:r>
+      <w:r>
+        <w:t>ер</w:t>
+      </w:r>
+      <w:r>
+        <w:t xml:space="preserve"> – они </w:t>
+      </w:r>
+      <w:proofErr w:type="spellStart"/>
+      <w:r>
+        <w:t>антикумулятивисты</w:t>
+      </w:r>
+      <w:proofErr w:type="spellEnd"/>
+      <w:r>
+        <w:t xml:space="preserve"> и считают, что наука развивается скачкообразно путем научных революций</w:t>
+      </w:r>
+      <w:r>
+        <w:t>.</w:t>
+      </w:r>
+      <w:r>
+        <w:t xml:space="preserve"> </w:t>
+      </w:r>
+      <w:proofErr w:type="spellStart"/>
+      <w:r>
+        <w:t>Антикумулятивизм</w:t>
+      </w:r>
+      <w:proofErr w:type="spellEnd"/>
+      <w:r>
+        <w:t xml:space="preserve"> преувеличивает роль субъективных факторов в развитии науки.</w:t>
+      </w:r>
+      <w:r>
+        <w:t xml:space="preserve"> </w:t>
+      </w:r>
+      <w:proofErr w:type="spellStart"/>
+      <w:r>
+        <w:t>Антикумулятивисты</w:t>
+      </w:r>
+      <w:proofErr w:type="spellEnd"/>
+      <w:r>
+        <w:t xml:space="preserve"> отрицают значение идеалов и норм научности, что приводит к эпистемологическому анархизму.</w:t>
+      </w:r>
+    </w:p>
+    <w:p>
+      <w:pPr>
+        <w:pStyle w:val="af0"/>
+        <w:jc w:val="right"/>
+        <w:rPr>
+          <w:i/>
+          <w:iCs/>
+        </w:rPr>
+      </w:pPr>
+      <w:r>
+        <w:rPr>
+          <w:i/>
+          <w:iCs/>
+        </w:rPr>
+        <w:t>06.10.2026</w:t>
+      </w:r>
+    </w:p>
+    <w:p>
+      <w:pPr>
+        <w:pStyle w:val="af0"/>
+      </w:pPr>
+      <w:r>
+        <w:lastRenderedPageBreak/>
+        <w:t>Лекция 4 «Особенности научного знания в средневековье»</w:t>
+      </w:r>
+    </w:p>
     <w:sectPr>
       <w:pgSz w:w="11906" w:h="16838"/>
       <w:pgMar w:top="284" w:right="284" w:bottom="284" w:left="284" w:header="709" w:footer="709" w:gutter="0"/>
@@ -1196,19 +1626,19 @@
   <w:abstractNum w:abstractNumId="0" w15:restartNumberingAfterBreak="0">
     <w:nsid w:val="003B07A6"/>
     <w:multiLevelType w:val="multilevel"/>
-    <w:tmpl w:val="D81E8992"/>
+    <w:tmpl w:val="D0386C08"/>
     <w:numStyleLink w:val="a"/>
   </w:abstractNum>
   <w:abstractNum w:abstractNumId="1" w15:restartNumberingAfterBreak="0">
     <w:nsid w:val="0C802CFC"/>
     <w:multiLevelType w:val="multilevel"/>
-    <w:tmpl w:val="426A5574"/>
+    <w:tmpl w:val="3A02B482"/>
     <w:numStyleLink w:val="a0"/>
   </w:abstractNum>
   <w:abstractNum w:abstractNumId="2" w15:restartNumberingAfterBreak="0">
     <w:nsid w:val="0D67630B"/>
     <w:multiLevelType w:val="multilevel"/>
-    <w:tmpl w:val="D81E8992"/>
+    <w:tmpl w:val="D0386C08"/>
     <w:numStyleLink w:val="a"/>
   </w:abstractNum>
   <w:abstractNum w:abstractNumId="3" w15:restartNumberingAfterBreak="0">
@@ -1328,6 +1758,131 @@
     </w:lvl>
   </w:abstractNum>
   <w:abstractNum w:abstractNumId="4" w15:restartNumberingAfterBreak="0">
+    <w:nsid w:val="16D34AC4"/>
+    <w:multiLevelType w:val="multilevel"/>
+    <w:tmpl w:val="D0386C08"/>
+    <w:lvl w:ilvl="0">
+      <w:start w:val="1"/>
+      <w:numFmt w:val="decimal"/>
+      <w:lvlText w:val="%1)"/>
+      <w:lvlJc w:val="left"/>
+      <w:pPr>
+        <w:tabs>
+          <w:tab w:val="num" w:pos="709"/>
+        </w:tabs>
+        <w:ind w:left="0" w:firstLine="709"/>
+      </w:pPr>
+      <w:rPr>
+        <w:rFonts w:ascii="Times New Roman" w:hAnsi="Times New Roman" w:cs="Times New Roman" w:hint="default"/>
+        <w:sz w:val="28"/>
+      </w:rPr>
+    </w:lvl>
+    <w:lvl w:ilvl="1">
+      <w:start w:val="1"/>
+      <w:numFmt w:val="decimal"/>
+      <w:lvlText w:val="%1.%2)"/>
+      <w:lvlJc w:val="left"/>
+      <w:pPr>
+        <w:tabs>
+          <w:tab w:val="num" w:pos="1418"/>
+        </w:tabs>
+        <w:ind w:left="709" w:firstLine="709"/>
+      </w:pPr>
+      <w:rPr>
+        <w:rFonts w:ascii="Times New Roman" w:hAnsi="Times New Roman" w:hint="default"/>
+        <w:sz w:val="28"/>
+      </w:rPr>
+    </w:lvl>
+    <w:lvl w:ilvl="2">
+      <w:start w:val="1"/>
+      <w:numFmt w:val="decimal"/>
+      <w:lvlText w:val="%1.%2.%3)"/>
+      <w:lvlJc w:val="left"/>
+      <w:pPr>
+        <w:tabs>
+          <w:tab w:val="num" w:pos="2126"/>
+        </w:tabs>
+        <w:ind w:left="1418" w:firstLine="708"/>
+      </w:pPr>
+      <w:rPr>
+        <w:rFonts w:ascii="Times New Roman" w:hAnsi="Times New Roman" w:hint="default"/>
+        <w:sz w:val="28"/>
+      </w:rPr>
+    </w:lvl>
+    <w:lvl w:ilvl="3">
+      <w:start w:val="1"/>
+      <w:numFmt w:val="decimal"/>
+      <w:lvlText w:val="(%4)"/>
+      <w:lvlJc w:val="left"/>
+      <w:pPr>
+        <w:ind w:left="0" w:firstLine="709"/>
+      </w:pPr>
+      <w:rPr>
+        <w:rFonts w:hint="default"/>
+      </w:rPr>
+    </w:lvl>
+    <w:lvl w:ilvl="4">
+      <w:start w:val="1"/>
+      <w:numFmt w:val="lowerLetter"/>
+      <w:lvlText w:val="(%5)"/>
+      <w:lvlJc w:val="left"/>
+      <w:pPr>
+        <w:ind w:left="1800" w:hanging="360"/>
+      </w:pPr>
+      <w:rPr>
+        <w:rFonts w:hint="default"/>
+      </w:rPr>
+    </w:lvl>
+    <w:lvl w:ilvl="5">
+      <w:start w:val="1"/>
+      <w:numFmt w:val="lowerRoman"/>
+      <w:lvlText w:val="(%6)"/>
+      <w:lvlJc w:val="left"/>
+      <w:pPr>
+        <w:ind w:left="2160" w:hanging="360"/>
+      </w:pPr>
+      <w:rPr>
+        <w:rFonts w:hint="default"/>
+      </w:rPr>
+    </w:lvl>
+    <w:lvl w:ilvl="6">
+      <w:start w:val="1"/>
+      <w:numFmt w:val="decimal"/>
+      <w:lvlText w:val="%7."/>
+      <w:lvlJc w:val="left"/>
+      <w:pPr>
+        <w:ind w:left="2520" w:hanging="360"/>
+      </w:pPr>
+      <w:rPr>
+        <w:rFonts w:hint="default"/>
+      </w:rPr>
+    </w:lvl>
+    <w:lvl w:ilvl="7">
+      <w:start w:val="1"/>
+      <w:numFmt w:val="lowerLetter"/>
+      <w:lvlText w:val="%8."/>
+      <w:lvlJc w:val="left"/>
+      <w:pPr>
+        <w:ind w:left="2880" w:hanging="360"/>
+      </w:pPr>
+      <w:rPr>
+        <w:rFonts w:hint="default"/>
+      </w:rPr>
+    </w:lvl>
+    <w:lvl w:ilvl="8">
+      <w:start w:val="1"/>
+      <w:numFmt w:val="lowerRoman"/>
+      <w:lvlText w:val="%9."/>
+      <w:lvlJc w:val="left"/>
+      <w:pPr>
+        <w:ind w:left="3240" w:hanging="360"/>
+      </w:pPr>
+      <w:rPr>
+        <w:rFonts w:hint="default"/>
+      </w:rPr>
+    </w:lvl>
+  </w:abstractNum>
+  <w:abstractNum w:abstractNumId="5" w15:restartNumberingAfterBreak="0">
     <w:nsid w:val="18C3167E"/>
     <w:multiLevelType w:val="multilevel"/>
     <w:tmpl w:val="0419001D"/>
@@ -1413,10 +1968,10 @@
       </w:pPr>
     </w:lvl>
   </w:abstractNum>
-  <w:abstractNum w:abstractNumId="5" w15:restartNumberingAfterBreak="0">
+  <w:abstractNum w:abstractNumId="6" w15:restartNumberingAfterBreak="0">
     <w:nsid w:val="21197187"/>
     <w:multiLevelType w:val="multilevel"/>
-    <w:tmpl w:val="8BACE886"/>
+    <w:tmpl w:val="61683670"/>
     <w:styleLink w:val="a1"/>
     <w:lvl w:ilvl="0">
       <w:start w:val="1"/>
@@ -1427,7 +1982,7 @@
         <w:tabs>
           <w:tab w:val="num" w:pos="709"/>
         </w:tabs>
-        <w:ind w:left="709" w:firstLine="0"/>
+        <w:ind w:left="0" w:firstLine="709"/>
       </w:pPr>
       <w:rPr>
         <w:rFonts w:ascii="Times New Roman" w:hAnsi="Times New Roman" w:hint="default"/>
@@ -1443,7 +1998,7 @@
         <w:tabs>
           <w:tab w:val="num" w:pos="1418"/>
         </w:tabs>
-        <w:ind w:left="1418" w:firstLine="0"/>
+        <w:ind w:left="709" w:firstLine="709"/>
       </w:pPr>
       <w:rPr>
         <w:rFonts w:hint="default"/>
@@ -1458,7 +2013,7 @@
         <w:tabs>
           <w:tab w:val="num" w:pos="2126"/>
         </w:tabs>
-        <w:ind w:left="2126" w:firstLine="0"/>
+        <w:ind w:left="1418" w:firstLine="708"/>
       </w:pPr>
       <w:rPr>
         <w:rFonts w:hint="default"/>
@@ -1537,46 +2092,46 @@
       </w:rPr>
     </w:lvl>
   </w:abstractNum>
-  <w:abstractNum w:abstractNumId="6" w15:restartNumberingAfterBreak="0">
+  <w:abstractNum w:abstractNumId="7" w15:restartNumberingAfterBreak="0">
     <w:nsid w:val="223872DE"/>
     <w:multiLevelType w:val="multilevel"/>
-    <w:tmpl w:val="D81E8992"/>
-    <w:numStyleLink w:val="a"/>
-  </w:abstractNum>
-  <w:abstractNum w:abstractNumId="7" w15:restartNumberingAfterBreak="0">
-    <w:nsid w:val="26152ABF"/>
-    <w:multiLevelType w:val="multilevel"/>
-    <w:tmpl w:val="D81E8992"/>
+    <w:tmpl w:val="D0386C08"/>
     <w:numStyleLink w:val="a"/>
   </w:abstractNum>
   <w:abstractNum w:abstractNumId="8" w15:restartNumberingAfterBreak="0">
-    <w:nsid w:val="271E5FA7"/>
+    <w:nsid w:val="26152ABF"/>
     <w:multiLevelType w:val="multilevel"/>
-    <w:tmpl w:val="D81E8992"/>
+    <w:tmpl w:val="D0386C08"/>
     <w:numStyleLink w:val="a"/>
   </w:abstractNum>
   <w:abstractNum w:abstractNumId="9" w15:restartNumberingAfterBreak="0">
-    <w:nsid w:val="290C5BE1"/>
+    <w:nsid w:val="271E5FA7"/>
     <w:multiLevelType w:val="multilevel"/>
-    <w:tmpl w:val="D81E8992"/>
+    <w:tmpl w:val="D0386C08"/>
     <w:numStyleLink w:val="a"/>
   </w:abstractNum>
   <w:abstractNum w:abstractNumId="10" w15:restartNumberingAfterBreak="0">
-    <w:nsid w:val="299743B6"/>
+    <w:nsid w:val="290C5BE1"/>
     <w:multiLevelType w:val="multilevel"/>
-    <w:tmpl w:val="D81E8992"/>
+    <w:tmpl w:val="D0386C08"/>
     <w:numStyleLink w:val="a"/>
   </w:abstractNum>
   <w:abstractNum w:abstractNumId="11" w15:restartNumberingAfterBreak="0">
+    <w:nsid w:val="299743B6"/>
+    <w:multiLevelType w:val="multilevel"/>
+    <w:tmpl w:val="D0386C08"/>
+    <w:numStyleLink w:val="a"/>
+  </w:abstractNum>
+  <w:abstractNum w:abstractNumId="12" w15:restartNumberingAfterBreak="0">
     <w:nsid w:val="29B77FE4"/>
     <w:multiLevelType w:val="multilevel"/>
-    <w:tmpl w:val="8BACE886"/>
+    <w:tmpl w:val="61683670"/>
     <w:numStyleLink w:val="a1"/>
   </w:abstractNum>
-  <w:abstractNum w:abstractNumId="12" w15:restartNumberingAfterBreak="0">
+  <w:abstractNum w:abstractNumId="13" w15:restartNumberingAfterBreak="0">
     <w:nsid w:val="29DB71ED"/>
     <w:multiLevelType w:val="multilevel"/>
-    <w:tmpl w:val="D81E8992"/>
+    <w:tmpl w:val="D0386C08"/>
     <w:styleLink w:val="a"/>
     <w:lvl w:ilvl="0">
       <w:start w:val="1"/>
@@ -1587,7 +2142,7 @@
         <w:tabs>
           <w:tab w:val="num" w:pos="709"/>
         </w:tabs>
-        <w:ind w:left="709" w:firstLine="0"/>
+        <w:ind w:left="0" w:firstLine="709"/>
       </w:pPr>
       <w:rPr>
         <w:rFonts w:ascii="Times New Roman" w:hAnsi="Times New Roman" w:cs="Times New Roman" w:hint="default"/>
@@ -1603,7 +2158,7 @@
         <w:tabs>
           <w:tab w:val="num" w:pos="1418"/>
         </w:tabs>
-        <w:ind w:left="1418" w:firstLine="0"/>
+        <w:ind w:left="709" w:firstLine="709"/>
       </w:pPr>
       <w:rPr>
         <w:rFonts w:ascii="Times New Roman" w:hAnsi="Times New Roman" w:hint="default"/>
@@ -1619,7 +2174,7 @@
         <w:tabs>
           <w:tab w:val="num" w:pos="2126"/>
         </w:tabs>
-        <w:ind w:left="2126" w:firstLine="0"/>
+        <w:ind w:left="1418" w:firstLine="708"/>
       </w:pPr>
       <w:rPr>
         <w:rFonts w:ascii="Times New Roman" w:hAnsi="Times New Roman" w:hint="default"/>
@@ -1699,13 +2254,13 @@
       </w:rPr>
     </w:lvl>
   </w:abstractNum>
-  <w:abstractNum w:abstractNumId="13" w15:restartNumberingAfterBreak="0">
+  <w:abstractNum w:abstractNumId="14" w15:restartNumberingAfterBreak="0">
     <w:nsid w:val="35802479"/>
     <w:multiLevelType w:val="multilevel"/>
-    <w:tmpl w:val="8BACE886"/>
+    <w:tmpl w:val="61683670"/>
     <w:numStyleLink w:val="a1"/>
   </w:abstractNum>
-  <w:abstractNum w:abstractNumId="14" w15:restartNumberingAfterBreak="0">
+  <w:abstractNum w:abstractNumId="15" w15:restartNumberingAfterBreak="0">
     <w:nsid w:val="39D015CD"/>
     <w:multiLevelType w:val="multilevel"/>
     <w:tmpl w:val="0419001D"/>
@@ -1791,16 +2346,16 @@
       </w:pPr>
     </w:lvl>
   </w:abstractNum>
-  <w:abstractNum w:abstractNumId="15" w15:restartNumberingAfterBreak="0">
+  <w:abstractNum w:abstractNumId="16" w15:restartNumberingAfterBreak="0">
     <w:nsid w:val="3DB8798D"/>
     <w:multiLevelType w:val="multilevel"/>
-    <w:tmpl w:val="8BACE886"/>
+    <w:tmpl w:val="61683670"/>
     <w:numStyleLink w:val="a1"/>
   </w:abstractNum>
-  <w:abstractNum w:abstractNumId="16" w15:restartNumberingAfterBreak="0">
+  <w:abstractNum w:abstractNumId="17" w15:restartNumberingAfterBreak="0">
     <w:nsid w:val="46FE4841"/>
     <w:multiLevelType w:val="multilevel"/>
-    <w:tmpl w:val="426A5574"/>
+    <w:tmpl w:val="3A02B482"/>
     <w:styleLink w:val="a0"/>
     <w:lvl w:ilvl="0">
       <w:start w:val="1"/>
@@ -1811,7 +2366,7 @@
         <w:tabs>
           <w:tab w:val="num" w:pos="709"/>
         </w:tabs>
-        <w:ind w:left="709" w:firstLine="0"/>
+        <w:ind w:left="0" w:firstLine="709"/>
       </w:pPr>
       <w:rPr>
         <w:rFonts w:ascii="Times New Roman" w:hAnsi="Times New Roman" w:cs="Times New Roman" w:hint="default"/>
@@ -1915,55 +2470,55 @@
       </w:rPr>
     </w:lvl>
   </w:abstractNum>
-  <w:abstractNum w:abstractNumId="17" w15:restartNumberingAfterBreak="0">
+  <w:abstractNum w:abstractNumId="18" w15:restartNumberingAfterBreak="0">
     <w:nsid w:val="481D5092"/>
     <w:multiLevelType w:val="multilevel"/>
-    <w:tmpl w:val="8BACE886"/>
-    <w:numStyleLink w:val="a1"/>
-  </w:abstractNum>
-  <w:abstractNum w:abstractNumId="18" w15:restartNumberingAfterBreak="0">
-    <w:nsid w:val="49AE4DA3"/>
-    <w:multiLevelType w:val="multilevel"/>
-    <w:tmpl w:val="8BACE886"/>
+    <w:tmpl w:val="61683670"/>
     <w:numStyleLink w:val="a1"/>
   </w:abstractNum>
   <w:abstractNum w:abstractNumId="19" w15:restartNumberingAfterBreak="0">
+    <w:nsid w:val="49AE4DA3"/>
+    <w:multiLevelType w:val="multilevel"/>
+    <w:tmpl w:val="61683670"/>
+    <w:numStyleLink w:val="a1"/>
+  </w:abstractNum>
+  <w:abstractNum w:abstractNumId="20" w15:restartNumberingAfterBreak="0">
     <w:nsid w:val="51364A5C"/>
     <w:multiLevelType w:val="multilevel"/>
-    <w:tmpl w:val="426A5574"/>
-    <w:numStyleLink w:val="a0"/>
-  </w:abstractNum>
-  <w:abstractNum w:abstractNumId="20" w15:restartNumberingAfterBreak="0">
-    <w:nsid w:val="554615E1"/>
-    <w:multiLevelType w:val="multilevel"/>
-    <w:tmpl w:val="426A5574"/>
+    <w:tmpl w:val="3A02B482"/>
     <w:numStyleLink w:val="a0"/>
   </w:abstractNum>
   <w:abstractNum w:abstractNumId="21" w15:restartNumberingAfterBreak="0">
+    <w:nsid w:val="554615E1"/>
+    <w:multiLevelType w:val="multilevel"/>
+    <w:tmpl w:val="3A02B482"/>
+    <w:numStyleLink w:val="a0"/>
+  </w:abstractNum>
+  <w:abstractNum w:abstractNumId="22" w15:restartNumberingAfterBreak="0">
     <w:nsid w:val="5CD944C3"/>
     <w:multiLevelType w:val="multilevel"/>
-    <w:tmpl w:val="D81E8992"/>
-    <w:numStyleLink w:val="a"/>
-  </w:abstractNum>
-  <w:abstractNum w:abstractNumId="22" w15:restartNumberingAfterBreak="0">
-    <w:nsid w:val="611245ED"/>
-    <w:multiLevelType w:val="multilevel"/>
-    <w:tmpl w:val="D81E8992"/>
+    <w:tmpl w:val="D0386C08"/>
     <w:numStyleLink w:val="a"/>
   </w:abstractNum>
   <w:abstractNum w:abstractNumId="23" w15:restartNumberingAfterBreak="0">
+    <w:nsid w:val="611245ED"/>
+    <w:multiLevelType w:val="multilevel"/>
+    <w:tmpl w:val="D0386C08"/>
+    <w:numStyleLink w:val="a"/>
+  </w:abstractNum>
+  <w:abstractNum w:abstractNumId="24" w15:restartNumberingAfterBreak="0">
     <w:nsid w:val="64E45E06"/>
     <w:multiLevelType w:val="multilevel"/>
-    <w:tmpl w:val="8BACE886"/>
-    <w:numStyleLink w:val="a1"/>
-  </w:abstractNum>
-  <w:abstractNum w:abstractNumId="24" w15:restartNumberingAfterBreak="0">
-    <w:nsid w:val="67184247"/>
-    <w:multiLevelType w:val="multilevel"/>
-    <w:tmpl w:val="8BACE886"/>
+    <w:tmpl w:val="61683670"/>
     <w:numStyleLink w:val="a1"/>
   </w:abstractNum>
   <w:abstractNum w:abstractNumId="25" w15:restartNumberingAfterBreak="0">
+    <w:nsid w:val="67184247"/>
+    <w:multiLevelType w:val="multilevel"/>
+    <w:tmpl w:val="61683670"/>
+    <w:numStyleLink w:val="a1"/>
+  </w:abstractNum>
+  <w:abstractNum w:abstractNumId="26" w15:restartNumberingAfterBreak="0">
     <w:nsid w:val="673949CF"/>
     <w:multiLevelType w:val="multilevel"/>
     <w:tmpl w:val="0419001D"/>
@@ -2049,19 +2604,19 @@
       </w:pPr>
     </w:lvl>
   </w:abstractNum>
-  <w:abstractNum w:abstractNumId="26" w15:restartNumberingAfterBreak="0">
+  <w:abstractNum w:abstractNumId="27" w15:restartNumberingAfterBreak="0">
     <w:nsid w:val="69D56237"/>
     <w:multiLevelType w:val="multilevel"/>
-    <w:tmpl w:val="D81E8992"/>
+    <w:tmpl w:val="D0386C08"/>
     <w:numStyleLink w:val="a"/>
   </w:abstractNum>
-  <w:abstractNum w:abstractNumId="27" w15:restartNumberingAfterBreak="0">
+  <w:abstractNum w:abstractNumId="28" w15:restartNumberingAfterBreak="0">
     <w:nsid w:val="6A7C581B"/>
     <w:multiLevelType w:val="multilevel"/>
-    <w:tmpl w:val="8BACE886"/>
+    <w:tmpl w:val="61683670"/>
     <w:numStyleLink w:val="a1"/>
   </w:abstractNum>
-  <w:abstractNum w:abstractNumId="28" w15:restartNumberingAfterBreak="0">
+  <w:abstractNum w:abstractNumId="29" w15:restartNumberingAfterBreak="0">
     <w:nsid w:val="6C6244A3"/>
     <w:multiLevelType w:val="multilevel"/>
     <w:tmpl w:val="0419001D"/>
@@ -2147,110 +2702,122 @@
       </w:pPr>
     </w:lvl>
   </w:abstractNum>
-  <w:abstractNum w:abstractNumId="29" w15:restartNumberingAfterBreak="0">
+  <w:abstractNum w:abstractNumId="30" w15:restartNumberingAfterBreak="0">
     <w:nsid w:val="713439C7"/>
     <w:multiLevelType w:val="multilevel"/>
-    <w:tmpl w:val="D81E8992"/>
+    <w:tmpl w:val="D0386C08"/>
     <w:numStyleLink w:val="a"/>
   </w:abstractNum>
-  <w:abstractNum w:abstractNumId="30" w15:restartNumberingAfterBreak="0">
+  <w:abstractNum w:abstractNumId="31" w15:restartNumberingAfterBreak="0">
+    <w:nsid w:val="71AC17E6"/>
+    <w:multiLevelType w:val="multilevel"/>
+    <w:tmpl w:val="61683670"/>
+    <w:numStyleLink w:val="a1"/>
+  </w:abstractNum>
+  <w:abstractNum w:abstractNumId="32" w15:restartNumberingAfterBreak="0">
     <w:nsid w:val="726131BD"/>
     <w:multiLevelType w:val="multilevel"/>
-    <w:tmpl w:val="426A5574"/>
+    <w:tmpl w:val="3A02B482"/>
     <w:numStyleLink w:val="a0"/>
   </w:abstractNum>
   <w:num w:numId="1" w16cid:durableId="2058966411">
-    <w:abstractNumId w:val="28"/>
+    <w:abstractNumId w:val="29"/>
   </w:num>
   <w:num w:numId="2" w16cid:durableId="1846480850">
-    <w:abstractNumId w:val="4"/>
+    <w:abstractNumId w:val="5"/>
   </w:num>
   <w:num w:numId="3" w16cid:durableId="1053506553">
-    <w:abstractNumId w:val="25"/>
+    <w:abstractNumId w:val="26"/>
   </w:num>
   <w:num w:numId="4" w16cid:durableId="1781684160">
-    <w:abstractNumId w:val="12"/>
+    <w:abstractNumId w:val="13"/>
   </w:num>
   <w:num w:numId="5" w16cid:durableId="2061518023">
-    <w:abstractNumId w:val="21"/>
+    <w:abstractNumId w:val="22"/>
   </w:num>
   <w:num w:numId="6" w16cid:durableId="700086170">
-    <w:abstractNumId w:val="7"/>
+    <w:abstractNumId w:val="8"/>
   </w:num>
   <w:num w:numId="7" w16cid:durableId="982008470">
     <w:abstractNumId w:val="2"/>
   </w:num>
   <w:num w:numId="8" w16cid:durableId="1226919470">
-    <w:abstractNumId w:val="14"/>
+    <w:abstractNumId w:val="15"/>
   </w:num>
   <w:num w:numId="9" w16cid:durableId="1453983208">
-    <w:abstractNumId w:val="16"/>
+    <w:abstractNumId w:val="17"/>
   </w:num>
   <w:num w:numId="10" w16cid:durableId="410322822">
-    <w:abstractNumId w:val="20"/>
+    <w:abstractNumId w:val="21"/>
   </w:num>
   <w:num w:numId="11" w16cid:durableId="320933693">
-    <w:abstractNumId w:val="22"/>
+    <w:abstractNumId w:val="23"/>
   </w:num>
   <w:num w:numId="12" w16cid:durableId="393048615">
-    <w:abstractNumId w:val="5"/>
+    <w:abstractNumId w:val="6"/>
   </w:num>
   <w:num w:numId="13" w16cid:durableId="1341157168">
-    <w:abstractNumId w:val="23"/>
+    <w:abstractNumId w:val="24"/>
   </w:num>
   <w:num w:numId="14" w16cid:durableId="398478279">
-    <w:abstractNumId w:val="9"/>
+    <w:abstractNumId w:val="10"/>
   </w:num>
   <w:num w:numId="15" w16cid:durableId="1093937247">
     <w:abstractNumId w:val="1"/>
   </w:num>
   <w:num w:numId="16" w16cid:durableId="1914269742">
-    <w:abstractNumId w:val="24"/>
+    <w:abstractNumId w:val="25"/>
   </w:num>
   <w:num w:numId="17" w16cid:durableId="1325401624">
-    <w:abstractNumId w:val="27"/>
+    <w:abstractNumId w:val="28"/>
   </w:num>
   <w:num w:numId="18" w16cid:durableId="458033368">
-    <w:abstractNumId w:val="30"/>
+    <w:abstractNumId w:val="32"/>
   </w:num>
   <w:num w:numId="19" w16cid:durableId="1677226523">
-    <w:abstractNumId w:val="19"/>
+    <w:abstractNumId w:val="20"/>
   </w:num>
   <w:num w:numId="20" w16cid:durableId="946472788">
     <w:abstractNumId w:val="0"/>
   </w:num>
   <w:num w:numId="21" w16cid:durableId="1207764283">
-    <w:abstractNumId w:val="17"/>
+    <w:abstractNumId w:val="18"/>
   </w:num>
   <w:num w:numId="22" w16cid:durableId="2039231155">
-    <w:abstractNumId w:val="13"/>
+    <w:abstractNumId w:val="14"/>
   </w:num>
   <w:num w:numId="23" w16cid:durableId="373388556">
-    <w:abstractNumId w:val="26"/>
+    <w:abstractNumId w:val="27"/>
   </w:num>
   <w:num w:numId="24" w16cid:durableId="1714306201">
-    <w:abstractNumId w:val="8"/>
+    <w:abstractNumId w:val="9"/>
   </w:num>
   <w:num w:numId="25" w16cid:durableId="563832726">
-    <w:abstractNumId w:val="6"/>
+    <w:abstractNumId w:val="7"/>
   </w:num>
   <w:num w:numId="26" w16cid:durableId="1378581600">
-    <w:abstractNumId w:val="18"/>
+    <w:abstractNumId w:val="19"/>
   </w:num>
   <w:num w:numId="27" w16cid:durableId="1367367273">
-    <w:abstractNumId w:val="15"/>
+    <w:abstractNumId w:val="16"/>
   </w:num>
   <w:num w:numId="28" w16cid:durableId="1809391672">
-    <w:abstractNumId w:val="11"/>
+    <w:abstractNumId w:val="12"/>
   </w:num>
   <w:num w:numId="29" w16cid:durableId="1191652791">
     <w:abstractNumId w:val="3"/>
   </w:num>
   <w:num w:numId="30" w16cid:durableId="275061330">
-    <w:abstractNumId w:val="29"/>
+    <w:abstractNumId w:val="30"/>
   </w:num>
   <w:num w:numId="31" w16cid:durableId="610938369">
-    <w:abstractNumId w:val="10"/>
+    <w:abstractNumId w:val="11"/>
+  </w:num>
+  <w:num w:numId="32" w16cid:durableId="919021653">
+    <w:abstractNumId w:val="31"/>
+  </w:num>
+  <w:num w:numId="33" w16cid:durableId="61295423">
+    <w:abstractNumId w:val="4"/>
   </w:num>
 </w:numbering>
 </file>
@@ -2655,7 +3222,7 @@
   <w:style w:type="paragraph" w:default="1" w:styleId="a2">
     <w:name w:val="Normal"/>
     <w:qFormat/>
-    <w:rsid w:val="000E1E17"/>
+    <w:rsid w:val="006513AA"/>
     <w:pPr>
       <w:spacing w:after="0" w:line="240" w:lineRule="auto"/>
       <w:ind w:firstLine="709"/>
@@ -2865,7 +3432,6 @@
   <w:style w:type="character" w:default="1" w:styleId="a3">
     <w:name w:val="Default Paragraph Font"/>
     <w:uiPriority w:val="1"/>
-    <w:semiHidden/>
     <w:unhideWhenUsed/>
   </w:style>
   <w:style w:type="table" w:default="1" w:styleId="a4">
@@ -3238,7 +3804,7 @@
     <w:name w:val="Нумерация (скобки)"/>
     <w:basedOn w:val="a5"/>
     <w:uiPriority w:val="99"/>
-    <w:rsid w:val="00FE516D"/>
+    <w:rsid w:val="00B22A5A"/>
     <w:pPr>
       <w:numPr>
         <w:numId w:val="4"/>
@@ -3249,7 +3815,7 @@
     <w:name w:val="Маркер"/>
     <w:basedOn w:val="a5"/>
     <w:uiPriority w:val="99"/>
-    <w:rsid w:val="00FE516D"/>
+    <w:rsid w:val="00B22A5A"/>
     <w:pPr>
       <w:numPr>
         <w:numId w:val="9"/>
@@ -3259,7 +3825,7 @@
   <w:style w:type="numbering" w:customStyle="1" w:styleId="a1">
     <w:name w:val="Литература"/>
     <w:uiPriority w:val="99"/>
-    <w:rsid w:val="000364A4"/>
+    <w:rsid w:val="00B22A5A"/>
     <w:pPr>
       <w:numPr>
         <w:numId w:val="12"/>

--- a/ФЛиМН, лекции/ФЛиМН, лекции.docx
+++ b/ФЛиМН, лекции/ФЛиМН, лекции.docx
@@ -49,26 +49,10 @@
         <w:t>а</w:t>
       </w:r>
       <w:r>
-        <w:t xml:space="preserve"> </w:t>
-      </w:r>
-      <w:proofErr w:type="spellStart"/>
-      <w:r>
-        <w:t>Уэвелл</w:t>
-      </w:r>
-      <w:r>
-        <w:t>а</w:t>
-      </w:r>
-      <w:proofErr w:type="spellEnd"/>
-      <w:r>
-        <w:t xml:space="preserve"> (1794 – 1886) «История индуктивных наук от древнейшего до настоящего времени» (1840). </w:t>
-      </w:r>
-      <w:proofErr w:type="spellStart"/>
-      <w:r>
-        <w:t>Уэвелл</w:t>
-      </w:r>
-      <w:proofErr w:type="spellEnd"/>
-      <w:r>
-        <w:t xml:space="preserve"> был сторонником применения в науке индуктивного метода и находился под влиянием философии Канта.</w:t>
+        <w:t xml:space="preserve"> Уэвелл</w:t>
+      </w:r>
+      <w:r>
+        <w:t>а (1794 – 1886) «История индуктивных наук от древнейшего до настоящего времени» (1840). Уэвелл был сторонником применения в науке индуктивного метода и находился под влиянием философии Канта.</w:t>
       </w:r>
     </w:p>
     <w:p>
@@ -387,11 +371,9 @@
       <w:r>
         <w:t xml:space="preserve">Не следует абсолютизировать возможности науки, но и </w:t>
       </w:r>
-      <w:proofErr w:type="spellStart"/>
       <w:r>
         <w:t>антисайентизм</w:t>
       </w:r>
-      <w:proofErr w:type="spellEnd"/>
       <w:r>
         <w:t xml:space="preserve"> (враждебное отношение к науке) опасен. Все формы познания (научные, вненаучные) имеют право на жизнь. Необходима экологизация и </w:t>
       </w:r>
@@ -449,13 +431,8 @@
           <w:numId w:val="27"/>
         </w:numPr>
       </w:pPr>
-      <w:proofErr w:type="spellStart"/>
-      <w:r>
-        <w:t>Культурообразующая</w:t>
-      </w:r>
-      <w:proofErr w:type="spellEnd"/>
-      <w:r>
-        <w:t>: наука вносит существенный вклад в формирование индивидуального и общественного мировоззрения</w:t>
+      <w:r>
+        <w:t>Культурообразующая: наука вносит существенный вклад в формирование индивидуального и общественного мировоззрения</w:t>
       </w:r>
       <w:r>
         <w:t xml:space="preserve">; </w:t>
@@ -638,7 +615,6 @@
       </w:r>
     </w:p>
     <w:p>
-      <w:proofErr w:type="spellStart"/>
       <w:r>
         <w:rPr>
           <w:b/>
@@ -646,37 +622,7 @@
           <w:i/>
           <w:iCs/>
         </w:rPr>
-        <w:t>Специализированность</w:t>
-      </w:r>
-      <w:proofErr w:type="spellEnd"/>
-      <w:r>
-        <w:rPr>
-          <w:b/>
-          <w:bCs/>
-          <w:i/>
-          <w:iCs/>
-        </w:rPr>
-        <w:t xml:space="preserve">, предметность и </w:t>
-      </w:r>
-      <w:proofErr w:type="spellStart"/>
-      <w:r>
-        <w:rPr>
-          <w:b/>
-          <w:bCs/>
-          <w:i/>
-          <w:iCs/>
-        </w:rPr>
-        <w:t>дисциплинарность</w:t>
-      </w:r>
-      <w:proofErr w:type="spellEnd"/>
-      <w:r>
-        <w:rPr>
-          <w:b/>
-          <w:bCs/>
-          <w:i/>
-          <w:iCs/>
-        </w:rPr>
-        <w:t xml:space="preserve"> научного знания</w:t>
+        <w:t>Специализированность, предметность и дисциплинарность научного знания</w:t>
       </w:r>
       <w:r>
         <w:t>: у</w:t>
@@ -784,7 +730,6 @@
       </w:r>
     </w:p>
     <w:p>
-      <w:proofErr w:type="spellStart"/>
       <w:r>
         <w:rPr>
           <w:b/>
@@ -792,37 +737,7 @@
           <w:i/>
           <w:iCs/>
         </w:rPr>
-        <w:t>Кумулятивность</w:t>
-      </w:r>
-      <w:proofErr w:type="spellEnd"/>
-      <w:r>
-        <w:rPr>
-          <w:b/>
-          <w:bCs/>
-          <w:i/>
-          <w:iCs/>
-        </w:rPr>
-        <w:t xml:space="preserve"> (</w:t>
-      </w:r>
-      <w:proofErr w:type="spellStart"/>
-      <w:r>
-        <w:rPr>
-          <w:b/>
-          <w:bCs/>
-          <w:i/>
-          <w:iCs/>
-        </w:rPr>
-        <w:t>накопительность</w:t>
-      </w:r>
-      <w:proofErr w:type="spellEnd"/>
-      <w:r>
-        <w:rPr>
-          <w:b/>
-          <w:bCs/>
-          <w:i/>
-          <w:iCs/>
-        </w:rPr>
-        <w:t>) научного знания</w:t>
+        <w:t>Кумулятивность (накопительность) научного знания</w:t>
       </w:r>
       <w:r>
         <w:t>:</w:t>
@@ -831,11 +746,7 @@
         <w:t xml:space="preserve"> н</w:t>
       </w:r>
       <w:r>
-        <w:t xml:space="preserve">аучное знания накапливаются, совершенствуются, углубляются, становятся более полными. Кумулятивность, прогресс научного познания, слабо проявляет себя в сфере философского познания, искусства, религии. </w:t>
-      </w:r>
-      <w:proofErr w:type="spellStart"/>
-      <w:r>
-        <w:t>Анти</w:t>
+        <w:t>аучное знания накапливаются, совершенствуются, углубляются, становятся более полными. Кумулятивность, прогресс научного познания, слабо проявляет себя в сфере философского познания, искусства, религии. Анти</w:t>
       </w:r>
       <w:r>
         <w:t>к</w:t>
@@ -846,40 +757,23 @@
       <w:r>
         <w:t>й</w:t>
       </w:r>
-      <w:proofErr w:type="spellEnd"/>
       <w:r>
         <w:t xml:space="preserve"> </w:t>
       </w:r>
       <w:r>
-        <w:t xml:space="preserve">точке зрения развития науки придерживались Томас Кун, Имре </w:t>
-      </w:r>
-      <w:proofErr w:type="spellStart"/>
-      <w:r>
-        <w:t>Лакатос</w:t>
-      </w:r>
-      <w:proofErr w:type="spellEnd"/>
-      <w:r>
-        <w:t>, П</w:t>
+        <w:t>точке зрения развития науки придерживались Томас Кун, Имре Лакатос, П</w:t>
       </w:r>
       <w:r>
         <w:t>ол</w:t>
       </w:r>
       <w:r>
-        <w:t xml:space="preserve"> </w:t>
-      </w:r>
-      <w:proofErr w:type="spellStart"/>
-      <w:r>
-        <w:t>Ф</w:t>
+        <w:t xml:space="preserve"> Ф</w:t>
       </w:r>
       <w:r>
         <w:t>е</w:t>
       </w:r>
       <w:r>
-        <w:t>йерабенд</w:t>
-      </w:r>
-      <w:proofErr w:type="spellEnd"/>
-      <w:r>
-        <w:t>.</w:t>
+        <w:t>йерабенд.</w:t>
       </w:r>
     </w:p>
     <w:p>
@@ -1010,16 +904,11 @@
           <w:numId w:val="31"/>
         </w:numPr>
       </w:pPr>
-      <w:proofErr w:type="spellStart"/>
       <w:r>
         <w:t>п</w:t>
       </w:r>
       <w:r>
-        <w:t>реднаучные</w:t>
-      </w:r>
-      <w:proofErr w:type="spellEnd"/>
-      <w:r>
-        <w:t xml:space="preserve"> знания были вплетены в соответствующие мифологические и </w:t>
+        <w:t xml:space="preserve">реднаучные знания были вплетены в соответствующие мифологические и </w:t>
       </w:r>
       <w:r>
         <w:t>религиозные</w:t>
@@ -1061,15 +950,7 @@
         <w:t xml:space="preserve"> существовало</w:t>
       </w:r>
       <w:r>
-        <w:t xml:space="preserve"> вне </w:t>
-      </w:r>
-      <w:proofErr w:type="spellStart"/>
-      <w:r>
-        <w:t>синклитического</w:t>
-      </w:r>
-      <w:proofErr w:type="spellEnd"/>
-      <w:r>
-        <w:t xml:space="preserve"> религиозно-мифологического комплекса</w:t>
+        <w:t xml:space="preserve"> вне синклитического религиозно-мифологического комплекса</w:t>
       </w:r>
       <w:r>
         <w:t>;</w:t>
@@ -1209,13 +1090,8 @@
       <w:pPr>
         <w:pStyle w:val="af0"/>
       </w:pPr>
-      <w:proofErr w:type="spellStart"/>
-      <w:r>
-        <w:t>Специализированность</w:t>
-      </w:r>
-      <w:proofErr w:type="spellEnd"/>
-      <w:r>
-        <w:t xml:space="preserve"> языка науки </w:t>
+      <w:r>
+        <w:t xml:space="preserve">Специализированность языка науки </w:t>
       </w:r>
     </w:p>
     <w:p>
@@ -1233,26 +1109,16 @@
       <w:pPr>
         <w:pStyle w:val="af0"/>
       </w:pPr>
-      <w:proofErr w:type="spellStart"/>
       <w:r>
         <w:t>Когнитивизм</w:t>
       </w:r>
-      <w:proofErr w:type="spellEnd"/>
       <w:r>
         <w:t xml:space="preserve"> классической науки </w:t>
       </w:r>
     </w:p>
     <w:p>
       <w:r>
-        <w:t xml:space="preserve">Классическая наука по своим ценностным ориентациям и целям может быть охарактеризована таким понятием как </w:t>
-      </w:r>
-      <w:proofErr w:type="spellStart"/>
-      <w:r>
-        <w:t>когнитивизм</w:t>
-      </w:r>
-      <w:proofErr w:type="spellEnd"/>
-      <w:r>
-        <w:t>, так как она ориентирована в основном на получение знаний о мире.</w:t>
+        <w:t>Классическая наука по своим ценностным ориентациям и целям может быть охарактеризована таким понятием как когнитивизм, так как она ориентирована в основном на получение знаний о мире.</w:t>
       </w:r>
       <w:r>
         <w:t xml:space="preserve"> Каждая наука имеет свою картину миру: она в первую очередь стремилась достичь истину. Для этого нужно было сосредоточиться на объекте познания, исключить из процесса познания и его результата все субъективные моменты.</w:t>
@@ -1263,15 +1129,7 @@
     </w:p>
     <w:p>
       <w:r>
-        <w:t xml:space="preserve">Классическая наука была </w:t>
-      </w:r>
-      <w:proofErr w:type="spellStart"/>
-      <w:r>
-        <w:t>объектоцентричной</w:t>
-      </w:r>
-      <w:proofErr w:type="spellEnd"/>
-      <w:r>
-        <w:t xml:space="preserve"> по своей сути. В классической науке метод только применяется субъектом, но не определяется им, он определяется объектом.</w:t>
+        <w:t>Классическая наука была объектоцентричной по своей сути. В классической науке метод только применяется субъектом, но не определяется им, он определяется объектом.</w:t>
       </w:r>
       <w:r>
         <w:t xml:space="preserve"> Это относится и к результатам научного познания, то есть к научному знанию.</w:t>
@@ -1288,15 +1146,7 @@
     </w:p>
     <w:p>
       <w:r>
-        <w:t xml:space="preserve">В формировании ценностных ориентаций античной науки сыграла созерцательность. Она была одним из основным источником науки. Другим основанием </w:t>
-      </w:r>
-      <w:proofErr w:type="spellStart"/>
-      <w:r>
-        <w:t>когнитивизма</w:t>
-      </w:r>
-      <w:proofErr w:type="spellEnd"/>
-      <w:r>
-        <w:t xml:space="preserve"> классической науки является преимущественно гносеологическая направленность тогдашней философии нового времени.</w:t>
+        <w:t>В формировании ценностных ориентаций античной науки сыграла созерцательность. Она была одним из основным источником науки. Другим основанием когнитивизма классической науки является преимущественно гносеологическая направленность тогдашней философии нового времени.</w:t>
       </w:r>
       <w:r>
         <w:t xml:space="preserve"> Декартовский субъект убеждается в своем бытии через мышление.</w:t>
@@ -1325,15 +1175,7 @@
     </w:p>
     <w:p>
       <w:r>
-        <w:t xml:space="preserve">По мере развития и обретения автономности наука начинает учитывать социокультурный контекст, в ходе развития она заполняет свою экологическую нишу и на границах этой ниши сталкивается с другими секторами культуры, взаимодействует с ними. Тогдашнее мировоззрение: теистическое, пантеистическое (Бог – это природа), </w:t>
-      </w:r>
-      <w:proofErr w:type="spellStart"/>
-      <w:r>
-        <w:t>панентеистическое</w:t>
-      </w:r>
-      <w:proofErr w:type="spellEnd"/>
-      <w:r>
-        <w:t xml:space="preserve"> воспринимало мир, природу, вселенную как творение Бога, как </w:t>
+        <w:t xml:space="preserve">По мере развития и обретения автономности наука начинает учитывать социокультурный контекст, в ходе развития она заполняет свою экологическую нишу и на границах этой ниши сталкивается с другими секторами культуры, взаимодействует с ними. Тогдашнее мировоззрение: теистическое, пантеистическое (Бог – это природа), панентеистическое воспринимало мир, природу, вселенную как творение Бога, как </w:t>
       </w:r>
       <w:r>
         <w:t>«</w:t>
@@ -1501,40 +1343,13 @@
         <w:t xml:space="preserve"> Томас Кун говорит о </w:t>
       </w:r>
       <w:r>
-        <w:t>несоизмеримости</w:t>
-      </w:r>
-      <w:r>
-        <w:t xml:space="preserve"> </w:t>
-      </w:r>
-      <w:r>
-        <w:t xml:space="preserve">и несравнимости сменяющих друг друга парадигм, в этом и состоит </w:t>
-      </w:r>
-      <w:proofErr w:type="spellStart"/>
-      <w:r>
-        <w:t>антикумулятивизм</w:t>
-      </w:r>
-      <w:proofErr w:type="spellEnd"/>
-      <w:r>
-        <w:t xml:space="preserve"> – это переход из одного мира в другой, это новое виденье мира. Поэтому согласно Томасу Куну научная революция не ведет науку к прогрессу. Его точку зрения поддерживают </w:t>
-      </w:r>
-      <w:r>
-        <w:t xml:space="preserve">Имре </w:t>
-      </w:r>
-      <w:proofErr w:type="spellStart"/>
-      <w:r>
-        <w:t>Лакатос</w:t>
-      </w:r>
-      <w:proofErr w:type="spellEnd"/>
-      <w:r>
-        <w:t xml:space="preserve">, Пол </w:t>
-      </w:r>
-      <w:proofErr w:type="spellStart"/>
-      <w:r>
-        <w:t>Фейерабенд</w:t>
-      </w:r>
-      <w:proofErr w:type="spellEnd"/>
-      <w:r>
-        <w:t>, К</w:t>
+        <w:t xml:space="preserve">несоизмеримости </w:t>
+      </w:r>
+      <w:r>
+        <w:t xml:space="preserve">и несравнимости сменяющих друг друга парадигм, в этом и состоит антикумулятивизм – это переход из одного мира в другой, это новое виденье мира. Поэтому согласно Томасу Куну научная революция не ведет науку к прогрессу. Его точку зрения поддерживают </w:t>
+      </w:r>
+      <w:r>
+        <w:t>Имре Лакатос, Пол Фейерабенд, К</w:t>
       </w:r>
       <w:r>
         <w:t>арл П</w:t>
@@ -1549,40 +1364,16 @@
         <w:t>ер</w:t>
       </w:r>
       <w:r>
-        <w:t xml:space="preserve"> – они </w:t>
-      </w:r>
-      <w:proofErr w:type="spellStart"/>
-      <w:r>
-        <w:t>антикумулятивисты</w:t>
-      </w:r>
-      <w:proofErr w:type="spellEnd"/>
-      <w:r>
-        <w:t xml:space="preserve"> и считают, что наука развивается скачкообразно путем научных революций</w:t>
+        <w:t xml:space="preserve"> – они антикумулятивисты и считают, что наука развивается скачкообразно путем научных революций</w:t>
       </w:r>
       <w:r>
         <w:t>.</w:t>
       </w:r>
       <w:r>
-        <w:t xml:space="preserve"> </w:t>
-      </w:r>
-      <w:proofErr w:type="spellStart"/>
-      <w:r>
-        <w:t>Антикумулятивизм</w:t>
-      </w:r>
-      <w:proofErr w:type="spellEnd"/>
-      <w:r>
-        <w:t xml:space="preserve"> преувеличивает роль субъективных факторов в развитии науки.</w:t>
-      </w:r>
-      <w:r>
-        <w:t xml:space="preserve"> </w:t>
-      </w:r>
-      <w:proofErr w:type="spellStart"/>
-      <w:r>
-        <w:t>Антикумулятивисты</w:t>
-      </w:r>
-      <w:proofErr w:type="spellEnd"/>
-      <w:r>
-        <w:t xml:space="preserve"> отрицают значение идеалов и норм научности, что приводит к эпистемологическому анархизму.</w:t>
+        <w:t xml:space="preserve"> Антикумулятивизм преувеличивает роль субъективных факторов в развитии науки.</w:t>
+      </w:r>
+      <w:r>
+        <w:t xml:space="preserve"> Антикумулятивисты отрицают значение идеалов и норм научности, что приводит к эпистемологическому анархизму.</w:t>
       </w:r>
     </w:p>
     <w:p>
@@ -1609,6 +1400,725 @@
       <w:r>
         <w:lastRenderedPageBreak/>
         <w:t>Лекция 4 «Особенности научного знания в средневековье»</w:t>
+      </w:r>
+    </w:p>
+    <w:p>
+      <w:r>
+        <w:t xml:space="preserve">Развитие науки в средневековье </w:t>
+      </w:r>
+      <w:r>
+        <w:t>–</w:t>
+      </w:r>
+      <w:r>
+        <w:t xml:space="preserve"> это</w:t>
+      </w:r>
+      <w:r>
+        <w:t xml:space="preserve"> третий этап в развитии науки</w:t>
+      </w:r>
+      <w:r>
+        <w:t>:</w:t>
+      </w:r>
+    </w:p>
+    <w:p>
+      <w:pPr>
+        <w:pStyle w:val="aa"/>
+        <w:numPr>
+          <w:ilvl w:val="0"/>
+          <w:numId w:val="35"/>
+        </w:numPr>
+      </w:pPr>
+      <w:r>
+        <w:t>первый этап</w:t>
+      </w:r>
+      <w:r>
+        <w:t>:</w:t>
+      </w:r>
+      <w:r>
+        <w:t xml:space="preserve"> когнитивные практики Шумера, Вавилона в Древнем Египте – этап преднауки, предшествующий становлению науки</w:t>
+      </w:r>
+      <w:r>
+        <w:t xml:space="preserve">; </w:t>
+      </w:r>
+    </w:p>
+    <w:p>
+      <w:pPr>
+        <w:pStyle w:val="aa"/>
+        <w:numPr>
+          <w:ilvl w:val="0"/>
+          <w:numId w:val="35"/>
+        </w:numPr>
+      </w:pPr>
+      <w:r>
+        <w:t>второй этап</w:t>
+      </w:r>
+      <w:r>
+        <w:t>:</w:t>
+      </w:r>
+      <w:r>
+        <w:t xml:space="preserve"> </w:t>
+      </w:r>
+      <w:r>
+        <w:t>античная наука (</w:t>
+      </w:r>
+      <w:r>
+        <w:rPr>
+          <w:lang w:val="en-US"/>
+        </w:rPr>
+        <w:t>VI</w:t>
+      </w:r>
+      <w:r>
+        <w:t xml:space="preserve"> – </w:t>
+      </w:r>
+      <w:r>
+        <w:rPr>
+          <w:lang w:val="en-US"/>
+        </w:rPr>
+        <w:t>III</w:t>
+      </w:r>
+      <w:r>
+        <w:t xml:space="preserve"> века до нашей эры) – первая волна «возникновения» науки (умозрительность и созерцание)</w:t>
+      </w:r>
+      <w:r>
+        <w:t xml:space="preserve">; </w:t>
+      </w:r>
+    </w:p>
+    <w:p>
+      <w:pPr>
+        <w:pStyle w:val="aa"/>
+        <w:numPr>
+          <w:ilvl w:val="0"/>
+          <w:numId w:val="35"/>
+        </w:numPr>
+      </w:pPr>
+      <w:r>
+        <w:t>третий этап</w:t>
+      </w:r>
+      <w:r>
+        <w:t>:</w:t>
+      </w:r>
+      <w:r>
+        <w:t xml:space="preserve"> связан со средневековой европейской наукой (</w:t>
+      </w:r>
+      <w:r>
+        <w:rPr>
+          <w:lang w:val="en-US"/>
+        </w:rPr>
+        <w:t>XII</w:t>
+      </w:r>
+      <w:r>
+        <w:t xml:space="preserve"> – </w:t>
+      </w:r>
+      <w:r>
+        <w:rPr>
+          <w:lang w:val="en-US"/>
+        </w:rPr>
+        <w:t>XIV</w:t>
+      </w:r>
+      <w:r>
+        <w:t xml:space="preserve"> века) – период сохранения и приспособления к новому социокультурному контексту существенных элементов античной науки</w:t>
+      </w:r>
+      <w:r>
+        <w:t>;</w:t>
+      </w:r>
+      <w:r>
+        <w:t xml:space="preserve"> период подготовки нового этапа развития науки – периода классической науки Нового времени.</w:t>
+      </w:r>
+    </w:p>
+    <w:p>
+      <w:r>
+        <w:t>«</w:t>
+      </w:r>
+      <w:r>
+        <w:t xml:space="preserve">Средневековая наука лишь ступень подлинной науки, глубоко неправы те, кто подобно </w:t>
+      </w:r>
+      <w:r>
+        <w:t>Дюгему и Кромби</w:t>
+      </w:r>
+      <w:r>
+        <w:t xml:space="preserve"> </w:t>
+      </w:r>
+      <w:r>
+        <w:t>помещают точку отсчета науки, то есть эмпирически обоснованную науку в эпоху средневековья, превознося деятельность натуральных магов</w:t>
+      </w:r>
+      <w:r>
+        <w:t xml:space="preserve">; </w:t>
+      </w:r>
+      <w:r>
+        <w:t>подлинная экспериментальная наука возникает в период Нового времени, а исходом и точкой отсчёта ее является Галилей</w:t>
+      </w:r>
+      <w:r>
+        <w:t>»</w:t>
+      </w:r>
+      <w:r>
+        <w:t xml:space="preserve"> (Ильин</w:t>
+      </w:r>
+      <w:r>
+        <w:t xml:space="preserve"> В.В.</w:t>
+      </w:r>
+      <w:r>
+        <w:t xml:space="preserve"> «Философия науки»). Фундаментом средневековой науки были </w:t>
+      </w:r>
+      <w:r>
+        <w:t>авторитеты и религия.</w:t>
+      </w:r>
+    </w:p>
+    <w:p>
+      <w:r>
+        <w:t xml:space="preserve">На смену идеям Аристотеля пришли идеи </w:t>
+      </w:r>
+      <w:r>
+        <w:t>С</w:t>
+      </w:r>
+      <w:r>
+        <w:t>тоиков</w:t>
+      </w:r>
+      <w:r>
+        <w:t xml:space="preserve"> (с их точки зрения Вселенная была создана логосом (словом или разумом)) и идеи Эпикурейцев (они были сторонниками более объективного </w:t>
+      </w:r>
+      <w:r>
+        <w:t>атеистического</w:t>
+      </w:r>
+      <w:r>
+        <w:t xml:space="preserve"> взгляда). Христианское богословие развивалось, отталкиваясь от представлений Эллинистического мира</w:t>
+      </w:r>
+      <w:r>
+        <w:t>. Христианские мыслители, в частности Августин Блаженный, восходили к взглядам Платона</w:t>
+      </w:r>
+      <w:r>
+        <w:t xml:space="preserve"> и считали, что все Земное есть бледный слепок Мира более совершенного.</w:t>
+      </w:r>
+      <w:r>
+        <w:t xml:space="preserve"> Эти взгляды еще более укрепили представление о Вселенной</w:t>
+      </w:r>
+      <w:r>
+        <w:t xml:space="preserve">, данное во </w:t>
+      </w:r>
+      <w:r>
+        <w:rPr>
+          <w:lang w:val="en-US"/>
+        </w:rPr>
+        <w:t>II</w:t>
+      </w:r>
+      <w:r>
+        <w:t xml:space="preserve"> веке нашей эры Птолемеем Александрийским</w:t>
+      </w:r>
+      <w:r>
+        <w:t>. Он создал геоцентрическую картину мира, согласно которой все планеты вращаются по круговым орбитам вокруг неподвижной Земли</w:t>
+      </w:r>
+      <w:r>
+        <w:t>;</w:t>
+      </w:r>
+      <w:r>
+        <w:t xml:space="preserve"> в самой дальней сфере находится Бог. Все пребывающее выше Луны считалось идеальным и неизменным, а все, что ниже</w:t>
+      </w:r>
+      <w:r>
+        <w:t>,</w:t>
+      </w:r>
+      <w:r>
+        <w:t xml:space="preserve"> – несовершенн</w:t>
+      </w:r>
+      <w:r>
+        <w:t>ым</w:t>
+      </w:r>
+      <w:r>
+        <w:t xml:space="preserve"> и изменчив</w:t>
+      </w:r>
+      <w:r>
+        <w:t>ым</w:t>
+      </w:r>
+      <w:r>
+        <w:t xml:space="preserve">. Идеи </w:t>
+      </w:r>
+      <w:r>
+        <w:t>г</w:t>
+      </w:r>
+      <w:r>
+        <w:t>ре</w:t>
+      </w:r>
+      <w:r>
+        <w:t>к</w:t>
+      </w:r>
+      <w:r>
+        <w:t>ов были утеряны для Запада в эпоху «Темных веков» (Средневековье), но труды Аристотеля и других ученых были переведены на арабский язык и сохранились</w:t>
+      </w:r>
+      <w:r>
+        <w:t>, поэтому греческая философия и математик</w:t>
+      </w:r>
+      <w:r>
+        <w:t>а</w:t>
+      </w:r>
+      <w:r>
+        <w:t xml:space="preserve"> получили свое развитие у мусульманских ученых (на Востоке).</w:t>
+      </w:r>
+    </w:p>
+    <w:p>
+      <w:r>
+        <w:rPr>
+          <w:lang w:val="en-US"/>
+        </w:rPr>
+        <w:t>XIII</w:t>
+      </w:r>
+      <w:r>
+        <w:t xml:space="preserve"> век отмечен рассветом философии: появляются такие мыслители, как Фома Аквинский (1225 – 1274), Дунс Скот (1266 – 1308), Уильям Оккам (1285 – 1347). По всей Европе в это время начинают создаваться университеты, а преподавали там натурфилософию на основе трудов Аристотеля</w:t>
+      </w:r>
+      <w:r>
+        <w:t xml:space="preserve"> – это было важным этапом для последующих достижений философии и науки.</w:t>
+      </w:r>
+      <w:r>
+        <w:t xml:space="preserve"> </w:t>
+      </w:r>
+      <w:r>
+        <w:t>Некоторые положения Греческой (особенно Аристотелевской) концепции мира повлияли на взгляды средневековых мыслителе</w:t>
+      </w:r>
+      <w:r>
+        <w:t xml:space="preserve">й. Считалось, что все материальные вещи сотворены из четырех стихий: </w:t>
+      </w:r>
+      <w:r>
+        <w:t>земли, воды, воздуха и огня. Каждой стихии присущ свой собственный природный уровень, к которому она тяготеет в своем движении</w:t>
+      </w:r>
+      <w:r>
+        <w:t>, например, естественной склонностью земли является падени</w:t>
+      </w:r>
+      <w:r>
+        <w:t>е</w:t>
+      </w:r>
+      <w:r>
+        <w:t>, воды – течени</w:t>
+      </w:r>
+      <w:r>
+        <w:t>е</w:t>
+      </w:r>
+      <w:r>
+        <w:t>, огня – восхождение</w:t>
+      </w:r>
+      <w:r>
+        <w:t xml:space="preserve">; </w:t>
+      </w:r>
+      <w:r>
+        <w:t>этим объяснялся сам процесс движения.</w:t>
+      </w:r>
+      <w:r>
+        <w:t xml:space="preserve"> Небеса считались совершенными</w:t>
+      </w:r>
+      <w:r>
+        <w:t>, а всякое движение в небе – идеально круговым</w:t>
+      </w:r>
+      <w:r>
+        <w:t xml:space="preserve">; </w:t>
+      </w:r>
+      <w:r>
+        <w:t>но практика свидетельствовала о другом: это начали осознавать те, кто наблюдал за планетами, например, Роджер Бэкон критически воспринимал склонность принимать все на веру, доверяться авторитетам</w:t>
+      </w:r>
+      <w:r>
+        <w:t>, он выдвинул идею создания летательных аппаратов, его работы по оптике способствовали изобретению увеличительных стекол и очков.</w:t>
+      </w:r>
+      <w:r>
+        <w:t xml:space="preserve"> </w:t>
+      </w:r>
+      <w:r>
+        <w:t>Леонардо да Винчи (1452 – 1519) был изобретателем и провидцем, выдающимся художником и зодчим, обладал редкой способностью наблюдать природу и использовать её в интересах человека. Он был увлечен мыслью о полете, оставил эскизы самолетов, вертолетов и пароходов.</w:t>
+      </w:r>
+    </w:p>
+    <w:p>
+      <w:r>
+        <w:t xml:space="preserve">В Средневековье возникли: первый университет </w:t>
+      </w:r>
+      <w:r>
+        <w:t xml:space="preserve">был основан </w:t>
+      </w:r>
+      <w:r>
+        <w:t>в 108</w:t>
+      </w:r>
+      <w:r>
+        <w:t>8</w:t>
+      </w:r>
+      <w:r>
+        <w:t xml:space="preserve"> </w:t>
+      </w:r>
+      <w:r>
+        <w:t>в Болонье</w:t>
+      </w:r>
+      <w:r>
+        <w:t>, второй в 1</w:t>
+      </w:r>
+      <w:r>
+        <w:t>096</w:t>
+      </w:r>
+      <w:r>
+        <w:t xml:space="preserve"> году в Оксфорде, третий </w:t>
+      </w:r>
+      <w:r>
+        <w:t xml:space="preserve">в </w:t>
+      </w:r>
+      <w:r>
+        <w:t xml:space="preserve">1209 </w:t>
+      </w:r>
+      <w:r>
+        <w:t>в</w:t>
+      </w:r>
+      <w:r>
+        <w:t xml:space="preserve"> Кембридж</w:t>
+      </w:r>
+      <w:r>
+        <w:t>е</w:t>
+      </w:r>
+      <w:r>
+        <w:t xml:space="preserve">, </w:t>
+      </w:r>
+      <w:r>
+        <w:t xml:space="preserve">следующий в </w:t>
+      </w:r>
+      <w:r>
+        <w:t xml:space="preserve">1215 </w:t>
+      </w:r>
+      <w:r>
+        <w:t>в</w:t>
+      </w:r>
+      <w:r>
+        <w:t xml:space="preserve"> Париж</w:t>
+      </w:r>
+      <w:r>
+        <w:t>е</w:t>
+      </w:r>
+      <w:r>
+        <w:t>.</w:t>
+      </w:r>
+    </w:p>
+    <w:p>
+      <w:r>
+        <w:lastRenderedPageBreak/>
+        <w:t xml:space="preserve">Таким образом, в основе </w:t>
+      </w:r>
+      <w:r>
+        <w:t>с</w:t>
+      </w:r>
+      <w:r>
+        <w:t>редневековой философии и науки, находящихся под влиянием Аристотеля (его труды изучались в университетах Европы с 1250 года), лежали представления о сущностях и повседневной пассивной возможности становления.</w:t>
+      </w:r>
+      <w:r>
+        <w:t xml:space="preserve"> Знание сущности вещей позволяло выявить их конечные цели</w:t>
+      </w:r>
+      <w:r>
+        <w:t xml:space="preserve">, </w:t>
+      </w:r>
+      <w:r>
+        <w:t>а</w:t>
+      </w:r>
+      <w:r>
+        <w:t xml:space="preserve"> достижени</w:t>
+      </w:r>
+      <w:r>
+        <w:t>е</w:t>
+      </w:r>
+      <w:r>
+        <w:t xml:space="preserve"> этих </w:t>
+      </w:r>
+      <w:r>
+        <w:t>целей заключалось в претворении этих целей в действительность.</w:t>
+      </w:r>
+      <w:r>
+        <w:t xml:space="preserve"> Мир представлялся не случайным скоплением атомов или безучастной средой</w:t>
+      </w:r>
+      <w:r>
+        <w:t xml:space="preserve"> (машиной)</w:t>
+      </w:r>
+      <w:r>
+        <w:t>,</w:t>
+      </w:r>
+      <w:r>
+        <w:t xml:space="preserve"> а средой, где всякая вещь со своей сущностью </w:t>
+      </w:r>
+      <w:r>
+        <w:t>могла достичь своей цели, то есть осуществления</w:t>
+      </w:r>
+      <w:r>
+        <w:t xml:space="preserve">; </w:t>
+      </w:r>
+      <w:r>
+        <w:t xml:space="preserve">поэтому </w:t>
+      </w:r>
+      <w:r>
+        <w:t xml:space="preserve">задачей всякого естествоиспытателя было не исследование природы, а </w:t>
+      </w:r>
+      <w:r>
+        <w:t>познание сущности и её цели</w:t>
+      </w:r>
+      <w:r>
+        <w:t>.</w:t>
+      </w:r>
+      <w:r>
+        <w:t xml:space="preserve"> </w:t>
+      </w:r>
+    </w:p>
+    <w:p>
+      <w:r>
+        <w:t xml:space="preserve">В Средние века науки были присущи теологизм, схоластика, </w:t>
+      </w:r>
+      <w:r>
+        <w:t>догматиз</w:t>
+      </w:r>
+      <w:r>
+        <w:t>м</w:t>
+      </w:r>
+      <w:r>
+        <w:t xml:space="preserve">; </w:t>
+      </w:r>
+      <w:r>
+        <w:t xml:space="preserve">она </w:t>
+      </w:r>
+      <w:r>
+        <w:t>[</w:t>
+      </w:r>
+      <w:r>
+        <w:t>наука</w:t>
+      </w:r>
+      <w:r>
+        <w:t>]</w:t>
+      </w:r>
+      <w:r>
+        <w:t xml:space="preserve"> обслуживала социальные и практические потребности религиозной культуры.</w:t>
+      </w:r>
+      <w:r>
+        <w:t xml:space="preserve"> В этих условиях наука была вынуждена согласовывать свои истины (истины разума) с</w:t>
+      </w:r>
+      <w:r>
+        <w:t xml:space="preserve"> истинами религии (</w:t>
+      </w:r>
+      <w:r>
+        <w:t>В</w:t>
+      </w:r>
+      <w:r>
+        <w:t>еры)</w:t>
+      </w:r>
+      <w:r>
+        <w:t>.</w:t>
+      </w:r>
+      <w:r>
+        <w:t xml:space="preserve"> Философии отводилась роль </w:t>
+      </w:r>
+      <w:r>
+        <w:t>«</w:t>
+      </w:r>
+      <w:r>
+        <w:t>служанки</w:t>
+      </w:r>
+      <w:r>
+        <w:t>»</w:t>
+      </w:r>
+      <w:r>
+        <w:t xml:space="preserve"> богословия.</w:t>
+      </w:r>
+      <w:r>
+        <w:t xml:space="preserve"> Знания науки философия пыталась согласовывать с теологией, что приводило к эклектике (суммировани</w:t>
+      </w:r>
+      <w:r>
+        <w:t xml:space="preserve">е </w:t>
+      </w:r>
+      <w:r>
+        <w:t>знаний</w:t>
+      </w:r>
+      <w:r>
+        <w:t xml:space="preserve"> без логики и согласованности частей</w:t>
+      </w:r>
+      <w:r>
+        <w:t>)</w:t>
+      </w:r>
+      <w:r>
+        <w:t xml:space="preserve">, например, Фома Аквинский написал «Сумма теологии». Теология пыталась объять все, но наука часто вступала с ней в противоречие, поэтому наука не могла выстраивать собственные теоретические построения </w:t>
+      </w:r>
+      <w:r>
+        <w:t>и развивалась за счёт решения научно-технических проблем. В университетах изучалась теология, медицина, математика, астрономия, физика, грамматика и философия.</w:t>
+      </w:r>
+      <w:r>
+        <w:t xml:space="preserve"> В </w:t>
+      </w:r>
+      <w:r>
+        <w:rPr>
+          <w:lang w:val="en-US"/>
+        </w:rPr>
+        <w:t>XII</w:t>
+      </w:r>
+      <w:r>
+        <w:t>-</w:t>
+      </w:r>
+      <w:r>
+        <w:rPr>
+          <w:lang w:val="en-US"/>
+        </w:rPr>
+        <w:t>XIV</w:t>
+      </w:r>
+      <w:r>
+        <w:t xml:space="preserve"> веках научная мысль концентрировалась основном в двух университетах: в Париже и Оксфорде, ученым которых принадлежит выдающиеся роль в развитии естествознания в Средневековье. </w:t>
+      </w:r>
+      <w:r>
+        <w:t>Исследовались вопросы статики, гидравлики, равновесия тел на наклонной плоскости</w:t>
+      </w:r>
+      <w:r>
+        <w:t>, проблемы веса и т</w:t>
+      </w:r>
+      <w:r>
+        <w:t>я</w:t>
+      </w:r>
+      <w:r>
+        <w:t>жести</w:t>
+      </w:r>
+      <w:r>
+        <w:t>, широко использовались математические методы.</w:t>
+      </w:r>
+      <w:r>
+        <w:t xml:space="preserve"> Тот же Бэкон отмечал важную роль опыта в научном познании.</w:t>
+      </w:r>
+      <w:r>
+        <w:t xml:space="preserve"> Леонардо Пизанский разрабатывал алгебру, </w:t>
+      </w:r>
+      <w:r>
+        <w:t>Джеффри Чосер</w:t>
+      </w:r>
+      <w:r>
+        <w:t xml:space="preserve"> </w:t>
+      </w:r>
+      <w:r>
+        <w:t>совершенствовал астрономические приборы, значительные успехи были достигнуты в области техники</w:t>
+      </w:r>
+      <w:r>
+        <w:t xml:space="preserve">: в середине </w:t>
+      </w:r>
+      <w:r>
+        <w:rPr>
+          <w:lang w:val="en-US"/>
+        </w:rPr>
+        <w:t>XIV</w:t>
+      </w:r>
+      <w:r>
+        <w:t xml:space="preserve"> века были построены первые доменные печи, водяные и ветряные мельницы, изобретено книгопечатание, </w:t>
+      </w:r>
+      <w:r>
+        <w:t>усовершенствованы часы</w:t>
+      </w:r>
+      <w:r>
+        <w:t>, но прорыва в науке абсолютно не было</w:t>
+      </w:r>
+      <w:r>
+        <w:t xml:space="preserve">, количество знаний не переходило в </w:t>
+      </w:r>
+      <w:r>
+        <w:t>качество</w:t>
+      </w:r>
+      <w:r>
+        <w:t>, научных революций в сфере теоретического знания не произошло. Средневековая европейская наука не имела собственных оснований и как форма духовной жизни общества была ориентирована на теологию</w:t>
+      </w:r>
+      <w:r>
+        <w:t>.</w:t>
+      </w:r>
+    </w:p>
+    <w:p>
+      <w:pPr>
+        <w:pStyle w:val="af0"/>
+        <w:jc w:val="right"/>
+        <w:rPr>
+          <w:i/>
+          <w:iCs/>
+        </w:rPr>
+      </w:pPr>
+      <w:r>
+        <w:rPr>
+          <w:i/>
+          <w:iCs/>
+        </w:rPr>
+        <w:t>13.10.2026</w:t>
+      </w:r>
+    </w:p>
+    <w:p>
+      <w:pPr>
+        <w:pStyle w:val="af0"/>
+      </w:pPr>
+      <w:r>
+        <w:t>Лекция 5 «Стили мышления»</w:t>
+      </w:r>
+    </w:p>
+    <w:p>
+      <w:pPr>
+        <w:pStyle w:val="af"/>
+      </w:pPr>
+      <w:r>
+        <w:t>Классическая наука (Новое время)</w:t>
+      </w:r>
+    </w:p>
+    <w:p>
+      <w:r>
+        <w:t>«</w:t>
+      </w:r>
+      <w:r>
+        <w:t>Образ современной науки был определен в эпоху Нового времени</w:t>
+      </w:r>
+      <w:r>
+        <w:t>»</w:t>
+      </w:r>
+      <w:r>
+        <w:t xml:space="preserve"> (А. Эйнштейн). Главными ценностями науки были в это время ее светский характер, критический дух, объективность </w:t>
+      </w:r>
+      <w:r>
+        <w:t>и практическая полезность.</w:t>
+      </w:r>
+      <w:r>
+        <w:t xml:space="preserve"> Изменилось и само понимание науки</w:t>
+      </w:r>
+      <w:r>
+        <w:t>: по мнению ученых Нового времени она должн</w:t>
+      </w:r>
+      <w:r>
+        <w:t>а</w:t>
+      </w:r>
+      <w:r>
+        <w:t xml:space="preserve"> перестать быть созерцательной и наблюдательной. Прорывом в ней было открытие экспериментальной основы науки</w:t>
+      </w:r>
+      <w:r>
+        <w:t>: в более широком смысле – методологическ</w:t>
+      </w:r>
+      <w:r>
+        <w:t>ой</w:t>
+      </w:r>
+      <w:r>
+        <w:t xml:space="preserve"> наук</w:t>
+      </w:r>
+      <w:r>
+        <w:t>и</w:t>
+      </w:r>
+      <w:r>
+        <w:t xml:space="preserve">, был внедрен принцип верификации науки. Работы Френсиса Бэкона «Новый органон» и Рене Декарта «Рассуждения о методе» выразили потребность науки в осмыслении собственных </w:t>
+      </w:r>
+      <w:r>
+        <w:t>методологических</w:t>
+      </w:r>
+      <w:r>
+        <w:t xml:space="preserve"> средств.</w:t>
+      </w:r>
+      <w:r>
+        <w:t xml:space="preserve"> Конструктивный характер новой европейской науки выразил Галилео Галилей</w:t>
+      </w:r>
+      <w:r>
+        <w:t>, вв</w:t>
+      </w:r>
+      <w:r>
+        <w:t>е</w:t>
+      </w:r>
+      <w:r>
+        <w:t xml:space="preserve">дя метод идеализации. </w:t>
+      </w:r>
+      <w:r>
+        <w:t>Критикуя установки средневековой культуры и ее кумира – Аристотеля, Галилей раскрывает конструктивно-творческую роль научного мышления.</w:t>
+      </w:r>
+      <w:r>
+        <w:t xml:space="preserve"> Новая наука всецело полагалась на авторитет знания</w:t>
+      </w:r>
+      <w:r>
+        <w:t>, она, считал Декарт, должна все подвергать сомнению с целью выявления исходных очевидных положений.</w:t>
+      </w:r>
+      <w:r>
+        <w:t xml:space="preserve"> Инструментом исследования становилась математика.</w:t>
+      </w:r>
+      <w:r>
+        <w:t xml:space="preserve"> «Книга природы», считал Галилей, написана языком математики.</w:t>
       </w:r>
     </w:p>
     <w:sectPr>
@@ -2111,24 +2621,110 @@
     <w:numStyleLink w:val="a"/>
   </w:abstractNum>
   <w:abstractNum w:abstractNumId="10" w15:restartNumberingAfterBreak="0">
+    <w:nsid w:val="286B4AF7"/>
+    <w:multiLevelType w:val="hybridMultilevel"/>
+    <w:tmpl w:val="5E626EAA"/>
+    <w:lvl w:ilvl="0" w:tplc="0419000F">
+      <w:start w:val="1"/>
+      <w:numFmt w:val="decimal"/>
+      <w:lvlText w:val="%1."/>
+      <w:lvlJc w:val="left"/>
+      <w:pPr>
+        <w:ind w:left="1429" w:hanging="360"/>
+      </w:pPr>
+    </w:lvl>
+    <w:lvl w:ilvl="1" w:tplc="04190019" w:tentative="1">
+      <w:start w:val="1"/>
+      <w:numFmt w:val="lowerLetter"/>
+      <w:lvlText w:val="%2."/>
+      <w:lvlJc w:val="left"/>
+      <w:pPr>
+        <w:ind w:left="2149" w:hanging="360"/>
+      </w:pPr>
+    </w:lvl>
+    <w:lvl w:ilvl="2" w:tplc="0419001B" w:tentative="1">
+      <w:start w:val="1"/>
+      <w:numFmt w:val="lowerRoman"/>
+      <w:lvlText w:val="%3."/>
+      <w:lvlJc w:val="right"/>
+      <w:pPr>
+        <w:ind w:left="2869" w:hanging="180"/>
+      </w:pPr>
+    </w:lvl>
+    <w:lvl w:ilvl="3" w:tplc="0419000F" w:tentative="1">
+      <w:start w:val="1"/>
+      <w:numFmt w:val="decimal"/>
+      <w:lvlText w:val="%4."/>
+      <w:lvlJc w:val="left"/>
+      <w:pPr>
+        <w:ind w:left="3589" w:hanging="360"/>
+      </w:pPr>
+    </w:lvl>
+    <w:lvl w:ilvl="4" w:tplc="04190019" w:tentative="1">
+      <w:start w:val="1"/>
+      <w:numFmt w:val="lowerLetter"/>
+      <w:lvlText w:val="%5."/>
+      <w:lvlJc w:val="left"/>
+      <w:pPr>
+        <w:ind w:left="4309" w:hanging="360"/>
+      </w:pPr>
+    </w:lvl>
+    <w:lvl w:ilvl="5" w:tplc="0419001B" w:tentative="1">
+      <w:start w:val="1"/>
+      <w:numFmt w:val="lowerRoman"/>
+      <w:lvlText w:val="%6."/>
+      <w:lvlJc w:val="right"/>
+      <w:pPr>
+        <w:ind w:left="5029" w:hanging="180"/>
+      </w:pPr>
+    </w:lvl>
+    <w:lvl w:ilvl="6" w:tplc="0419000F" w:tentative="1">
+      <w:start w:val="1"/>
+      <w:numFmt w:val="decimal"/>
+      <w:lvlText w:val="%7."/>
+      <w:lvlJc w:val="left"/>
+      <w:pPr>
+        <w:ind w:left="5749" w:hanging="360"/>
+      </w:pPr>
+    </w:lvl>
+    <w:lvl w:ilvl="7" w:tplc="04190019" w:tentative="1">
+      <w:start w:val="1"/>
+      <w:numFmt w:val="lowerLetter"/>
+      <w:lvlText w:val="%8."/>
+      <w:lvlJc w:val="left"/>
+      <w:pPr>
+        <w:ind w:left="6469" w:hanging="360"/>
+      </w:pPr>
+    </w:lvl>
+    <w:lvl w:ilvl="8" w:tplc="0419001B" w:tentative="1">
+      <w:start w:val="1"/>
+      <w:numFmt w:val="lowerRoman"/>
+      <w:lvlText w:val="%9."/>
+      <w:lvlJc w:val="right"/>
+      <w:pPr>
+        <w:ind w:left="7189" w:hanging="180"/>
+      </w:pPr>
+    </w:lvl>
+  </w:abstractNum>
+  <w:abstractNum w:abstractNumId="11" w15:restartNumberingAfterBreak="0">
     <w:nsid w:val="290C5BE1"/>
     <w:multiLevelType w:val="multilevel"/>
     <w:tmpl w:val="D0386C08"/>
     <w:numStyleLink w:val="a"/>
   </w:abstractNum>
-  <w:abstractNum w:abstractNumId="11" w15:restartNumberingAfterBreak="0">
+  <w:abstractNum w:abstractNumId="12" w15:restartNumberingAfterBreak="0">
     <w:nsid w:val="299743B6"/>
     <w:multiLevelType w:val="multilevel"/>
     <w:tmpl w:val="D0386C08"/>
     <w:numStyleLink w:val="a"/>
   </w:abstractNum>
-  <w:abstractNum w:abstractNumId="12" w15:restartNumberingAfterBreak="0">
+  <w:abstractNum w:abstractNumId="13" w15:restartNumberingAfterBreak="0">
     <w:nsid w:val="29B77FE4"/>
     <w:multiLevelType w:val="multilevel"/>
     <w:tmpl w:val="61683670"/>
     <w:numStyleLink w:val="a1"/>
   </w:abstractNum>
-  <w:abstractNum w:abstractNumId="13" w15:restartNumberingAfterBreak="0">
+  <w:abstractNum w:abstractNumId="14" w15:restartNumberingAfterBreak="0">
     <w:nsid w:val="29DB71ED"/>
     <w:multiLevelType w:val="multilevel"/>
     <w:tmpl w:val="D0386C08"/>
@@ -2254,13 +2850,19 @@
       </w:rPr>
     </w:lvl>
   </w:abstractNum>
-  <w:abstractNum w:abstractNumId="14" w15:restartNumberingAfterBreak="0">
+  <w:abstractNum w:abstractNumId="15" w15:restartNumberingAfterBreak="0">
     <w:nsid w:val="35802479"/>
     <w:multiLevelType w:val="multilevel"/>
     <w:tmpl w:val="61683670"/>
     <w:numStyleLink w:val="a1"/>
   </w:abstractNum>
-  <w:abstractNum w:abstractNumId="15" w15:restartNumberingAfterBreak="0">
+  <w:abstractNum w:abstractNumId="16" w15:restartNumberingAfterBreak="0">
+    <w:nsid w:val="37A56BB9"/>
+    <w:multiLevelType w:val="multilevel"/>
+    <w:tmpl w:val="3A02B482"/>
+    <w:numStyleLink w:val="a0"/>
+  </w:abstractNum>
+  <w:abstractNum w:abstractNumId="17" w15:restartNumberingAfterBreak="0">
     <w:nsid w:val="39D015CD"/>
     <w:multiLevelType w:val="multilevel"/>
     <w:tmpl w:val="0419001D"/>
@@ -2346,13 +2948,13 @@
       </w:pPr>
     </w:lvl>
   </w:abstractNum>
-  <w:abstractNum w:abstractNumId="16" w15:restartNumberingAfterBreak="0">
+  <w:abstractNum w:abstractNumId="18" w15:restartNumberingAfterBreak="0">
     <w:nsid w:val="3DB8798D"/>
     <w:multiLevelType w:val="multilevel"/>
     <w:tmpl w:val="61683670"/>
     <w:numStyleLink w:val="a1"/>
   </w:abstractNum>
-  <w:abstractNum w:abstractNumId="17" w15:restartNumberingAfterBreak="0">
+  <w:abstractNum w:abstractNumId="19" w15:restartNumberingAfterBreak="0">
     <w:nsid w:val="46FE4841"/>
     <w:multiLevelType w:val="multilevel"/>
     <w:tmpl w:val="3A02B482"/>
@@ -2470,55 +3072,55 @@
       </w:rPr>
     </w:lvl>
   </w:abstractNum>
-  <w:abstractNum w:abstractNumId="18" w15:restartNumberingAfterBreak="0">
+  <w:abstractNum w:abstractNumId="20" w15:restartNumberingAfterBreak="0">
     <w:nsid w:val="481D5092"/>
     <w:multiLevelType w:val="multilevel"/>
     <w:tmpl w:val="61683670"/>
     <w:numStyleLink w:val="a1"/>
   </w:abstractNum>
-  <w:abstractNum w:abstractNumId="19" w15:restartNumberingAfterBreak="0">
+  <w:abstractNum w:abstractNumId="21" w15:restartNumberingAfterBreak="0">
     <w:nsid w:val="49AE4DA3"/>
     <w:multiLevelType w:val="multilevel"/>
     <w:tmpl w:val="61683670"/>
     <w:numStyleLink w:val="a1"/>
   </w:abstractNum>
-  <w:abstractNum w:abstractNumId="20" w15:restartNumberingAfterBreak="0">
+  <w:abstractNum w:abstractNumId="22" w15:restartNumberingAfterBreak="0">
     <w:nsid w:val="51364A5C"/>
     <w:multiLevelType w:val="multilevel"/>
     <w:tmpl w:val="3A02B482"/>
     <w:numStyleLink w:val="a0"/>
   </w:abstractNum>
-  <w:abstractNum w:abstractNumId="21" w15:restartNumberingAfterBreak="0">
+  <w:abstractNum w:abstractNumId="23" w15:restartNumberingAfterBreak="0">
     <w:nsid w:val="554615E1"/>
     <w:multiLevelType w:val="multilevel"/>
     <w:tmpl w:val="3A02B482"/>
     <w:numStyleLink w:val="a0"/>
   </w:abstractNum>
-  <w:abstractNum w:abstractNumId="22" w15:restartNumberingAfterBreak="0">
+  <w:abstractNum w:abstractNumId="24" w15:restartNumberingAfterBreak="0">
     <w:nsid w:val="5CD944C3"/>
     <w:multiLevelType w:val="multilevel"/>
     <w:tmpl w:val="D0386C08"/>
     <w:numStyleLink w:val="a"/>
   </w:abstractNum>
-  <w:abstractNum w:abstractNumId="23" w15:restartNumberingAfterBreak="0">
+  <w:abstractNum w:abstractNumId="25" w15:restartNumberingAfterBreak="0">
     <w:nsid w:val="611245ED"/>
     <w:multiLevelType w:val="multilevel"/>
     <w:tmpl w:val="D0386C08"/>
     <w:numStyleLink w:val="a"/>
   </w:abstractNum>
-  <w:abstractNum w:abstractNumId="24" w15:restartNumberingAfterBreak="0">
+  <w:abstractNum w:abstractNumId="26" w15:restartNumberingAfterBreak="0">
     <w:nsid w:val="64E45E06"/>
     <w:multiLevelType w:val="multilevel"/>
     <w:tmpl w:val="61683670"/>
     <w:numStyleLink w:val="a1"/>
   </w:abstractNum>
-  <w:abstractNum w:abstractNumId="25" w15:restartNumberingAfterBreak="0">
+  <w:abstractNum w:abstractNumId="27" w15:restartNumberingAfterBreak="0">
     <w:nsid w:val="67184247"/>
     <w:multiLevelType w:val="multilevel"/>
     <w:tmpl w:val="61683670"/>
     <w:numStyleLink w:val="a1"/>
   </w:abstractNum>
-  <w:abstractNum w:abstractNumId="26" w15:restartNumberingAfterBreak="0">
+  <w:abstractNum w:abstractNumId="28" w15:restartNumberingAfterBreak="0">
     <w:nsid w:val="673949CF"/>
     <w:multiLevelType w:val="multilevel"/>
     <w:tmpl w:val="0419001D"/>
@@ -2604,19 +3206,19 @@
       </w:pPr>
     </w:lvl>
   </w:abstractNum>
-  <w:abstractNum w:abstractNumId="27" w15:restartNumberingAfterBreak="0">
+  <w:abstractNum w:abstractNumId="29" w15:restartNumberingAfterBreak="0">
     <w:nsid w:val="69D56237"/>
     <w:multiLevelType w:val="multilevel"/>
     <w:tmpl w:val="D0386C08"/>
     <w:numStyleLink w:val="a"/>
   </w:abstractNum>
-  <w:abstractNum w:abstractNumId="28" w15:restartNumberingAfterBreak="0">
+  <w:abstractNum w:abstractNumId="30" w15:restartNumberingAfterBreak="0">
     <w:nsid w:val="6A7C581B"/>
     <w:multiLevelType w:val="multilevel"/>
     <w:tmpl w:val="61683670"/>
     <w:numStyleLink w:val="a1"/>
   </w:abstractNum>
-  <w:abstractNum w:abstractNumId="29" w15:restartNumberingAfterBreak="0">
+  <w:abstractNum w:abstractNumId="31" w15:restartNumberingAfterBreak="0">
     <w:nsid w:val="6C6244A3"/>
     <w:multiLevelType w:val="multilevel"/>
     <w:tmpl w:val="0419001D"/>
@@ -2702,38 +3304,38 @@
       </w:pPr>
     </w:lvl>
   </w:abstractNum>
-  <w:abstractNum w:abstractNumId="30" w15:restartNumberingAfterBreak="0">
+  <w:abstractNum w:abstractNumId="32" w15:restartNumberingAfterBreak="0">
     <w:nsid w:val="713439C7"/>
     <w:multiLevelType w:val="multilevel"/>
     <w:tmpl w:val="D0386C08"/>
     <w:numStyleLink w:val="a"/>
   </w:abstractNum>
-  <w:abstractNum w:abstractNumId="31" w15:restartNumberingAfterBreak="0">
+  <w:abstractNum w:abstractNumId="33" w15:restartNumberingAfterBreak="0">
     <w:nsid w:val="71AC17E6"/>
     <w:multiLevelType w:val="multilevel"/>
     <w:tmpl w:val="61683670"/>
     <w:numStyleLink w:val="a1"/>
   </w:abstractNum>
-  <w:abstractNum w:abstractNumId="32" w15:restartNumberingAfterBreak="0">
+  <w:abstractNum w:abstractNumId="34" w15:restartNumberingAfterBreak="0">
     <w:nsid w:val="726131BD"/>
     <w:multiLevelType w:val="multilevel"/>
     <w:tmpl w:val="3A02B482"/>
     <w:numStyleLink w:val="a0"/>
   </w:abstractNum>
   <w:num w:numId="1" w16cid:durableId="2058966411">
-    <w:abstractNumId w:val="29"/>
+    <w:abstractNumId w:val="31"/>
   </w:num>
   <w:num w:numId="2" w16cid:durableId="1846480850">
     <w:abstractNumId w:val="5"/>
   </w:num>
   <w:num w:numId="3" w16cid:durableId="1053506553">
-    <w:abstractNumId w:val="26"/>
+    <w:abstractNumId w:val="28"/>
   </w:num>
   <w:num w:numId="4" w16cid:durableId="1781684160">
-    <w:abstractNumId w:val="13"/>
+    <w:abstractNumId w:val="14"/>
   </w:num>
   <w:num w:numId="5" w16cid:durableId="2061518023">
-    <w:abstractNumId w:val="22"/>
+    <w:abstractNumId w:val="24"/>
   </w:num>
   <w:num w:numId="6" w16cid:durableId="700086170">
     <w:abstractNumId w:val="8"/>
@@ -2742,52 +3344,52 @@
     <w:abstractNumId w:val="2"/>
   </w:num>
   <w:num w:numId="8" w16cid:durableId="1226919470">
-    <w:abstractNumId w:val="15"/>
+    <w:abstractNumId w:val="17"/>
   </w:num>
   <w:num w:numId="9" w16cid:durableId="1453983208">
-    <w:abstractNumId w:val="17"/>
+    <w:abstractNumId w:val="19"/>
   </w:num>
   <w:num w:numId="10" w16cid:durableId="410322822">
-    <w:abstractNumId w:val="21"/>
+    <w:abstractNumId w:val="23"/>
   </w:num>
   <w:num w:numId="11" w16cid:durableId="320933693">
-    <w:abstractNumId w:val="23"/>
+    <w:abstractNumId w:val="25"/>
   </w:num>
   <w:num w:numId="12" w16cid:durableId="393048615">
     <w:abstractNumId w:val="6"/>
   </w:num>
   <w:num w:numId="13" w16cid:durableId="1341157168">
-    <w:abstractNumId w:val="24"/>
+    <w:abstractNumId w:val="26"/>
   </w:num>
   <w:num w:numId="14" w16cid:durableId="398478279">
-    <w:abstractNumId w:val="10"/>
+    <w:abstractNumId w:val="11"/>
   </w:num>
   <w:num w:numId="15" w16cid:durableId="1093937247">
     <w:abstractNumId w:val="1"/>
   </w:num>
   <w:num w:numId="16" w16cid:durableId="1914269742">
-    <w:abstractNumId w:val="25"/>
+    <w:abstractNumId w:val="27"/>
   </w:num>
   <w:num w:numId="17" w16cid:durableId="1325401624">
-    <w:abstractNumId w:val="28"/>
+    <w:abstractNumId w:val="30"/>
   </w:num>
   <w:num w:numId="18" w16cid:durableId="458033368">
-    <w:abstractNumId w:val="32"/>
+    <w:abstractNumId w:val="34"/>
   </w:num>
   <w:num w:numId="19" w16cid:durableId="1677226523">
-    <w:abstractNumId w:val="20"/>
+    <w:abstractNumId w:val="22"/>
   </w:num>
   <w:num w:numId="20" w16cid:durableId="946472788">
     <w:abstractNumId w:val="0"/>
   </w:num>
   <w:num w:numId="21" w16cid:durableId="1207764283">
-    <w:abstractNumId w:val="18"/>
+    <w:abstractNumId w:val="20"/>
   </w:num>
   <w:num w:numId="22" w16cid:durableId="2039231155">
-    <w:abstractNumId w:val="14"/>
+    <w:abstractNumId w:val="15"/>
   </w:num>
   <w:num w:numId="23" w16cid:durableId="373388556">
-    <w:abstractNumId w:val="27"/>
+    <w:abstractNumId w:val="29"/>
   </w:num>
   <w:num w:numId="24" w16cid:durableId="1714306201">
     <w:abstractNumId w:val="9"/>
@@ -2796,28 +3398,34 @@
     <w:abstractNumId w:val="7"/>
   </w:num>
   <w:num w:numId="26" w16cid:durableId="1378581600">
-    <w:abstractNumId w:val="19"/>
+    <w:abstractNumId w:val="21"/>
   </w:num>
   <w:num w:numId="27" w16cid:durableId="1367367273">
-    <w:abstractNumId w:val="16"/>
+    <w:abstractNumId w:val="18"/>
   </w:num>
   <w:num w:numId="28" w16cid:durableId="1809391672">
-    <w:abstractNumId w:val="12"/>
+    <w:abstractNumId w:val="13"/>
   </w:num>
   <w:num w:numId="29" w16cid:durableId="1191652791">
     <w:abstractNumId w:val="3"/>
   </w:num>
   <w:num w:numId="30" w16cid:durableId="275061330">
-    <w:abstractNumId w:val="30"/>
+    <w:abstractNumId w:val="32"/>
   </w:num>
   <w:num w:numId="31" w16cid:durableId="610938369">
-    <w:abstractNumId w:val="11"/>
+    <w:abstractNumId w:val="12"/>
   </w:num>
   <w:num w:numId="32" w16cid:durableId="919021653">
-    <w:abstractNumId w:val="31"/>
+    <w:abstractNumId w:val="33"/>
   </w:num>
   <w:num w:numId="33" w16cid:durableId="61295423">
     <w:abstractNumId w:val="4"/>
+  </w:num>
+  <w:num w:numId="34" w16cid:durableId="911044843">
+    <w:abstractNumId w:val="10"/>
+  </w:num>
+  <w:num w:numId="35" w16cid:durableId="834951178">
+    <w:abstractNumId w:val="16"/>
   </w:num>
 </w:numbering>
 </file>

--- a/ФЛиМН, лекции/ФЛиМН, лекции.docx
+++ b/ФЛиМН, лекции/ФЛиМН, лекции.docx
@@ -49,10 +49,26 @@
         <w:t>а</w:t>
       </w:r>
       <w:r>
-        <w:t xml:space="preserve"> Уэвелл</w:t>
-      </w:r>
-      <w:r>
-        <w:t>а (1794 – 1886) «История индуктивных наук от древнейшего до настоящего времени» (1840). Уэвелл был сторонником применения в науке индуктивного метода и находился под влиянием философии Канта.</w:t>
+        <w:t xml:space="preserve"> </w:t>
+      </w:r>
+      <w:proofErr w:type="spellStart"/>
+      <w:r>
+        <w:t>Уэвелл</w:t>
+      </w:r>
+      <w:r>
+        <w:t>а</w:t>
+      </w:r>
+      <w:proofErr w:type="spellEnd"/>
+      <w:r>
+        <w:t xml:space="preserve"> (1794 – 1886) «История индуктивных наук от древнейшего до настоящего времени» (1840). </w:t>
+      </w:r>
+      <w:proofErr w:type="spellStart"/>
+      <w:r>
+        <w:t>Уэвелл</w:t>
+      </w:r>
+      <w:proofErr w:type="spellEnd"/>
+      <w:r>
+        <w:t xml:space="preserve"> был сторонником применения в науке индуктивного метода и находился под влиянием философии Канта.</w:t>
       </w:r>
     </w:p>
     <w:p>
@@ -371,9 +387,11 @@
       <w:r>
         <w:t xml:space="preserve">Не следует абсолютизировать возможности науки, но и </w:t>
       </w:r>
+      <w:proofErr w:type="spellStart"/>
       <w:r>
         <w:t>антисайентизм</w:t>
       </w:r>
+      <w:proofErr w:type="spellEnd"/>
       <w:r>
         <w:t xml:space="preserve"> (враждебное отношение к науке) опасен. Все формы познания (научные, вненаучные) имеют право на жизнь. Необходима экологизация и </w:t>
       </w:r>
@@ -431,8 +449,13 @@
           <w:numId w:val="27"/>
         </w:numPr>
       </w:pPr>
-      <w:r>
-        <w:t>Культурообразующая: наука вносит существенный вклад в формирование индивидуального и общественного мировоззрения</w:t>
+      <w:proofErr w:type="spellStart"/>
+      <w:r>
+        <w:t>Культурообразующая</w:t>
+      </w:r>
+      <w:proofErr w:type="spellEnd"/>
+      <w:r>
+        <w:t>: наука вносит существенный вклад в формирование индивидуального и общественного мировоззрения</w:t>
       </w:r>
       <w:r>
         <w:t xml:space="preserve">; </w:t>
@@ -615,6 +638,7 @@
       </w:r>
     </w:p>
     <w:p>
+      <w:proofErr w:type="spellStart"/>
       <w:r>
         <w:rPr>
           <w:b/>
@@ -622,13 +646,51 @@
           <w:i/>
           <w:iCs/>
         </w:rPr>
-        <w:t>Специализированность, предметность и дисциплинарность научного знания</w:t>
+        <w:t>Специализированность</w:t>
+      </w:r>
+      <w:proofErr w:type="spellEnd"/>
+      <w:r>
+        <w:rPr>
+          <w:b/>
+          <w:bCs/>
+          <w:i/>
+          <w:iCs/>
+        </w:rPr>
+        <w:t xml:space="preserve">, предметность и </w:t>
+      </w:r>
+      <w:proofErr w:type="spellStart"/>
+      <w:r>
+        <w:rPr>
+          <w:b/>
+          <w:bCs/>
+          <w:i/>
+          <w:iCs/>
+        </w:rPr>
+        <w:t>дисциплинарность</w:t>
+      </w:r>
+      <w:proofErr w:type="spellEnd"/>
+      <w:r>
+        <w:rPr>
+          <w:b/>
+          <w:bCs/>
+          <w:i/>
+          <w:iCs/>
+        </w:rPr>
+        <w:t xml:space="preserve"> научного знания</w:t>
       </w:r>
       <w:r>
         <w:t>: у</w:t>
       </w:r>
       <w:r>
-        <w:t xml:space="preserve"> каждой науки есть свой предмет (объект исследования). Научное знание всегда предметно. Специализированность, предметность научного знания проявляется в дисциплинарной специализации.</w:t>
+        <w:t xml:space="preserve"> каждой науки есть свой предмет (объект исследования). Научное знание всегда предметно. </w:t>
+      </w:r>
+      <w:proofErr w:type="spellStart"/>
+      <w:r>
+        <w:t>Специализированность</w:t>
+      </w:r>
+      <w:proofErr w:type="spellEnd"/>
+      <w:r>
+        <w:t>, предметность научного знания проявляется в дисциплинарной специализации.</w:t>
       </w:r>
     </w:p>
     <w:p>
@@ -670,6 +732,7 @@
       </w:r>
     </w:p>
     <w:p>
+      <w:proofErr w:type="spellStart"/>
       <w:r>
         <w:rPr>
           <w:b/>
@@ -677,7 +740,17 @@
           <w:i/>
           <w:iCs/>
         </w:rPr>
-        <w:t>Специализированность языка науки</w:t>
+        <w:t>Специализированность</w:t>
+      </w:r>
+      <w:proofErr w:type="spellEnd"/>
+      <w:r>
+        <w:rPr>
+          <w:b/>
+          <w:bCs/>
+          <w:i/>
+          <w:iCs/>
+        </w:rPr>
+        <w:t xml:space="preserve"> языка науки</w:t>
       </w:r>
       <w:r>
         <w:t>:</w:t>
@@ -730,6 +803,7 @@
       </w:r>
     </w:p>
     <w:p>
+      <w:proofErr w:type="spellStart"/>
       <w:r>
         <w:rPr>
           <w:b/>
@@ -737,7 +811,37 @@
           <w:i/>
           <w:iCs/>
         </w:rPr>
-        <w:t>Кумулятивность (накопительность) научного знания</w:t>
+        <w:t>Кумулятивность</w:t>
+      </w:r>
+      <w:proofErr w:type="spellEnd"/>
+      <w:r>
+        <w:rPr>
+          <w:b/>
+          <w:bCs/>
+          <w:i/>
+          <w:iCs/>
+        </w:rPr>
+        <w:t xml:space="preserve"> (</w:t>
+      </w:r>
+      <w:proofErr w:type="spellStart"/>
+      <w:r>
+        <w:rPr>
+          <w:b/>
+          <w:bCs/>
+          <w:i/>
+          <w:iCs/>
+        </w:rPr>
+        <w:t>накопительность</w:t>
+      </w:r>
+      <w:proofErr w:type="spellEnd"/>
+      <w:r>
+        <w:rPr>
+          <w:b/>
+          <w:bCs/>
+          <w:i/>
+          <w:iCs/>
+        </w:rPr>
+        <w:t>) научного знания</w:t>
       </w:r>
       <w:r>
         <w:t>:</w:t>
@@ -746,7 +850,19 @@
         <w:t xml:space="preserve"> н</w:t>
       </w:r>
       <w:r>
-        <w:t>аучное знания накапливаются, совершенствуются, углубляются, становятся более полными. Кумулятивность, прогресс научного познания, слабо проявляет себя в сфере философского познания, искусства, религии. Анти</w:t>
+        <w:t xml:space="preserve">аучное знания накапливаются, совершенствуются, углубляются, становятся более полными. </w:t>
+      </w:r>
+      <w:proofErr w:type="spellStart"/>
+      <w:r>
+        <w:t>Кумулятивность</w:t>
+      </w:r>
+      <w:proofErr w:type="spellEnd"/>
+      <w:r>
+        <w:t xml:space="preserve">, прогресс научного познания, слабо проявляет себя в сфере философского познания, искусства, религии. </w:t>
+      </w:r>
+      <w:proofErr w:type="spellStart"/>
+      <w:r>
+        <w:t>Анти</w:t>
       </w:r>
       <w:r>
         <w:t>к</w:t>
@@ -757,23 +873,40 @@
       <w:r>
         <w:t>й</w:t>
       </w:r>
+      <w:proofErr w:type="spellEnd"/>
       <w:r>
         <w:t xml:space="preserve"> </w:t>
       </w:r>
       <w:r>
-        <w:t>точке зрения развития науки придерживались Томас Кун, Имре Лакатос, П</w:t>
+        <w:t xml:space="preserve">точке зрения развития науки придерживались Томас Кун, Имре </w:t>
+      </w:r>
+      <w:proofErr w:type="spellStart"/>
+      <w:r>
+        <w:t>Лакатос</w:t>
+      </w:r>
+      <w:proofErr w:type="spellEnd"/>
+      <w:r>
+        <w:t>, П</w:t>
       </w:r>
       <w:r>
         <w:t>ол</w:t>
       </w:r>
       <w:r>
-        <w:t xml:space="preserve"> Ф</w:t>
+        <w:t xml:space="preserve"> </w:t>
+      </w:r>
+      <w:proofErr w:type="spellStart"/>
+      <w:r>
+        <w:t>Ф</w:t>
       </w:r>
       <w:r>
         <w:t>е</w:t>
       </w:r>
       <w:r>
-        <w:t>йерабенд.</w:t>
+        <w:t>йерабенд</w:t>
+      </w:r>
+      <w:proofErr w:type="spellEnd"/>
+      <w:r>
+        <w:t>.</w:t>
       </w:r>
     </w:p>
     <w:p>
@@ -904,11 +1037,16 @@
           <w:numId w:val="31"/>
         </w:numPr>
       </w:pPr>
+      <w:proofErr w:type="spellStart"/>
       <w:r>
         <w:t>п</w:t>
       </w:r>
       <w:r>
-        <w:t xml:space="preserve">реднаучные знания были вплетены в соответствующие мифологические и </w:t>
+        <w:t>реднаучные</w:t>
+      </w:r>
+      <w:proofErr w:type="spellEnd"/>
+      <w:r>
+        <w:t xml:space="preserve"> знания были вплетены в соответствующие мифологические и </w:t>
       </w:r>
       <w:r>
         <w:t>религиозные</w:t>
@@ -950,7 +1088,15 @@
         <w:t xml:space="preserve"> существовало</w:t>
       </w:r>
       <w:r>
-        <w:t xml:space="preserve"> вне синклитического религиозно-мифологического комплекса</w:t>
+        <w:t xml:space="preserve"> вне </w:t>
+      </w:r>
+      <w:proofErr w:type="spellStart"/>
+      <w:r>
+        <w:t>синклитического</w:t>
+      </w:r>
+      <w:proofErr w:type="spellEnd"/>
+      <w:r>
+        <w:t xml:space="preserve"> религиозно-мифологического комплекса</w:t>
       </w:r>
       <w:r>
         <w:t>;</w:t>
@@ -1090,8 +1236,13 @@
       <w:pPr>
         <w:pStyle w:val="af0"/>
       </w:pPr>
-      <w:r>
-        <w:t xml:space="preserve">Специализированность языка науки </w:t>
+      <w:proofErr w:type="spellStart"/>
+      <w:r>
+        <w:t>Специализированность</w:t>
+      </w:r>
+      <w:proofErr w:type="spellEnd"/>
+      <w:r>
+        <w:t xml:space="preserve"> языка науки </w:t>
       </w:r>
     </w:p>
     <w:p>
@@ -1109,16 +1260,26 @@
       <w:pPr>
         <w:pStyle w:val="af0"/>
       </w:pPr>
+      <w:proofErr w:type="spellStart"/>
       <w:r>
         <w:t>Когнитивизм</w:t>
       </w:r>
+      <w:proofErr w:type="spellEnd"/>
       <w:r>
         <w:t xml:space="preserve"> классической науки </w:t>
       </w:r>
     </w:p>
     <w:p>
       <w:r>
-        <w:t>Классическая наука по своим ценностным ориентациям и целям может быть охарактеризована таким понятием как когнитивизм, так как она ориентирована в основном на получение знаний о мире.</w:t>
+        <w:t xml:space="preserve">Классическая наука по своим ценностным ориентациям и целям может быть охарактеризована таким понятием как </w:t>
+      </w:r>
+      <w:proofErr w:type="spellStart"/>
+      <w:r>
+        <w:t>когнитивизм</w:t>
+      </w:r>
+      <w:proofErr w:type="spellEnd"/>
+      <w:r>
+        <w:t>, так как она ориентирована в основном на получение знаний о мире.</w:t>
       </w:r>
       <w:r>
         <w:t xml:space="preserve"> Каждая наука имеет свою картину миру: она в первую очередь стремилась достичь истину. Для этого нужно было сосредоточиться на объекте познания, исключить из процесса познания и его результата все субъективные моменты.</w:t>
@@ -1129,7 +1290,15 @@
     </w:p>
     <w:p>
       <w:r>
-        <w:t>Классическая наука была объектоцентричной по своей сути. В классической науке метод только применяется субъектом, но не определяется им, он определяется объектом.</w:t>
+        <w:t xml:space="preserve">Классическая наука была </w:t>
+      </w:r>
+      <w:proofErr w:type="spellStart"/>
+      <w:r>
+        <w:t>объектоцентричной</w:t>
+      </w:r>
+      <w:proofErr w:type="spellEnd"/>
+      <w:r>
+        <w:t xml:space="preserve"> по своей сути. В классической науке метод только применяется субъектом, но не определяется им, он определяется объектом.</w:t>
       </w:r>
       <w:r>
         <w:t xml:space="preserve"> Это относится и к результатам научного познания, то есть к научному знанию.</w:t>
@@ -1146,7 +1315,15 @@
     </w:p>
     <w:p>
       <w:r>
-        <w:t>В формировании ценностных ориентаций античной науки сыграла созерцательность. Она была одним из основным источником науки. Другим основанием когнитивизма классической науки является преимущественно гносеологическая направленность тогдашней философии нового времени.</w:t>
+        <w:t xml:space="preserve">В формировании ценностных ориентаций античной науки сыграла созерцательность. Она была одним из основным источником науки. Другим основанием </w:t>
+      </w:r>
+      <w:proofErr w:type="spellStart"/>
+      <w:r>
+        <w:t>когнитивизма</w:t>
+      </w:r>
+      <w:proofErr w:type="spellEnd"/>
+      <w:r>
+        <w:t xml:space="preserve"> классической науки является преимущественно гносеологическая направленность тогдашней философии нового времени.</w:t>
       </w:r>
       <w:r>
         <w:t xml:space="preserve"> Декартовский субъект убеждается в своем бытии через мышление.</w:t>
@@ -1175,7 +1352,21 @@
     </w:p>
     <w:p>
       <w:r>
-        <w:t xml:space="preserve">По мере развития и обретения автономности наука начинает учитывать социокультурный контекст, в ходе развития она заполняет свою экологическую нишу и на границах этой ниши сталкивается с другими секторами культуры, взаимодействует с ними. Тогдашнее мировоззрение: теистическое, пантеистическое (Бог – это природа), панентеистическое воспринимало мир, природу, вселенную как творение Бога, как </w:t>
+        <w:t xml:space="preserve">По мере развития и обретения автономности наука начинает учитывать социокультурный контекст, в ходе развития она заполняет свою экологическую нишу и на границах этой ниши сталкивается с другими секторами культуры, взаимодействует с ними. Тогдашнее мировоззрение: теистическое, пантеистическое (Бог – это природа), </w:t>
+      </w:r>
+      <w:proofErr w:type="spellStart"/>
+      <w:r>
+        <w:t>панентеистическое</w:t>
+      </w:r>
+      <w:proofErr w:type="spellEnd"/>
+      <w:r>
+        <w:t xml:space="preserve"> воспринимало мир, природу, </w:t>
+      </w:r>
+      <w:r>
+        <w:t>В</w:t>
+      </w:r>
+      <w:r>
+        <w:t xml:space="preserve">селенную как творение Бога, как </w:t>
       </w:r>
       <w:r>
         <w:t>«</w:t>
@@ -1346,10 +1537,34 @@
         <w:t xml:space="preserve">несоизмеримости </w:t>
       </w:r>
       <w:r>
-        <w:t xml:space="preserve">и несравнимости сменяющих друг друга парадигм, в этом и состоит антикумулятивизм – это переход из одного мира в другой, это новое виденье мира. Поэтому согласно Томасу Куну научная революция не ведет науку к прогрессу. Его точку зрения поддерживают </w:t>
-      </w:r>
-      <w:r>
-        <w:t>Имре Лакатос, Пол Фейерабенд, К</w:t>
+        <w:t xml:space="preserve">и несравнимости сменяющих друг друга парадигм, в этом и состоит </w:t>
+      </w:r>
+      <w:proofErr w:type="spellStart"/>
+      <w:r>
+        <w:t>антикумулятивизм</w:t>
+      </w:r>
+      <w:proofErr w:type="spellEnd"/>
+      <w:r>
+        <w:t xml:space="preserve"> – это переход из одного мира в другой, это новое виденье мира. Поэтому согласно Томасу Куну научная революция не ведет науку к прогрессу. Его точку зрения поддерживают </w:t>
+      </w:r>
+      <w:r>
+        <w:t xml:space="preserve">Имре </w:t>
+      </w:r>
+      <w:proofErr w:type="spellStart"/>
+      <w:r>
+        <w:t>Лакатос</w:t>
+      </w:r>
+      <w:proofErr w:type="spellEnd"/>
+      <w:r>
+        <w:t xml:space="preserve">, Пол </w:t>
+      </w:r>
+      <w:proofErr w:type="spellStart"/>
+      <w:r>
+        <w:t>Фейерабенд</w:t>
+      </w:r>
+      <w:proofErr w:type="spellEnd"/>
+      <w:r>
+        <w:t>, К</w:t>
       </w:r>
       <w:r>
         <w:t>арл П</w:t>
@@ -1364,16 +1579,40 @@
         <w:t>ер</w:t>
       </w:r>
       <w:r>
-        <w:t xml:space="preserve"> – они антикумулятивисты и считают, что наука развивается скачкообразно путем научных революций</w:t>
+        <w:t xml:space="preserve"> – они </w:t>
+      </w:r>
+      <w:proofErr w:type="spellStart"/>
+      <w:r>
+        <w:t>антикумулятивисты</w:t>
+      </w:r>
+      <w:proofErr w:type="spellEnd"/>
+      <w:r>
+        <w:t xml:space="preserve"> и считают, что наука развивается скачкообразно путем научных революций</w:t>
       </w:r>
       <w:r>
         <w:t>.</w:t>
       </w:r>
       <w:r>
-        <w:t xml:space="preserve"> Антикумулятивизм преувеличивает роль субъективных факторов в развитии науки.</w:t>
-      </w:r>
-      <w:r>
-        <w:t xml:space="preserve"> Антикумулятивисты отрицают значение идеалов и норм научности, что приводит к эпистемологическому анархизму.</w:t>
+        <w:t xml:space="preserve"> </w:t>
+      </w:r>
+      <w:proofErr w:type="spellStart"/>
+      <w:r>
+        <w:t>Антикумулятивизм</w:t>
+      </w:r>
+      <w:proofErr w:type="spellEnd"/>
+      <w:r>
+        <w:t xml:space="preserve"> преувеличивает роль субъективных факторов в развитии науки.</w:t>
+      </w:r>
+      <w:r>
+        <w:t xml:space="preserve"> </w:t>
+      </w:r>
+      <w:proofErr w:type="spellStart"/>
+      <w:r>
+        <w:t>Антикумулятивисты</w:t>
+      </w:r>
+      <w:proofErr w:type="spellEnd"/>
+      <w:r>
+        <w:t xml:space="preserve"> отрицают значение идеалов и норм научности, что приводит к эпистемологическому анархизму.</w:t>
       </w:r>
     </w:p>
     <w:p>
@@ -1434,7 +1673,15 @@
         <w:t>:</w:t>
       </w:r>
       <w:r>
-        <w:t xml:space="preserve"> когнитивные практики Шумера, Вавилона в Древнем Египте – этап преднауки, предшествующий становлению науки</w:t>
+        <w:t xml:space="preserve"> когнитивные практики Шумера, Вавилона в Древнем Египте – этап </w:t>
+      </w:r>
+      <w:proofErr w:type="spellStart"/>
+      <w:r>
+        <w:t>преднауки</w:t>
+      </w:r>
+      <w:proofErr w:type="spellEnd"/>
+      <w:r>
+        <w:t>, предшествующий становлению науки</w:t>
       </w:r>
       <w:r>
         <w:t xml:space="preserve">; </w:t>
@@ -1531,9 +1778,19 @@
       <w:r>
         <w:t xml:space="preserve">Средневековая наука лишь ступень подлинной науки, глубоко неправы те, кто подобно </w:t>
       </w:r>
-      <w:r>
-        <w:t>Дюгему и Кромби</w:t>
-      </w:r>
+      <w:proofErr w:type="spellStart"/>
+      <w:r>
+        <w:t>Дюгему</w:t>
+      </w:r>
+      <w:proofErr w:type="spellEnd"/>
+      <w:r>
+        <w:t xml:space="preserve"> и </w:t>
+      </w:r>
+      <w:proofErr w:type="spellStart"/>
+      <w:r>
+        <w:t>Кромби</w:t>
+      </w:r>
+      <w:proofErr w:type="spellEnd"/>
       <w:r>
         <w:t xml:space="preserve"> </w:t>
       </w:r>
@@ -1659,7 +1916,15 @@
         <w:t>XIII</w:t>
       </w:r>
       <w:r>
-        <w:t xml:space="preserve"> век отмечен рассветом философии: появляются такие мыслители, как Фома Аквинский (1225 – 1274), Дунс Скот (1266 – 1308), Уильям Оккам (1285 – 1347). По всей Европе в это время начинают создаваться университеты, а преподавали там натурфилософию на основе трудов Аристотеля</w:t>
+        <w:t xml:space="preserve"> век отмечен рассветом философии: появляются такие мыслители, как Фома Аквинский (1225 – 1274), </w:t>
+      </w:r>
+      <w:proofErr w:type="spellStart"/>
+      <w:r>
+        <w:t>Дунс</w:t>
+      </w:r>
+      <w:proofErr w:type="spellEnd"/>
+      <w:r>
+        <w:t xml:space="preserve"> Скот (1266 – 1308), Уильям Оккам (1285 – 1347). По всей Европе в это время начинают создаваться университеты, а преподавали там натурфилософию на основе трудов Аристотеля</w:t>
       </w:r>
       <w:r>
         <w:t xml:space="preserve"> – это было важным этапом для последующих достижений философии и науки.</w:t>
@@ -1713,10 +1978,7 @@
         <w:t>, он выдвинул идею создания летательных аппаратов, его работы по оптике способствовали изобретению увеличительных стекол и очков.</w:t>
       </w:r>
       <w:r>
-        <w:t xml:space="preserve"> </w:t>
-      </w:r>
-      <w:r>
-        <w:t>Леонардо да Винчи (1452 – 1519) был изобретателем и провидцем, выдающимся художником и зодчим, обладал редкой способностью наблюдать природу и использовать её в интересах человека. Он был увлечен мыслью о полете, оставил эскизы самолетов, вертолетов и пароходов.</w:t>
+        <w:t xml:space="preserve"> Леонардо да Винчи (1452 – 1519) был изобретателем и провидцем, выдающимся художником и зодчим, обладал редкой способностью наблюдать природу и использовать её в интересах человека. Он был увлечен мыслью о полете, оставил эскизы самолетов, вертолетов и пароходов.</w:t>
       </w:r>
     </w:p>
     <w:p>
@@ -1852,7 +2114,15 @@
     </w:p>
     <w:p>
       <w:r>
-        <w:t xml:space="preserve">В Средние века науки были присущи теологизм, схоластика, </w:t>
+        <w:t xml:space="preserve">В Средние века науки были присущи </w:t>
+      </w:r>
+      <w:proofErr w:type="spellStart"/>
+      <w:r>
+        <w:t>теологизм</w:t>
+      </w:r>
+      <w:proofErr w:type="spellEnd"/>
+      <w:r>
+        <w:t xml:space="preserve">, схоластика, </w:t>
       </w:r>
       <w:r>
         <w:t>догматиз</w:t>
@@ -1972,10 +2242,7 @@
         <w:t xml:space="preserve"> Леонардо Пизанский разрабатывал алгебру, </w:t>
       </w:r>
       <w:r>
-        <w:t>Джеффри Чосер</w:t>
-      </w:r>
-      <w:r>
-        <w:t xml:space="preserve"> </w:t>
+        <w:t xml:space="preserve">Джеффри Чосер </w:t>
       </w:r>
       <w:r>
         <w:t>совершенствовал астрономические приборы, значительные успехи были достигнуты в области техники</w:t>
@@ -2085,7 +2352,12 @@
         <w:t>и</w:t>
       </w:r>
       <w:r>
-        <w:t xml:space="preserve">, был внедрен принцип верификации науки. Работы Френсиса Бэкона «Новый органон» и Рене Декарта «Рассуждения о методе» выразили потребность науки в осмыслении собственных </w:t>
+        <w:t xml:space="preserve">, был внедрен принцип верификации науки. </w:t>
+      </w:r>
+    </w:p>
+    <w:p>
+      <w:r>
+        <w:t xml:space="preserve">Работы Френсиса Бэкона «Новый органон» и Рене Декарта «Рассуждения о методе» выразили потребность науки в осмыслении собственных </w:t>
       </w:r>
       <w:r>
         <w:t>методологических</w:t>
@@ -2115,10 +2387,493 @@
         <w:t>, она, считал Декарт, должна все подвергать сомнению с целью выявления исходных очевидных положений.</w:t>
       </w:r>
       <w:r>
-        <w:t xml:space="preserve"> Инструментом исследования становилась математика.</w:t>
+        <w:t xml:space="preserve"> </w:t>
+      </w:r>
+      <w:r>
+        <w:t>Инструментом исследования становилась математика.</w:t>
       </w:r>
       <w:r>
         <w:t xml:space="preserve"> «Книга природы», считал Галилей, написана языком математики.</w:t>
+      </w:r>
+      <w:r>
+        <w:t xml:space="preserve"> Эта установка была воспринята всеми последующими учеными, что означало переход к математическому </w:t>
+      </w:r>
+      <w:r>
+        <w:lastRenderedPageBreak/>
+        <w:t xml:space="preserve">описанию, вскрывающему закономерности, то есть произошел переход от натурфилософии к математическому экспериментальному знанию. </w:t>
+      </w:r>
+    </w:p>
+    <w:p>
+      <w:r>
+        <w:t>Построение новой европейской науки было осуществлено Исааком Ньютоном (1643 – 1727): он оставил научное наследие в оптике, астрономии, математике, физике, химии. Он создал законы механики, открыл закон всемирного тяготения, разработал теорию движения небесных тел. В дальнейшем классическая механика оказало влияние на развитие всех наук того времени. Она стала идеалом научности и программой для всех следующих научных исследований. В 1687 году выходит книга Ньютона «Математические начала натурфилософии», где он обосновал всеобщность законов механики и применение математического аппарата для их описания. В итоге сформировался образ классической науки. Характерной ее особенностью становится опора на авторитет знаний.</w:t>
+      </w:r>
+    </w:p>
+    <w:p>
+      <w:pPr>
+        <w:pStyle w:val="af0"/>
+      </w:pPr>
+      <w:r>
+        <w:t>Неклассическая наука и ее черты</w:t>
+      </w:r>
+    </w:p>
+    <w:p>
+      <w:r>
+        <w:t xml:space="preserve">Формировалась в первой половине </w:t>
+      </w:r>
+      <w:r>
+        <w:rPr>
+          <w:lang w:val="en-US"/>
+        </w:rPr>
+        <w:t>XX</w:t>
+      </w:r>
+      <w:r>
+        <w:t xml:space="preserve"> </w:t>
+      </w:r>
+      <w:r>
+        <w:t xml:space="preserve">века. Научная революция, изменившая классические представления, совершилась в результате происходивших с конца </w:t>
+      </w:r>
+      <w:r>
+        <w:rPr>
+          <w:lang w:val="en-US"/>
+        </w:rPr>
+        <w:t>XIX</w:t>
+      </w:r>
+      <w:r>
+        <w:t xml:space="preserve"> </w:t>
+      </w:r>
+      <w:r>
+        <w:t xml:space="preserve">века </w:t>
+      </w:r>
+      <w:r>
+        <w:t xml:space="preserve">научных открытий (делимость атома, специальная и общая теории относительности, </w:t>
+      </w:r>
+      <w:r>
+        <w:t xml:space="preserve">квантовая теория, квантовая химия, генетика, концепция нестационарной </w:t>
+      </w:r>
+      <w:r>
+        <w:t>В</w:t>
+      </w:r>
+      <w:r>
+        <w:t>селенной, общая теория систем</w:t>
+      </w:r>
+      <w:r>
+        <w:t>), который имели революционной значения.</w:t>
+      </w:r>
+      <w:r>
+        <w:t xml:space="preserve"> На основе специальной теории относительности (СТО) и принципов квантовой механики утверждается квантово-релятивистское научное миропонимание. Принцип дополнительности из квантовой механики осуществляет синтез классических и неклассических представлений о микропроцессах. В квантово-релятивистской физике в качестве необходимого условия объективности выдвигается требование </w:t>
+      </w:r>
+      <w:r>
+        <w:t>четкой фиксации особенностей средств наблюдения, которые взаимодействуют с объектом.</w:t>
+      </w:r>
+      <w:r>
+        <w:t xml:space="preserve"> Неклассическая картина мира складывается на основе представлений о мире как сложной системе</w:t>
+      </w:r>
+      <w:r>
+        <w:t>, включающей в себя микро, макро и мега уровни (миры).</w:t>
+      </w:r>
+      <w:r>
+        <w:t xml:space="preserve"> Со</w:t>
+      </w:r>
+      <w:r>
+        <w:t>здавались предпосылки для построения целостной картины природы</w:t>
+      </w:r>
+      <w:r>
+        <w:t>, в которой прослеживается иерархическая организованность Вселенной как сверхсложной системы.</w:t>
+      </w:r>
+    </w:p>
+    <w:p>
+      <w:pPr>
+        <w:pStyle w:val="af0"/>
+      </w:pPr>
+      <w:proofErr w:type="spellStart"/>
+      <w:r>
+        <w:t>Постнеклассическая</w:t>
+      </w:r>
+      <w:proofErr w:type="spellEnd"/>
+      <w:r>
+        <w:t xml:space="preserve"> наука</w:t>
+      </w:r>
+    </w:p>
+    <w:p>
+      <w:r>
+        <w:t xml:space="preserve">Создается во второй половине </w:t>
+      </w:r>
+      <w:r>
+        <w:rPr>
+          <w:lang w:val="en-US"/>
+        </w:rPr>
+        <w:t>XX</w:t>
+      </w:r>
+      <w:r>
+        <w:t xml:space="preserve"> </w:t>
+      </w:r>
+      <w:r>
+        <w:t>века. На ряду с дисциплинарными исследованиями на первый план выдвигаются междисциплинарные формы исследования</w:t>
+      </w:r>
+      <w:r>
+        <w:t>, нацеленный на решение крупнейших проблем.</w:t>
+      </w:r>
+      <w:r>
+        <w:t xml:space="preserve"> В этом Вернадский видел отличительную особенность науки </w:t>
+      </w:r>
+      <w:r>
+        <w:rPr>
+          <w:lang w:val="en-US"/>
+        </w:rPr>
+        <w:t>XX</w:t>
+      </w:r>
+      <w:r>
+        <w:t xml:space="preserve"> века.</w:t>
+      </w:r>
+      <w:r>
+        <w:t xml:space="preserve"> Содержание </w:t>
+      </w:r>
+      <w:proofErr w:type="spellStart"/>
+      <w:r>
+        <w:t>постнеклассической</w:t>
+      </w:r>
+      <w:proofErr w:type="spellEnd"/>
+      <w:r>
+        <w:t xml:space="preserve"> науки определяется комплексными исследовательскими программами.</w:t>
+      </w:r>
+      <w:r>
+        <w:t xml:space="preserve"> </w:t>
+      </w:r>
+      <w:r>
+        <w:t>Возникают новые формы синтеза наук, новые классы наук.</w:t>
+      </w:r>
+      <w:r>
+        <w:t xml:space="preserve"> </w:t>
+      </w:r>
+      <w:r>
+        <w:t>Основа биосферного класса наук – биосферное естествознание – заложили Докучаев и его ученик – Вернадский</w:t>
+      </w:r>
+      <w:r>
+        <w:t>, что привело к формированию биогеоценоза (биогеоценологии), основы которого были определены Сукачевым. В формировании научного мировоззрения был сделан провыв: человек был введен в научную картину мира. Вселенная в ее эволюционном развитии получила антропологическую направленность.</w:t>
+      </w:r>
+      <w:r>
+        <w:t xml:space="preserve"> </w:t>
+      </w:r>
+      <w:r>
+        <w:t xml:space="preserve">Важнейшей особенностью </w:t>
+      </w:r>
+      <w:proofErr w:type="spellStart"/>
+      <w:r>
+        <w:t>постнеклассической</w:t>
+      </w:r>
+      <w:proofErr w:type="spellEnd"/>
+      <w:r>
+        <w:t xml:space="preserve"> науки является </w:t>
+      </w:r>
+      <w:r>
+        <w:t>формирование этики ответственности научного сообщества за применение научных достижений. Наука не только ищет истину, но и определяет условия ее применения. Таким образом, наука обретает самостоятельный статус и проходит в своем развитии несколько этапов.</w:t>
+      </w:r>
+    </w:p>
+    <w:p>
+      <w:pPr>
+        <w:pStyle w:val="af0"/>
+      </w:pPr>
+      <w:r>
+        <w:t>Возникновение рационального научно-философского знания в Древней Греции</w:t>
+      </w:r>
+    </w:p>
+    <w:p>
+      <w:r>
+        <w:t xml:space="preserve">Страна происхождения науки в европейском понимании – эта Древняя Греция. Для того, чтобы стать научным, знание должно оторваться от </w:t>
+      </w:r>
+      <w:r>
+        <w:t>практических вопросов и приобрести свою теоретическую форму.</w:t>
+      </w:r>
+      <w:r>
+        <w:t xml:space="preserve"> Объектом познания являются не реально существующие предметы, а идеальные объекты, конструируемые самим мышлением.</w:t>
+      </w:r>
+      <w:r>
+        <w:t xml:space="preserve"> Главным средством получения нового знания выступает не эмпирический опыт, а теоретический анализ, основанный на системе </w:t>
+      </w:r>
+      <w:r>
+        <w:lastRenderedPageBreak/>
+        <w:t xml:space="preserve">логических </w:t>
+      </w:r>
+      <w:proofErr w:type="spellStart"/>
+      <w:r>
+        <w:t>д</w:t>
+      </w:r>
+      <w:r>
+        <w:t>оказаний</w:t>
+      </w:r>
+      <w:proofErr w:type="spellEnd"/>
+      <w:r>
+        <w:t>.</w:t>
+      </w:r>
+      <w:r>
+        <w:t xml:space="preserve"> </w:t>
+      </w:r>
+      <w:r>
+        <w:t>Эти качества: л</w:t>
+      </w:r>
+      <w:r>
+        <w:t>огическая доказательности, теоретичность, независимость от практической потребности, открытость для обсуждения</w:t>
+      </w:r>
+      <w:r>
+        <w:t xml:space="preserve"> и критики</w:t>
+      </w:r>
+      <w:r>
+        <w:t xml:space="preserve"> приобретает знание в Древней Греции.</w:t>
+      </w:r>
+      <w:r>
+        <w:t xml:space="preserve"> </w:t>
+      </w:r>
+    </w:p>
+    <w:p>
+      <w:r>
+        <w:t xml:space="preserve">Для создания такого рода </w:t>
+      </w:r>
+      <w:r>
+        <w:t>знания</w:t>
+      </w:r>
+      <w:r>
+        <w:t xml:space="preserve"> были определенные интеллектуальные предпосылки</w:t>
+      </w:r>
+      <w:r>
+        <w:t>:</w:t>
+      </w:r>
+      <w:r>
+        <w:t xml:space="preserve"> прежде всего переход от мифологического мышления к логико-понятийному. Логико-понятийное мышление открывает новую реальность</w:t>
+      </w:r>
+      <w:r>
+        <w:t>: реальность логических конструкций и доказательств</w:t>
+      </w:r>
+      <w:r>
+        <w:t>, для которых чувственная реальность не имеет решающего значения.</w:t>
+      </w:r>
+      <w:r>
+        <w:t xml:space="preserve"> Пифагорейцы, вводя понятие числа, </w:t>
+      </w:r>
+      <w:r>
+        <w:t>и Илиады, оперируя логическим основанием мышления, подготовили интеллектуальные основания для формирования античной науки.</w:t>
+      </w:r>
+      <w:r>
+        <w:t xml:space="preserve"> Для этой науки</w:t>
+      </w:r>
+      <w:r>
+        <w:t xml:space="preserve"> характерная органичная связь с философией.</w:t>
+      </w:r>
+      <w:r>
+        <w:t xml:space="preserve"> Наука </w:t>
+      </w:r>
+      <w:r>
+        <w:t>двигается</w:t>
+      </w:r>
+      <w:r>
+        <w:t xml:space="preserve"> в сферу умопостигаемого, где и начинается влияние на нее философии.</w:t>
+      </w:r>
+    </w:p>
+    <w:p>
+      <w:r>
+        <w:t>Философия отличается от мифологии тем, что она стремится к построению знания о мире (космосе), его первоначалах и первопричинах. Если первые философы искали первоначала в чувственно-воспринимаемо</w:t>
+      </w:r>
+      <w:r>
+        <w:t>м</w:t>
+      </w:r>
+      <w:r>
+        <w:t>, то в последую</w:t>
+      </w:r>
+      <w:r>
+        <w:t>щ</w:t>
+      </w:r>
+      <w:r>
+        <w:t>ем приходит понимание необходимости разграничения мнения (сфера чувственно-воспринимаемого) и знания</w:t>
+      </w:r>
+      <w:r>
+        <w:t xml:space="preserve"> (сфера умопостигаемого)</w:t>
+      </w:r>
+      <w:r>
+        <w:t>.</w:t>
+      </w:r>
+      <w:r>
+        <w:t xml:space="preserve"> Разграничение и противопоставление этих сфер в наибольшей степени выразилось в Элейской школе, оказалось перспективным и создало возможности для становления науки </w:t>
+      </w:r>
+      <w:r>
+        <w:t xml:space="preserve">в тесной связи с философией. Кроме того, </w:t>
+      </w:r>
+      <w:r>
+        <w:t>миру знания стало возможным применение математических и логических средств.</w:t>
+      </w:r>
+    </w:p>
+    <w:p>
+      <w:r>
+        <w:t xml:space="preserve">Идея применения математических средств </w:t>
+      </w:r>
+      <w:r>
+        <w:t>восходит к Пифагору</w:t>
+      </w:r>
+      <w:r>
+        <w:t xml:space="preserve"> (вторая половина </w:t>
+      </w:r>
+      <w:r>
+        <w:rPr>
+          <w:lang w:val="en-US"/>
+        </w:rPr>
+        <w:t>VI</w:t>
+      </w:r>
+      <w:r>
+        <w:t xml:space="preserve"> </w:t>
+      </w:r>
+      <w:r>
+        <w:t>века</w:t>
+      </w:r>
+      <w:r>
+        <w:t xml:space="preserve"> </w:t>
+      </w:r>
+      <w:r>
+        <w:t>–</w:t>
+      </w:r>
+      <w:r>
+        <w:t xml:space="preserve"> </w:t>
+      </w:r>
+      <w:r>
+        <w:t xml:space="preserve">начало </w:t>
+      </w:r>
+      <w:r>
+        <w:rPr>
+          <w:lang w:val="en-US"/>
+        </w:rPr>
+        <w:t>V</w:t>
+      </w:r>
+      <w:r>
+        <w:t xml:space="preserve"> века до нашей эры)</w:t>
+      </w:r>
+      <w:r>
+        <w:t>.</w:t>
+      </w:r>
+      <w:r>
+        <w:t xml:space="preserve"> Здесь были заложены основы научного миропонимания</w:t>
+      </w:r>
+      <w:r>
+        <w:t>, а математика становится его ведущим инструментом.</w:t>
+      </w:r>
+      <w:r>
+        <w:t xml:space="preserve"> Пифагорейцы утверждали, что числа – это первоначала всего сущего, а антология чисел раскрывает фундаментальные</w:t>
+      </w:r>
+      <w:r>
+        <w:t xml:space="preserve"> первоначала организация природы.</w:t>
+      </w:r>
+      <w:r>
+        <w:t xml:space="preserve"> Началом всего Пифагорейцы считали единицу, а ноль – это пустота.</w:t>
+      </w:r>
+      <w:r>
+        <w:t xml:space="preserve"> </w:t>
+      </w:r>
+    </w:p>
+    <w:p>
+      <w:r>
+        <w:t xml:space="preserve">Античная наука </w:t>
+      </w:r>
+      <w:r>
+        <w:t>сумела выстроить завершённые образцы своего знания</w:t>
+      </w:r>
+      <w:r>
+        <w:t xml:space="preserve">, к ним следует отнести: «Аналитики» Аристотеля, «Начала» Евклида, </w:t>
+      </w:r>
+      <w:r>
+        <w:t>работы Архимеда</w:t>
+      </w:r>
+      <w:r>
+        <w:t xml:space="preserve"> </w:t>
+      </w:r>
+      <w:r>
+        <w:t>«О</w:t>
+      </w:r>
+      <w:r>
+        <w:t xml:space="preserve"> математическом методе доказательства теорий</w:t>
+      </w:r>
+      <w:r>
+        <w:t>», «О равновесии плоских фигур», «О плавающих телах» и так далее</w:t>
+      </w:r>
+      <w:r>
+        <w:t>.</w:t>
+      </w:r>
+      <w:r>
+        <w:t xml:space="preserve"> Их объединяет общность логических основ</w:t>
+      </w:r>
+      <w:r>
+        <w:t>, теоретическая доказательность</w:t>
+      </w:r>
+      <w:r>
+        <w:t xml:space="preserve">, </w:t>
+      </w:r>
+      <w:r>
+        <w:t>активное использование математических средств. Характерной особенностью античной науки является ее созерцательность, она выстраивает ради поиска истины, а не решения практических задач.</w:t>
+      </w:r>
+      <w:r>
+        <w:t xml:space="preserve"> Наука и философия взаимосвязаны</w:t>
+      </w:r>
+      <w:r>
+        <w:t>, а научное знание плавно перетекает в философские рассуждения.</w:t>
+      </w:r>
+      <w:r>
+        <w:t xml:space="preserve"> Они включены в поиск мудрости</w:t>
+      </w:r>
+      <w:r>
+        <w:t xml:space="preserve">, в целостное осмысление всего сущности. Высшими критериями этого поиска выступают принципы </w:t>
+      </w:r>
+      <w:r>
+        <w:t>Блага, Истины и Красоты.</w:t>
+      </w:r>
+    </w:p>
+    <w:p>
+      <w:r>
+        <w:t>Итак, античная наука характеризуется широким применением математических форм</w:t>
+      </w:r>
+      <w:r>
+        <w:t>, доказательства и созерцательност</w:t>
+      </w:r>
+      <w:r>
+        <w:t>ью</w:t>
+      </w:r>
+      <w:r>
+        <w:t>.</w:t>
+      </w:r>
+    </w:p>
+    <w:p>
+      <w:pPr>
+        <w:pStyle w:val="af0"/>
+        <w:jc w:val="right"/>
+        <w:rPr>
+          <w:i/>
+          <w:iCs/>
+        </w:rPr>
+      </w:pPr>
+      <w:r>
+        <w:rPr>
+          <w:i/>
+          <w:iCs/>
+        </w:rPr>
+        <w:t>20.10.2026</w:t>
+      </w:r>
+    </w:p>
+    <w:p>
+      <w:pPr>
+        <w:pStyle w:val="af0"/>
+      </w:pPr>
+      <w:r>
+        <w:t>Лекция 6 «</w:t>
+      </w:r>
+      <w:proofErr w:type="spellStart"/>
+      <w:r>
+        <w:t>Интернализм</w:t>
+      </w:r>
+      <w:proofErr w:type="spellEnd"/>
+      <w:r>
+        <w:t xml:space="preserve"> и </w:t>
+      </w:r>
+      <w:proofErr w:type="spellStart"/>
+      <w:r>
+        <w:t>экстернализм</w:t>
+      </w:r>
+      <w:proofErr w:type="spellEnd"/>
+      <w:r>
+        <w:t xml:space="preserve"> как теоретические модели интерпретации истории науки»</w:t>
       </w:r>
     </w:p>
     <w:sectPr>
@@ -4040,6 +4795,7 @@
   <w:style w:type="character" w:default="1" w:styleId="a3">
     <w:name w:val="Default Paragraph Font"/>
     <w:uiPriority w:val="1"/>
+    <w:semiHidden/>
     <w:unhideWhenUsed/>
   </w:style>
   <w:style w:type="table" w:default="1" w:styleId="a4">

--- a/ФЛиМН, лекции/ФЛиМН, лекции.docx
+++ b/ФЛиМН, лекции/ФЛиМН, лекции.docx
@@ -2874,6 +2874,1889 @@
       <w:proofErr w:type="spellEnd"/>
       <w:r>
         <w:t xml:space="preserve"> как теоретические модели интерпретации истории науки»</w:t>
+      </w:r>
+    </w:p>
+    <w:p>
+      <w:r>
+        <w:t xml:space="preserve">До </w:t>
+      </w:r>
+      <w:r>
+        <w:rPr>
+          <w:lang w:val="en-US"/>
+        </w:rPr>
+        <w:t>XVIII</w:t>
+      </w:r>
+      <w:r>
+        <w:t xml:space="preserve"> </w:t>
+      </w:r>
+      <w:r>
+        <w:t>века проблема истории науки не была предметом специального рассмотрения. В трудах основател</w:t>
+      </w:r>
+      <w:r>
+        <w:t>ей</w:t>
+      </w:r>
+      <w:r>
+        <w:t xml:space="preserve"> позитивизма</w:t>
+      </w:r>
+      <w:r>
+        <w:t xml:space="preserve"> осуществляются первые попытки анализа генезиса науки.</w:t>
+      </w:r>
+      <w:r>
+        <w:t xml:space="preserve"> Герберт Спенсер (1820 – 1903) – английский философ, один из родоначальников позитивизма</w:t>
+      </w:r>
+      <w:r>
+        <w:t xml:space="preserve"> –</w:t>
+      </w:r>
+      <w:r>
+        <w:t xml:space="preserve"> в работе происхождения науки писал, что наука возникает вместе с появлением государства и развитие знания </w:t>
+      </w:r>
+      <w:r>
+        <w:t xml:space="preserve">происходит </w:t>
+      </w:r>
+      <w:r>
+        <w:t>путем расширения нашего практического опыта.</w:t>
+      </w:r>
+      <w:r>
+        <w:t xml:space="preserve"> </w:t>
+      </w:r>
+    </w:p>
+    <w:p>
+      <w:r>
+        <w:t xml:space="preserve">История науки как система знания возникла, видимо, с осмысления «что есть сама наука». </w:t>
+      </w:r>
+      <w:r>
+        <w:t xml:space="preserve">Как научная дисциплина она начала формироваться во второй половине </w:t>
+      </w:r>
+      <w:r>
+        <w:rPr>
+          <w:lang w:val="en-US"/>
+        </w:rPr>
+        <w:t>XIX</w:t>
+      </w:r>
+      <w:r>
+        <w:t xml:space="preserve"> века. В 1892 году</w:t>
+      </w:r>
+      <w:r>
+        <w:t xml:space="preserve"> в </w:t>
+      </w:r>
+      <w:r>
+        <w:t>К</w:t>
+      </w:r>
+      <w:r>
+        <w:t>ол</w:t>
+      </w:r>
+      <w:r>
+        <w:t>ле</w:t>
+      </w:r>
+      <w:r>
+        <w:t xml:space="preserve">ж-де-Франс </w:t>
+      </w:r>
+      <w:r>
+        <w:t>в старейшем учебном заведении</w:t>
+      </w:r>
+      <w:r>
+        <w:t xml:space="preserve"> </w:t>
+      </w:r>
+      <w:r>
+        <w:t>Ф</w:t>
+      </w:r>
+      <w:r>
+        <w:t xml:space="preserve">ранции была создана кафедра «Истрии науки». Дискуссия о том, к какой области отнести историю науки, начавшеюся в </w:t>
+      </w:r>
+      <w:r>
+        <w:rPr>
+          <w:lang w:val="en-US"/>
+        </w:rPr>
+        <w:t>XIX</w:t>
+      </w:r>
+      <w:r>
+        <w:t xml:space="preserve"> </w:t>
+      </w:r>
+      <w:r>
+        <w:t>веке, не завершена до сих пор. В 1930 годах появляются работы</w:t>
+      </w:r>
+      <w:r>
+        <w:t>:</w:t>
+      </w:r>
+      <w:r>
+        <w:t xml:space="preserve"> где прослеживаются связи науки и социально-исторического развития</w:t>
+      </w:r>
+      <w:r>
+        <w:t>;</w:t>
+      </w:r>
+      <w:r>
+        <w:t xml:space="preserve"> связанные </w:t>
+      </w:r>
+      <w:r>
+        <w:t xml:space="preserve">с анализом деятельности Академии Платона </w:t>
+      </w:r>
+      <w:r>
+        <w:lastRenderedPageBreak/>
+        <w:t>(Лан</w:t>
+      </w:r>
+      <w:r>
+        <w:t>д</w:t>
+      </w:r>
+      <w:r>
+        <w:t>сбер</w:t>
+      </w:r>
+      <w:r>
+        <w:t>г</w:t>
+      </w:r>
+      <w:r>
+        <w:t>)</w:t>
+      </w:r>
+      <w:r>
+        <w:t xml:space="preserve"> и</w:t>
+      </w:r>
+      <w:r>
+        <w:t xml:space="preserve"> средневековой схоластики и ее взаимосвязи с наукой Нового времени (</w:t>
+      </w:r>
+      <w:proofErr w:type="spellStart"/>
+      <w:r>
+        <w:t>Хони</w:t>
+      </w:r>
+      <w:r>
+        <w:t>н</w:t>
+      </w:r>
+      <w:r>
+        <w:t>сгейм</w:t>
+      </w:r>
+      <w:proofErr w:type="spellEnd"/>
+      <w:r>
+        <w:t xml:space="preserve"> и </w:t>
+      </w:r>
+      <w:proofErr w:type="spellStart"/>
+      <w:r>
+        <w:t>Дембер</w:t>
+      </w:r>
+      <w:proofErr w:type="spellEnd"/>
+      <w:r>
+        <w:t>)</w:t>
+      </w:r>
+      <w:r>
+        <w:t>;</w:t>
+      </w:r>
+      <w:r>
+        <w:t xml:space="preserve"> а</w:t>
+      </w:r>
+      <w:r>
+        <w:t xml:space="preserve"> </w:t>
+      </w:r>
+      <w:r>
+        <w:t>исследованием роли на</w:t>
+      </w:r>
+      <w:r>
+        <w:t>у</w:t>
+      </w:r>
+      <w:r>
+        <w:t>чных общес</w:t>
+      </w:r>
+      <w:r>
+        <w:t>т</w:t>
+      </w:r>
+      <w:r>
+        <w:t xml:space="preserve">в </w:t>
+      </w:r>
+      <w:r>
+        <w:rPr>
+          <w:lang w:val="en-US"/>
+        </w:rPr>
+        <w:t>XIX</w:t>
+      </w:r>
+      <w:r>
+        <w:t xml:space="preserve"> века занимался Ор</w:t>
+      </w:r>
+      <w:r>
+        <w:t>н</w:t>
+      </w:r>
+      <w:r>
+        <w:t>штейн. Профессоры Кембриджского университета</w:t>
+      </w:r>
+      <w:r>
+        <w:t xml:space="preserve"> </w:t>
+      </w:r>
+      <w:r>
+        <w:t>считают</w:t>
+      </w:r>
+      <w:r>
+        <w:t xml:space="preserve"> </w:t>
+      </w:r>
+      <w:r>
+        <w:t>Джона Бернала</w:t>
+      </w:r>
+      <w:r>
+        <w:t xml:space="preserve"> основателем </w:t>
+      </w:r>
+      <w:r>
+        <w:t>социальной истории науки.</w:t>
+      </w:r>
+      <w:r>
+        <w:t xml:space="preserve"> В своих работах «Социальные функции науки» и «Наука в истории общества» он раскрывает связь научно-технического прогресса с историческими условиями развития общества. В 1929 году была основана </w:t>
+      </w:r>
+      <w:r>
+        <w:t>Международная академия истории науки.</w:t>
+      </w:r>
+      <w:r>
+        <w:t xml:space="preserve"> В историографии науки возникло два направления:</w:t>
+      </w:r>
+    </w:p>
+    <w:p>
+      <w:pPr>
+        <w:pStyle w:val="aa"/>
+        <w:numPr>
+          <w:ilvl w:val="0"/>
+          <w:numId w:val="36"/>
+        </w:numPr>
+      </w:pPr>
+      <w:proofErr w:type="spellStart"/>
+      <w:r>
+        <w:t>экстернализм</w:t>
+      </w:r>
+      <w:proofErr w:type="spellEnd"/>
+      <w:r>
+        <w:t xml:space="preserve"> – ставит своей целью </w:t>
+      </w:r>
+      <w:r>
+        <w:t>выявления</w:t>
+      </w:r>
+      <w:r>
+        <w:t xml:space="preserve"> связей социально-экономического развития общества и развития научных знаний. Создавая первые программы историко-научных исследований </w:t>
+      </w:r>
+      <w:proofErr w:type="spellStart"/>
+      <w:r>
+        <w:t>экстреналисты</w:t>
+      </w:r>
+      <w:proofErr w:type="spellEnd"/>
+      <w:r>
+        <w:t xml:space="preserve"> обращали внимание </w:t>
+      </w:r>
+      <w:r>
+        <w:t>на хронологическую систематизацию, описани</w:t>
+      </w:r>
+      <w:r>
+        <w:t>е</w:t>
+      </w:r>
+      <w:r>
+        <w:t xml:space="preserve"> механизма прогрессивных идей и изучение социально-экономического контекста</w:t>
+      </w:r>
+      <w:r>
+        <w:t>;</w:t>
+      </w:r>
+    </w:p>
+    <w:p>
+      <w:pPr>
+        <w:pStyle w:val="aa"/>
+        <w:numPr>
+          <w:ilvl w:val="0"/>
+          <w:numId w:val="36"/>
+        </w:numPr>
+      </w:pPr>
+      <w:proofErr w:type="spellStart"/>
+      <w:r>
+        <w:t>интернализм</w:t>
+      </w:r>
+      <w:proofErr w:type="spellEnd"/>
+      <w:r>
+        <w:t xml:space="preserve"> (имманентное направление) – альтернатива </w:t>
+      </w:r>
+      <w:proofErr w:type="spellStart"/>
+      <w:r>
+        <w:t>экстернализма</w:t>
+      </w:r>
+      <w:proofErr w:type="spellEnd"/>
+      <w:r>
+        <w:t>: он отстаивает точку зрения, что наука развивается не благодаря социальному воздействию, а в результате своей внутренней эволюции, где главным является изменение способа мышления</w:t>
+      </w:r>
+      <w:r>
+        <w:t xml:space="preserve"> (</w:t>
+      </w:r>
+      <w:r>
+        <w:t>Койре</w:t>
+      </w:r>
+      <w:r>
+        <w:t>, Райс, Холл</w:t>
+      </w:r>
+      <w:r>
+        <w:t xml:space="preserve"> </w:t>
+      </w:r>
+      <w:r>
+        <w:t>и другие</w:t>
+      </w:r>
+      <w:r>
+        <w:t>)</w:t>
+      </w:r>
+      <w:r>
+        <w:t>.</w:t>
+      </w:r>
+      <w:r>
+        <w:t xml:space="preserve"> </w:t>
+      </w:r>
+      <w:r>
+        <w:t>Койре</w:t>
+      </w:r>
+      <w:r>
+        <w:t xml:space="preserve"> </w:t>
+      </w:r>
+      <w:r>
+        <w:t xml:space="preserve">объясняет </w:t>
+      </w:r>
+      <w:r>
+        <w:t>развитие</w:t>
+      </w:r>
+      <w:r>
+        <w:t xml:space="preserve"> науки исключительно </w:t>
+      </w:r>
+      <w:r>
+        <w:t>интеллектуальными</w:t>
+      </w:r>
+      <w:r>
+        <w:t xml:space="preserve"> </w:t>
+      </w:r>
+      <w:r>
+        <w:t>факторами.</w:t>
+      </w:r>
+      <w:r>
+        <w:t xml:space="preserve"> </w:t>
+      </w:r>
+      <w:r>
+        <w:t>О</w:t>
+      </w:r>
+      <w:r>
+        <w:t>н ввел понятие «структура научного</w:t>
+      </w:r>
+      <w:r>
+        <w:t xml:space="preserve"> мышления</w:t>
+      </w:r>
+      <w:r>
+        <w:t>»</w:t>
+      </w:r>
+      <w:r>
+        <w:t xml:space="preserve"> и</w:t>
+      </w:r>
+      <w:r>
+        <w:t xml:space="preserve"> считал, что науку надо изолировать от социально-экономических, технических и материальных факторов.</w:t>
+      </w:r>
+      <w:r>
+        <w:t xml:space="preserve"> </w:t>
+      </w:r>
+      <w:r>
+        <w:t>Койре</w:t>
+      </w:r>
+      <w:r>
+        <w:t xml:space="preserve"> </w:t>
+      </w:r>
+      <w:r>
+        <w:t>полагает</w:t>
+      </w:r>
+      <w:r>
+        <w:t xml:space="preserve">, что в </w:t>
+      </w:r>
+      <w:r>
+        <w:t>античности</w:t>
+      </w:r>
+      <w:r>
+        <w:t xml:space="preserve"> большое значение имело разрушение </w:t>
+      </w:r>
+      <w:r>
+        <w:t>установившихся</w:t>
+      </w:r>
+      <w:r>
+        <w:t xml:space="preserve"> </w:t>
+      </w:r>
+      <w:r>
+        <w:t>взглядов</w:t>
+      </w:r>
+      <w:r>
+        <w:t xml:space="preserve"> на Космос</w:t>
+      </w:r>
+      <w:r>
+        <w:t>, когда он предстал по-новому: неопределенным и бесконечным (как Универсум)</w:t>
+      </w:r>
+      <w:r>
+        <w:t>.</w:t>
+      </w:r>
+      <w:r>
+        <w:t xml:space="preserve"> Он выделяет также изменения мышления в связи с геометризацией </w:t>
+      </w:r>
+      <w:r>
+        <w:t>пространства</w:t>
+      </w:r>
+      <w:r>
+        <w:t xml:space="preserve">: </w:t>
+      </w:r>
+      <w:r>
+        <w:t>повелением</w:t>
+      </w:r>
+      <w:r>
+        <w:t xml:space="preserve"> </w:t>
+      </w:r>
+      <w:r>
+        <w:t>специального</w:t>
+      </w:r>
+      <w:r>
+        <w:t xml:space="preserve"> математического языка. Таким образом, наука в истории связна, по его мнению, с процессом мышления ученых. </w:t>
+      </w:r>
+    </w:p>
+    <w:p>
+      <w:r>
+        <w:t xml:space="preserve">Томас Кун пытался преодолеть </w:t>
+      </w:r>
+      <w:r>
+        <w:t>противоречия</w:t>
+      </w:r>
+      <w:r>
+        <w:t xml:space="preserve"> </w:t>
+      </w:r>
+      <w:proofErr w:type="spellStart"/>
+      <w:r>
+        <w:t>экстерналистского</w:t>
+      </w:r>
+      <w:proofErr w:type="spellEnd"/>
+      <w:r>
+        <w:t xml:space="preserve"> и </w:t>
+      </w:r>
+      <w:proofErr w:type="spellStart"/>
+      <w:r>
+        <w:t>интерналистского</w:t>
+      </w:r>
+      <w:proofErr w:type="spellEnd"/>
+      <w:r>
+        <w:t xml:space="preserve"> направлений. Он считал, что для первоначального развития какой-либо области науки </w:t>
+      </w:r>
+      <w:r>
+        <w:t xml:space="preserve">необходимо </w:t>
+      </w:r>
+      <w:r>
+        <w:t>знать</w:t>
+      </w:r>
+      <w:r>
+        <w:t xml:space="preserve"> </w:t>
+      </w:r>
+      <w:r>
+        <w:t>социальные</w:t>
+      </w:r>
+      <w:r>
+        <w:t xml:space="preserve"> потребности общества</w:t>
+      </w:r>
+      <w:r>
+        <w:t xml:space="preserve">, а для уже зрелой науки </w:t>
+      </w:r>
+      <w:r>
+        <w:t>применима</w:t>
+      </w:r>
+      <w:r>
+        <w:t xml:space="preserve"> </w:t>
+      </w:r>
+      <w:proofErr w:type="spellStart"/>
+      <w:r>
+        <w:t>интерналист</w:t>
+      </w:r>
+      <w:r>
+        <w:t>ская</w:t>
+      </w:r>
+      <w:proofErr w:type="spellEnd"/>
+      <w:r>
+        <w:t xml:space="preserve"> историография.</w:t>
+      </w:r>
+      <w:r>
+        <w:t xml:space="preserve"> В своей работе «Структура научных революций» </w:t>
+      </w:r>
+      <w:r>
+        <w:t xml:space="preserve">он рассматривает науку </w:t>
+      </w:r>
+      <w:r>
+        <w:t>как деятельность научных сообществ.</w:t>
+      </w:r>
+      <w:r>
+        <w:t xml:space="preserve"> Принадлежность ученого к сообществу определяется тем, что он разделяет принятую данной группой ученых парадигму.</w:t>
+      </w:r>
+      <w:r>
+        <w:t xml:space="preserve"> Парадигмальный характер им</w:t>
+      </w:r>
+      <w:r>
+        <w:t>ею</w:t>
+      </w:r>
+      <w:r>
+        <w:t>т, например</w:t>
+      </w:r>
+      <w:r>
+        <w:t>:</w:t>
+      </w:r>
+      <w:r>
+        <w:t xml:space="preserve"> физика Аристотел</w:t>
+      </w:r>
+      <w:r>
+        <w:t xml:space="preserve">я, геоцентрическая система </w:t>
+      </w:r>
+      <w:r>
+        <w:t>Птолемея</w:t>
+      </w:r>
+      <w:r>
+        <w:t xml:space="preserve">, механика Ньютона, электродинамика </w:t>
+      </w:r>
+      <w:r>
+        <w:t>Максвелла</w:t>
+      </w:r>
+      <w:r>
+        <w:t>, теория атома Никса Бора</w:t>
+      </w:r>
+      <w:r>
+        <w:t>. Создател</w:t>
+      </w:r>
+      <w:r>
+        <w:t>и</w:t>
+      </w:r>
+      <w:r>
+        <w:t xml:space="preserve"> парадигм формулировали не только законы и теории, </w:t>
+      </w:r>
+      <w:r>
+        <w:t xml:space="preserve">но и захватывали новые </w:t>
+      </w:r>
+      <w:r>
+        <w:t>мировозренческие</w:t>
+      </w:r>
+      <w:r>
+        <w:t xml:space="preserve"> установки и ценности в общественной жизни. Томаса Куна </w:t>
+      </w:r>
+      <w:r>
+        <w:t>критиковали</w:t>
+      </w:r>
+      <w:r>
+        <w:t xml:space="preserve"> за недооценку преемственности</w:t>
+      </w:r>
+      <w:r>
+        <w:t xml:space="preserve"> в развитии</w:t>
+      </w:r>
+      <w:r>
+        <w:t xml:space="preserve"> научного знания</w:t>
+      </w:r>
+      <w:r>
+        <w:t xml:space="preserve">, возможности рационального сравнения </w:t>
+      </w:r>
+      <w:r>
+        <w:t>конкурирующих</w:t>
+      </w:r>
+      <w:r>
+        <w:t xml:space="preserve"> теорий.</w:t>
+      </w:r>
+      <w:r>
+        <w:t xml:space="preserve"> И все же Куну удалось сблизить философию и историю науки.</w:t>
+      </w:r>
+    </w:p>
+    <w:p>
+      <w:r>
+        <w:t xml:space="preserve">В настоящее время существует три модели </w:t>
+      </w:r>
+      <w:r>
+        <w:t>исторической</w:t>
+      </w:r>
+      <w:r>
+        <w:t xml:space="preserve"> </w:t>
+      </w:r>
+      <w:r>
+        <w:t>реконструкции</w:t>
+      </w:r>
+      <w:r>
+        <w:t xml:space="preserve"> науки:</w:t>
+      </w:r>
+    </w:p>
+    <w:p>
+      <w:pPr>
+        <w:pStyle w:val="aa"/>
+        <w:numPr>
+          <w:ilvl w:val="0"/>
+          <w:numId w:val="37"/>
+        </w:numPr>
+      </w:pPr>
+      <w:r>
+        <w:t>и</w:t>
+      </w:r>
+      <w:r>
+        <w:t>ст</w:t>
+      </w:r>
+      <w:r>
+        <w:t>ор</w:t>
+      </w:r>
+      <w:r>
+        <w:t>ия науки как кумулятивный, поступательный, прогрессивный процесс</w:t>
+      </w:r>
+      <w:r>
+        <w:t>;</w:t>
+      </w:r>
+    </w:p>
+    <w:p>
+      <w:pPr>
+        <w:pStyle w:val="aa"/>
+        <w:numPr>
+          <w:ilvl w:val="0"/>
+          <w:numId w:val="37"/>
+        </w:numPr>
+      </w:pPr>
+      <w:r>
+        <w:t>и</w:t>
+      </w:r>
+      <w:r>
+        <w:t>стория науки как развитие через научные революции</w:t>
+      </w:r>
+      <w:r>
+        <w:t>;</w:t>
+      </w:r>
+    </w:p>
+    <w:p>
+      <w:pPr>
+        <w:pStyle w:val="aa"/>
+        <w:numPr>
+          <w:ilvl w:val="0"/>
+          <w:numId w:val="37"/>
+        </w:numPr>
+      </w:pPr>
+      <w:r>
+        <w:t>и</w:t>
+      </w:r>
+      <w:r>
+        <w:t>ст</w:t>
+      </w:r>
+      <w:r>
+        <w:t>о</w:t>
+      </w:r>
+      <w:r>
+        <w:t>рия науки как совокупность индивидуальных частных ситуаций</w:t>
+      </w:r>
+      <w:r>
+        <w:t xml:space="preserve">, когда реконструируется одно событие из истории науки в его целостности, уникальности, </w:t>
+      </w:r>
+      <w:proofErr w:type="spellStart"/>
+      <w:r>
+        <w:t>не</w:t>
+      </w:r>
+      <w:r>
+        <w:t>воспроизводимости</w:t>
+      </w:r>
+      <w:proofErr w:type="spellEnd"/>
+      <w:r>
+        <w:t>.</w:t>
+      </w:r>
+    </w:p>
+    <w:p>
+      <w:r>
+        <w:t>Всю историю науки пронизывает сложн</w:t>
+      </w:r>
+      <w:r>
+        <w:t>ое</w:t>
+      </w:r>
+      <w:r>
+        <w:t xml:space="preserve"> диалектическое сочетание процессов дифференциации и интеграции научного звания.</w:t>
+      </w:r>
+      <w:r>
+        <w:t xml:space="preserve"> Для современной науки более характерен переход от проблемной ориентации к предметной, когда новые </w:t>
+      </w:r>
+      <w:r>
+        <w:t>области</w:t>
+      </w:r>
+      <w:r>
+        <w:t xml:space="preserve"> знания возникают в связи с </w:t>
+      </w:r>
+      <w:r>
+        <w:t>воздвижением</w:t>
+      </w:r>
+      <w:r>
+        <w:t xml:space="preserve"> определенной крупной теоретической или практической проблемы.</w:t>
+      </w:r>
+      <w:r>
+        <w:t xml:space="preserve"> Важные интегрирующие функции в этом плане выполняет философия</w:t>
+      </w:r>
+      <w:r>
+        <w:t xml:space="preserve">, математика, логика, кибернетика, </w:t>
+      </w:r>
+      <w:r>
+        <w:t>которые вооружают науку системой единых методов.</w:t>
+      </w:r>
+      <w:r>
+        <w:t xml:space="preserve"> Сейчас как никогда актуальны аспекты социальной и этической ответственности ученых, связанных с военными ра</w:t>
+      </w:r>
+      <w:r>
+        <w:t>з</w:t>
+      </w:r>
+      <w:r>
+        <w:t>работками.</w:t>
+      </w:r>
+      <w:r>
+        <w:t xml:space="preserve"> Анализ научной деятельности показал, что вредна та </w:t>
+      </w:r>
+      <w:r>
+        <w:t>научная</w:t>
+      </w:r>
+      <w:r>
+        <w:t xml:space="preserve"> рациональность, которая </w:t>
+      </w:r>
+      <w:r>
+        <w:t>ориентирована</w:t>
+      </w:r>
+      <w:r>
+        <w:t xml:space="preserve"> учены</w:t>
+      </w:r>
+      <w:r>
+        <w:t>ми</w:t>
+      </w:r>
+      <w:r>
+        <w:t xml:space="preserve"> лишь на </w:t>
+      </w:r>
+      <w:r>
+        <w:t>осуществление</w:t>
+      </w:r>
+      <w:r>
+        <w:t xml:space="preserve"> </w:t>
+      </w:r>
+      <w:r>
+        <w:t>исследовательских</w:t>
+      </w:r>
+      <w:r>
+        <w:t xml:space="preserve"> целей и не </w:t>
+      </w:r>
+      <w:r>
+        <w:lastRenderedPageBreak/>
+        <w:t>зада</w:t>
+      </w:r>
+      <w:r>
+        <w:t>ется</w:t>
+      </w:r>
+      <w:r>
+        <w:t xml:space="preserve"> вопросом о </w:t>
+      </w:r>
+      <w:r>
+        <w:t>возможных</w:t>
+      </w:r>
+      <w:r>
+        <w:t xml:space="preserve"> последствиях научных </w:t>
+      </w:r>
+      <w:r>
+        <w:t>разработок</w:t>
+      </w:r>
+      <w:r>
+        <w:t xml:space="preserve"> и </w:t>
+      </w:r>
+      <w:r>
+        <w:t>положений.</w:t>
+      </w:r>
+      <w:r>
+        <w:t xml:space="preserve"> Ряд ученых выступает с программами реформирования науки: возник интерес к философии науки. Таким образом, </w:t>
+      </w:r>
+      <w:proofErr w:type="spellStart"/>
+      <w:r>
+        <w:t>интерналисты</w:t>
+      </w:r>
+      <w:proofErr w:type="spellEnd"/>
+      <w:r>
+        <w:t xml:space="preserve"> считаю</w:t>
+      </w:r>
+      <w:r>
+        <w:t>т</w:t>
+      </w:r>
+      <w:r>
+        <w:t xml:space="preserve">, что наука развивается в силу </w:t>
+      </w:r>
+      <w:r>
+        <w:t>внутренне присущей</w:t>
+      </w:r>
+      <w:r>
+        <w:t xml:space="preserve"> ей логики</w:t>
+      </w:r>
+      <w:r>
+        <w:t xml:space="preserve">; </w:t>
+      </w:r>
+      <w:proofErr w:type="spellStart"/>
+      <w:r>
+        <w:t>экстерналисты</w:t>
+      </w:r>
+      <w:proofErr w:type="spellEnd"/>
+      <w:r>
+        <w:t xml:space="preserve"> считают, что развитие науки тесно связанно с </w:t>
+      </w:r>
+      <w:r>
+        <w:t>социально</w:t>
+      </w:r>
+      <w:r>
+        <w:t>-экономическим развитием общества.</w:t>
+      </w:r>
+      <w:r>
+        <w:t xml:space="preserve"> В современных условиях необходимо учитывать основные положения обеих концепций.</w:t>
+      </w:r>
+    </w:p>
+    <w:p>
+      <w:pPr>
+        <w:pStyle w:val="af0"/>
+      </w:pPr>
+      <w:r>
+        <w:t xml:space="preserve">Возникновении науки и основные стадии ее исторической эволюции </w:t>
+      </w:r>
+    </w:p>
+    <w:p>
+      <w:r>
+        <w:t xml:space="preserve">Вопрос о </w:t>
+      </w:r>
+      <w:r>
+        <w:t>периодизации</w:t>
+      </w:r>
+      <w:r>
+        <w:t xml:space="preserve"> </w:t>
+      </w:r>
+      <w:r>
+        <w:t>истории</w:t>
+      </w:r>
+      <w:r>
+        <w:t xml:space="preserve"> науки, ее критериев</w:t>
+      </w:r>
+      <w:r>
+        <w:t xml:space="preserve"> по сей день остается </w:t>
+      </w:r>
+      <w:r>
+        <w:t>дискуссионным</w:t>
+      </w:r>
+      <w:r>
+        <w:t>.</w:t>
+      </w:r>
+      <w:r>
+        <w:t xml:space="preserve"> Один из </w:t>
+      </w:r>
+      <w:r>
+        <w:t>подходов</w:t>
+      </w:r>
+      <w:r>
+        <w:t>, получивший признание, разработа</w:t>
+      </w:r>
+      <w:r>
+        <w:t>н</w:t>
+      </w:r>
+      <w:r>
+        <w:t xml:space="preserve"> Степиным</w:t>
+      </w:r>
+      <w:r>
+        <w:t xml:space="preserve"> на </w:t>
+      </w:r>
+      <w:r>
+        <w:t>материале</w:t>
+      </w:r>
+      <w:r>
+        <w:t xml:space="preserve"> </w:t>
+      </w:r>
+      <w:r>
+        <w:t>истории</w:t>
+      </w:r>
+      <w:r>
+        <w:t xml:space="preserve"> естествознания и прежде всего физики</w:t>
+      </w:r>
+      <w:r>
+        <w:t xml:space="preserve">; </w:t>
+      </w:r>
+      <w:r>
+        <w:t>он состоит в следующем</w:t>
+      </w:r>
+      <w:r>
+        <w:t xml:space="preserve"> –</w:t>
+      </w:r>
+      <w:r>
+        <w:t xml:space="preserve"> в истории формирования и развития науки </w:t>
+      </w:r>
+      <w:r>
+        <w:t>можно выделить две стадии</w:t>
+      </w:r>
+      <w:r>
+        <w:t xml:space="preserve">, которые </w:t>
+      </w:r>
+      <w:r>
+        <w:t xml:space="preserve">соответствуют </w:t>
+      </w:r>
+      <w:r>
+        <w:t>двум различным методам построения знания и двум формам прогнозирования результата деятельности</w:t>
+      </w:r>
+      <w:r>
+        <w:t xml:space="preserve">: первая стадия характеризует зарождающуюся науку – </w:t>
+      </w:r>
+      <w:proofErr w:type="spellStart"/>
+      <w:r>
+        <w:t>преднауку</w:t>
+      </w:r>
+      <w:proofErr w:type="spellEnd"/>
+      <w:r>
+        <w:t xml:space="preserve">, вторая – науку в </w:t>
+      </w:r>
+      <w:r>
+        <w:t>собственном</w:t>
+      </w:r>
+      <w:r>
+        <w:t xml:space="preserve"> </w:t>
+      </w:r>
+      <w:r>
+        <w:t>смысле</w:t>
+      </w:r>
+      <w:r>
+        <w:t xml:space="preserve"> слова (Степин «Теоретические знания»). Науке предшествует </w:t>
+      </w:r>
+      <w:proofErr w:type="spellStart"/>
+      <w:r>
+        <w:t>преднаука</w:t>
+      </w:r>
+      <w:proofErr w:type="spellEnd"/>
+      <w:r>
+        <w:t xml:space="preserve"> (доклассический этап), где зарождаются элементы, предпосылки науки</w:t>
+      </w:r>
+      <w:r>
+        <w:t xml:space="preserve"> – это зачатки знания </w:t>
+      </w:r>
+      <w:r>
+        <w:t>на</w:t>
+      </w:r>
+      <w:r>
+        <w:t xml:space="preserve"> Древнем Востоке</w:t>
+      </w:r>
+      <w:r>
+        <w:t xml:space="preserve"> и Древней </w:t>
+      </w:r>
+      <w:r>
+        <w:t xml:space="preserve">Греции, Риме, а </w:t>
+      </w:r>
+      <w:r>
+        <w:t>также</w:t>
+      </w:r>
+      <w:r>
+        <w:t xml:space="preserve"> Средние века вплоть до </w:t>
+      </w:r>
+      <w:r>
+        <w:rPr>
+          <w:lang w:val="en-US"/>
+        </w:rPr>
+        <w:t>XVI</w:t>
+      </w:r>
+      <w:r>
+        <w:t xml:space="preserve"> </w:t>
+      </w:r>
+      <w:r>
+        <w:t>–</w:t>
+      </w:r>
+      <w:r>
+        <w:t xml:space="preserve"> </w:t>
+      </w:r>
+      <w:r>
+        <w:rPr>
+          <w:lang w:val="en-US"/>
+        </w:rPr>
+        <w:t>XVII</w:t>
+      </w:r>
+      <w:r>
+        <w:t xml:space="preserve"> </w:t>
+      </w:r>
+      <w:r>
+        <w:t xml:space="preserve">веков. Этот период считают началом, исходным пунктом </w:t>
+      </w:r>
+      <w:r>
+        <w:t>есте</w:t>
+      </w:r>
+      <w:r>
+        <w:t>ст</w:t>
+      </w:r>
+      <w:r>
+        <w:t>вознания и науки в целом.</w:t>
+      </w:r>
+      <w:r>
+        <w:t xml:space="preserve"> </w:t>
+      </w:r>
+      <w:r>
+        <w:t xml:space="preserve">Наука как </w:t>
+      </w:r>
+      <w:r>
+        <w:t>целостный</w:t>
+      </w:r>
+      <w:r>
+        <w:t xml:space="preserve"> феномен реально возникает в Новое время</w:t>
+      </w:r>
+      <w:r>
+        <w:t xml:space="preserve"> (конец </w:t>
+      </w:r>
+      <w:r>
+        <w:rPr>
+          <w:lang w:val="en-US"/>
+        </w:rPr>
+        <w:t>XVI</w:t>
+      </w:r>
+      <w:r>
+        <w:t xml:space="preserve"> </w:t>
+      </w:r>
+      <w:r>
+        <w:t>–</w:t>
+      </w:r>
+      <w:r>
+        <w:t xml:space="preserve"> </w:t>
+      </w:r>
+      <w:r>
+        <w:t xml:space="preserve">начало </w:t>
+      </w:r>
+      <w:r>
+        <w:rPr>
+          <w:lang w:val="en-US"/>
+        </w:rPr>
+        <w:t>XVII</w:t>
+      </w:r>
+      <w:r>
+        <w:t xml:space="preserve"> </w:t>
+      </w:r>
+      <w:r>
+        <w:t xml:space="preserve">века) и проходит три этапа (классический, </w:t>
+      </w:r>
+      <w:r>
+        <w:t>неклассический</w:t>
+      </w:r>
+      <w:r>
+        <w:t xml:space="preserve">, </w:t>
+      </w:r>
+      <w:proofErr w:type="spellStart"/>
+      <w:r>
+        <w:t>пост</w:t>
+      </w:r>
+      <w:r>
+        <w:t>неклассический</w:t>
+      </w:r>
+      <w:proofErr w:type="spellEnd"/>
+      <w:r>
+        <w:t>)</w:t>
+      </w:r>
+      <w:r>
+        <w:t>.</w:t>
+      </w:r>
+      <w:r>
+        <w:t xml:space="preserve"> Существует подход, выделяющий шесть этапов в развитии науки:</w:t>
+      </w:r>
+    </w:p>
+    <w:p>
+      <w:pPr>
+        <w:pStyle w:val="aa"/>
+        <w:numPr>
+          <w:ilvl w:val="0"/>
+          <w:numId w:val="39"/>
+        </w:numPr>
+      </w:pPr>
+      <w:proofErr w:type="spellStart"/>
+      <w:r>
+        <w:t>П</w:t>
+      </w:r>
+      <w:r>
+        <w:t>реднаук</w:t>
+      </w:r>
+      <w:r>
+        <w:t>а</w:t>
+      </w:r>
+      <w:proofErr w:type="spellEnd"/>
+      <w:r>
+        <w:t>:</w:t>
+      </w:r>
+      <w:r>
+        <w:t xml:space="preserve"> </w:t>
+      </w:r>
+      <w:r>
+        <w:t>включает</w:t>
+      </w:r>
+      <w:r>
+        <w:t xml:space="preserve"> в себя </w:t>
+      </w:r>
+      <w:r>
+        <w:t>когнитивные</w:t>
+      </w:r>
+      <w:r>
+        <w:t xml:space="preserve"> практики Шумера, Вавилона, Древнего Египта – этот этап </w:t>
+      </w:r>
+      <w:r>
+        <w:t>относится</w:t>
+      </w:r>
+      <w:r>
+        <w:t xml:space="preserve"> к этапу </w:t>
+      </w:r>
+      <w:r>
+        <w:t>предыстории</w:t>
+      </w:r>
+      <w:r>
+        <w:t xml:space="preserve"> науки, поэтому его обычно не рассматривают в качестве этапа развития науки</w:t>
+      </w:r>
+      <w:r>
+        <w:t>;</w:t>
+      </w:r>
+    </w:p>
+    <w:p>
+      <w:pPr>
+        <w:pStyle w:val="aa"/>
+        <w:numPr>
+          <w:ilvl w:val="0"/>
+          <w:numId w:val="39"/>
+        </w:numPr>
+      </w:pPr>
+      <w:r>
+        <w:t>Античн</w:t>
+      </w:r>
+      <w:r>
+        <w:t>ая</w:t>
+      </w:r>
+      <w:r>
+        <w:t xml:space="preserve"> наук</w:t>
+      </w:r>
+      <w:r>
+        <w:t>а</w:t>
+      </w:r>
+      <w:r>
+        <w:t xml:space="preserve"> (</w:t>
+      </w:r>
+      <w:r>
+        <w:rPr>
+          <w:lang w:val="en-US"/>
+        </w:rPr>
+        <w:t>VI</w:t>
+      </w:r>
+      <w:r>
+        <w:t xml:space="preserve"> – </w:t>
+      </w:r>
+      <w:r>
+        <w:rPr>
+          <w:lang w:val="en-US"/>
+        </w:rPr>
+        <w:t>III</w:t>
+      </w:r>
+      <w:r>
+        <w:t xml:space="preserve"> </w:t>
+      </w:r>
+      <w:r>
+        <w:t xml:space="preserve">века до </w:t>
+      </w:r>
+      <w:r>
+        <w:t>н</w:t>
+      </w:r>
+      <w:r>
+        <w:t>а</w:t>
+      </w:r>
+      <w:r>
+        <w:t>ш</w:t>
+      </w:r>
+      <w:r>
+        <w:t xml:space="preserve">ей эры) – это первая </w:t>
+      </w:r>
+      <w:r>
+        <w:t>волна</w:t>
+      </w:r>
+      <w:r>
+        <w:t xml:space="preserve"> возникно</w:t>
+      </w:r>
+      <w:r>
+        <w:t>в</w:t>
+      </w:r>
+      <w:r>
+        <w:t>ен</w:t>
+      </w:r>
+      <w:r>
+        <w:t>ия</w:t>
+      </w:r>
+      <w:r>
+        <w:t xml:space="preserve"> науки, его считают одним из основных этапов развития науки</w:t>
+      </w:r>
+      <w:r>
+        <w:t>;</w:t>
+      </w:r>
+    </w:p>
+    <w:p>
+      <w:pPr>
+        <w:pStyle w:val="aa"/>
+        <w:numPr>
+          <w:ilvl w:val="0"/>
+          <w:numId w:val="39"/>
+        </w:numPr>
+      </w:pPr>
+      <w:r>
+        <w:t>Средневековая европейская наука (</w:t>
+      </w:r>
+      <w:r>
+        <w:rPr>
+          <w:lang w:val="en-US"/>
+        </w:rPr>
+        <w:t>XII</w:t>
+      </w:r>
+      <w:r>
+        <w:t xml:space="preserve"> – </w:t>
+      </w:r>
+      <w:r>
+        <w:rPr>
+          <w:lang w:val="en-US"/>
+        </w:rPr>
+        <w:t>XIV</w:t>
+      </w:r>
+      <w:r>
+        <w:t xml:space="preserve"> </w:t>
+      </w:r>
+      <w:r>
+        <w:t>века)</w:t>
+      </w:r>
+      <w:r>
+        <w:t xml:space="preserve"> – это </w:t>
+      </w:r>
+      <w:r>
+        <w:t>периоды</w:t>
+      </w:r>
+      <w:r>
+        <w:t xml:space="preserve"> сохранения и </w:t>
+      </w:r>
+      <w:r>
+        <w:t>приспособления</w:t>
+      </w:r>
+      <w:r>
+        <w:t xml:space="preserve"> к новому </w:t>
+      </w:r>
+      <w:r>
+        <w:t>социокультурному</w:t>
+      </w:r>
+      <w:r>
+        <w:t xml:space="preserve"> контексту </w:t>
+      </w:r>
+      <w:r>
+        <w:t>существенных</w:t>
+      </w:r>
+      <w:r>
+        <w:t xml:space="preserve"> элементов античной науки, а также подготовки к периоду классиче</w:t>
+      </w:r>
+      <w:r>
+        <w:t>с</w:t>
+      </w:r>
+      <w:r>
+        <w:t xml:space="preserve">кой науки </w:t>
+      </w:r>
+      <w:r>
+        <w:t>Н</w:t>
+      </w:r>
+      <w:r>
+        <w:t>ового времени</w:t>
+      </w:r>
+      <w:r>
+        <w:t xml:space="preserve">. В этот </w:t>
+      </w:r>
+      <w:r>
+        <w:t>период</w:t>
+      </w:r>
+      <w:r>
+        <w:t xml:space="preserve"> можно включить и развитие когнитивных практик Эпохи </w:t>
+      </w:r>
+      <w:r>
+        <w:t>Возрождения</w:t>
+      </w:r>
+      <w:r>
+        <w:t xml:space="preserve">. Эпоха </w:t>
+      </w:r>
+      <w:r>
+        <w:t>В</w:t>
+      </w:r>
+      <w:r>
+        <w:t xml:space="preserve">озрождения через </w:t>
+      </w:r>
+      <w:r>
+        <w:t>всплеск</w:t>
+      </w:r>
+      <w:r>
+        <w:t xml:space="preserve"> интереса к алхимии, аг</w:t>
+      </w:r>
+      <w:r>
+        <w:t>рох</w:t>
+      </w:r>
+      <w:r>
+        <w:t>им</w:t>
+      </w:r>
+      <w:r>
+        <w:t>ии</w:t>
+      </w:r>
+      <w:r>
+        <w:t>, анатомии</w:t>
+      </w:r>
+      <w:r>
+        <w:t>,</w:t>
+      </w:r>
+      <w:r>
+        <w:t xml:space="preserve"> </w:t>
+      </w:r>
+      <w:r>
+        <w:t>архитектуре</w:t>
+      </w:r>
+      <w:r>
+        <w:t>, мореплаванию подготовила этап э</w:t>
+      </w:r>
+      <w:r>
+        <w:t>к</w:t>
+      </w:r>
+      <w:r>
+        <w:t>спер</w:t>
+      </w:r>
+      <w:r>
+        <w:t>и</w:t>
+      </w:r>
+      <w:r>
+        <w:t>м</w:t>
+      </w:r>
+      <w:r>
+        <w:t>е</w:t>
+      </w:r>
+      <w:r>
+        <w:t xml:space="preserve">нтальной науки </w:t>
+      </w:r>
+      <w:r>
+        <w:t>Н</w:t>
+      </w:r>
+      <w:r>
+        <w:t>ового времени</w:t>
+      </w:r>
+      <w:r>
+        <w:t>;</w:t>
+      </w:r>
+    </w:p>
+    <w:p>
+      <w:pPr>
+        <w:pStyle w:val="aa"/>
+        <w:numPr>
+          <w:ilvl w:val="0"/>
+          <w:numId w:val="39"/>
+        </w:numPr>
+      </w:pPr>
+      <w:r>
+        <w:t>К</w:t>
+      </w:r>
+      <w:r>
+        <w:t>лассическ</w:t>
+      </w:r>
+      <w:r>
+        <w:t>ая</w:t>
+      </w:r>
+      <w:r>
+        <w:t xml:space="preserve"> наук</w:t>
+      </w:r>
+      <w:r>
+        <w:t>а</w:t>
+      </w:r>
+      <w:r>
+        <w:t xml:space="preserve"> (</w:t>
+      </w:r>
+      <w:r>
+        <w:rPr>
+          <w:lang w:val="en-US"/>
+        </w:rPr>
+        <w:t>XVII</w:t>
+      </w:r>
+      <w:r>
+        <w:t xml:space="preserve"> – </w:t>
+      </w:r>
+      <w:r>
+        <w:rPr>
+          <w:lang w:val="en-US"/>
+        </w:rPr>
+        <w:t>XIX</w:t>
+      </w:r>
+      <w:r>
+        <w:t xml:space="preserve"> </w:t>
+      </w:r>
+      <w:r>
+        <w:t xml:space="preserve">века): </w:t>
+      </w:r>
+      <w:r>
+        <w:t>открытие</w:t>
+      </w:r>
+      <w:r>
+        <w:t xml:space="preserve"> законо</w:t>
+      </w:r>
+      <w:r>
+        <w:t>в</w:t>
+      </w:r>
+      <w:r>
+        <w:t xml:space="preserve"> Ньютон</w:t>
+      </w:r>
+      <w:r>
+        <w:t>а</w:t>
+      </w:r>
+      <w:r>
+        <w:t xml:space="preserve">. Стремится при теоретическом объяснении и описании </w:t>
+      </w:r>
+      <w:r>
+        <w:t xml:space="preserve">элиминировать (исключить) все, что </w:t>
+      </w:r>
+      <w:r>
+        <w:t>относится</w:t>
+      </w:r>
+      <w:r>
+        <w:t xml:space="preserve"> к субъекту, к </w:t>
+      </w:r>
+      <w:r>
+        <w:t>средствам</w:t>
+      </w:r>
+      <w:r>
+        <w:t xml:space="preserve"> и </w:t>
+      </w:r>
+      <w:r>
+        <w:t>операциям</w:t>
+      </w:r>
+      <w:r>
+        <w:t xml:space="preserve"> его действий.</w:t>
+      </w:r>
+    </w:p>
+    <w:p>
+      <w:pPr>
+        <w:pStyle w:val="aa"/>
+        <w:numPr>
+          <w:ilvl w:val="0"/>
+          <w:numId w:val="39"/>
+        </w:numPr>
+      </w:pPr>
+      <w:r>
+        <w:t xml:space="preserve">Неклассическая наука </w:t>
+      </w:r>
+      <w:r>
+        <w:t>(</w:t>
+      </w:r>
+      <w:r>
+        <w:t xml:space="preserve">начало </w:t>
+      </w:r>
+      <w:r>
+        <w:rPr>
+          <w:lang w:val="en-US"/>
+        </w:rPr>
+        <w:t>XX</w:t>
+      </w:r>
+      <w:r>
+        <w:t xml:space="preserve"> – </w:t>
+      </w:r>
+      <w:r>
+        <w:t>70-е годы</w:t>
+      </w:r>
+      <w:r>
+        <w:t xml:space="preserve"> </w:t>
+      </w:r>
+      <w:r>
+        <w:rPr>
+          <w:lang w:val="en-US"/>
+        </w:rPr>
+        <w:t>XX</w:t>
+      </w:r>
+      <w:r>
+        <w:t xml:space="preserve"> </w:t>
+      </w:r>
+      <w:r>
+        <w:t>веков</w:t>
+      </w:r>
+      <w:r>
+        <w:t>);</w:t>
+      </w:r>
+    </w:p>
+    <w:p>
+      <w:pPr>
+        <w:pStyle w:val="aa"/>
+        <w:numPr>
+          <w:ilvl w:val="0"/>
+          <w:numId w:val="39"/>
+        </w:numPr>
+      </w:pPr>
+      <w:proofErr w:type="spellStart"/>
+      <w:r>
+        <w:t>Постнеклассическая</w:t>
+      </w:r>
+      <w:proofErr w:type="spellEnd"/>
+      <w:r>
+        <w:t xml:space="preserve"> наука (</w:t>
+      </w:r>
+      <w:r>
+        <w:t xml:space="preserve">70-е годы </w:t>
+      </w:r>
+      <w:r>
+        <w:rPr>
+          <w:lang w:val="en-US"/>
+        </w:rPr>
+        <w:t>XX</w:t>
+      </w:r>
+      <w:r>
+        <w:t xml:space="preserve"> – </w:t>
+      </w:r>
+      <w:r>
+        <w:rPr>
+          <w:lang w:val="en-US"/>
+        </w:rPr>
+        <w:t>XXI</w:t>
+      </w:r>
+      <w:r>
+        <w:t xml:space="preserve"> века)</w:t>
+      </w:r>
+      <w:r>
+        <w:t xml:space="preserve">: расширяет поле рефлексии над </w:t>
+      </w:r>
+      <w:r>
+        <w:t>деятельностью</w:t>
+      </w:r>
+      <w:r>
+        <w:t>.</w:t>
+      </w:r>
+      <w:r>
+        <w:t xml:space="preserve"> </w:t>
+      </w:r>
+    </w:p>
+    <w:p>
+      <w:r>
+        <w:t>Сторонники постмо</w:t>
+      </w:r>
+      <w:r>
+        <w:t>д</w:t>
+      </w:r>
+      <w:r>
+        <w:t>ерн</w:t>
+      </w:r>
+      <w:r>
+        <w:t>и</w:t>
+      </w:r>
+      <w:r>
+        <w:t>ст</w:t>
+      </w:r>
+      <w:r>
+        <w:t>с</w:t>
+      </w:r>
+      <w:r>
+        <w:t xml:space="preserve">кой философии науки считают, что в </w:t>
+      </w:r>
+      <w:r>
+        <w:t>развитии</w:t>
+      </w:r>
+      <w:r>
+        <w:t xml:space="preserve"> науки стоит выделить два основных этап</w:t>
+      </w:r>
+      <w:r>
+        <w:t>а</w:t>
+      </w:r>
+      <w:r>
+        <w:t xml:space="preserve">: </w:t>
+      </w:r>
+      <w:r>
+        <w:t>модернистская</w:t>
+      </w:r>
+      <w:r>
+        <w:t xml:space="preserve"> (совпадает по времени с классической</w:t>
+      </w:r>
+      <w:r>
+        <w:t>:</w:t>
+      </w:r>
+      <w:r>
+        <w:t xml:space="preserve"> она </w:t>
+      </w:r>
+      <w:r>
+        <w:t>сложилась</w:t>
+      </w:r>
+      <w:r>
+        <w:t xml:space="preserve"> в эпоху модерна (Новое время)</w:t>
+      </w:r>
+      <w:r>
+        <w:t xml:space="preserve"> и просущес</w:t>
+      </w:r>
+      <w:r>
+        <w:t>т</w:t>
+      </w:r>
+      <w:r>
+        <w:t>во</w:t>
+      </w:r>
+      <w:r>
+        <w:t>вала</w:t>
+      </w:r>
+      <w:r>
+        <w:t xml:space="preserve"> до начала </w:t>
+      </w:r>
+      <w:r>
+        <w:rPr>
+          <w:lang w:val="en-US"/>
+        </w:rPr>
+        <w:t>XX</w:t>
+      </w:r>
+      <w:r>
+        <w:t xml:space="preserve"> </w:t>
+      </w:r>
+      <w:r>
+        <w:t>века</w:t>
+      </w:r>
+      <w:r>
+        <w:t xml:space="preserve">; </w:t>
+      </w:r>
+      <w:r>
+        <w:t xml:space="preserve">она </w:t>
+      </w:r>
+      <w:r>
+        <w:t>претендовала</w:t>
+      </w:r>
+      <w:r>
+        <w:t xml:space="preserve"> на </w:t>
+      </w:r>
+      <w:r>
+        <w:t>достижение</w:t>
+      </w:r>
+      <w:r>
+        <w:t xml:space="preserve"> объективно-истинного бесспорного знания</w:t>
+      </w:r>
+      <w:r>
+        <w:t xml:space="preserve">) </w:t>
+      </w:r>
+      <w:r>
+        <w:t xml:space="preserve">и </w:t>
+      </w:r>
+      <w:r>
+        <w:t>постмодернистская</w:t>
+      </w:r>
+      <w:r>
+        <w:t xml:space="preserve"> (постмодернисты такие претензии</w:t>
+      </w:r>
+      <w:r>
+        <w:t xml:space="preserve"> модернистов</w:t>
+      </w:r>
+      <w:r>
+        <w:t xml:space="preserve"> расценивают как проявление челове</w:t>
+      </w:r>
+      <w:r>
+        <w:t>че</w:t>
+      </w:r>
+      <w:r>
+        <w:t xml:space="preserve">ского </w:t>
+      </w:r>
+      <w:r>
+        <w:t>тщ</w:t>
+      </w:r>
+      <w:r>
+        <w:t>еславия, как следствия неа</w:t>
+      </w:r>
+      <w:r>
+        <w:t>декв</w:t>
+      </w:r>
+      <w:r>
+        <w:t xml:space="preserve">атных </w:t>
+      </w:r>
+      <w:r>
+        <w:t>представлений</w:t>
+      </w:r>
+      <w:r>
+        <w:t xml:space="preserve"> о </w:t>
+      </w:r>
+      <w:r>
+        <w:t>познавательных</w:t>
+      </w:r>
+      <w:r>
+        <w:t xml:space="preserve"> </w:t>
+      </w:r>
+      <w:r>
+        <w:t>возможностях</w:t>
+      </w:r>
+      <w:r>
+        <w:t xml:space="preserve"> человека – это </w:t>
+      </w:r>
+      <w:r>
+        <w:t>грандиозный</w:t>
+      </w:r>
+      <w:r>
+        <w:t xml:space="preserve"> миф о </w:t>
+      </w:r>
+      <w:r>
+        <w:t>возможностях</w:t>
+      </w:r>
+      <w:r>
+        <w:t xml:space="preserve"> науки, созданной человечеством) </w:t>
+      </w:r>
+      <w:r>
+        <w:t>н</w:t>
+      </w:r>
+      <w:r>
+        <w:t>ауки.</w:t>
+      </w:r>
+      <w:r>
+        <w:t xml:space="preserve"> Этап </w:t>
+      </w:r>
+      <w:r>
+        <w:t>постмодернистской</w:t>
+      </w:r>
+      <w:r>
+        <w:t xml:space="preserve"> </w:t>
+      </w:r>
+      <w:r>
+        <w:t>науки</w:t>
+      </w:r>
+      <w:r>
+        <w:t xml:space="preserve"> </w:t>
+      </w:r>
+      <w:r>
+        <w:t>охватывает</w:t>
+      </w:r>
+      <w:r>
+        <w:t xml:space="preserve"> два </w:t>
+      </w:r>
+      <w:r>
+        <w:t>этапа</w:t>
+      </w:r>
+      <w:r>
+        <w:t xml:space="preserve">: </w:t>
+      </w:r>
+      <w:r>
+        <w:t>неклассической</w:t>
+      </w:r>
+      <w:r>
+        <w:t xml:space="preserve"> и </w:t>
+      </w:r>
+      <w:proofErr w:type="spellStart"/>
+      <w:r>
+        <w:t>постнеклассической</w:t>
+      </w:r>
+      <w:proofErr w:type="spellEnd"/>
+      <w:r>
+        <w:t xml:space="preserve"> наук. </w:t>
+      </w:r>
+      <w:r>
+        <w:t>Постмодернистская</w:t>
+      </w:r>
+      <w:r>
+        <w:t xml:space="preserve"> наука исходит из признани</w:t>
+      </w:r>
+      <w:r>
+        <w:t>й:</w:t>
+      </w:r>
+      <w:r>
+        <w:t xml:space="preserve"> </w:t>
+      </w:r>
+      <w:r>
+        <w:t>правомерности и необходимости плюрализма научных теорий и концепций</w:t>
+      </w:r>
+      <w:r>
+        <w:t>;</w:t>
+      </w:r>
+      <w:r>
+        <w:t xml:space="preserve"> частичн</w:t>
+      </w:r>
+      <w:r>
+        <w:t>ос</w:t>
+      </w:r>
+      <w:r>
+        <w:t>ти и фрагм</w:t>
+      </w:r>
+      <w:r>
+        <w:t>е</w:t>
+      </w:r>
+      <w:r>
+        <w:t>нтарно</w:t>
+      </w:r>
+      <w:r>
+        <w:t>с</w:t>
+      </w:r>
+      <w:r>
+        <w:t xml:space="preserve">ти </w:t>
+      </w:r>
+      <w:r>
+        <w:t>всех</w:t>
+      </w:r>
+      <w:r>
+        <w:t xml:space="preserve"> научных построений</w:t>
+      </w:r>
+      <w:r>
+        <w:t>;</w:t>
+      </w:r>
+      <w:r>
+        <w:t xml:space="preserve"> иде</w:t>
+      </w:r>
+      <w:r>
+        <w:t>и</w:t>
+      </w:r>
+      <w:r>
+        <w:t xml:space="preserve"> идеальной </w:t>
+      </w:r>
+      <w:r>
+        <w:t>неопределённости</w:t>
+      </w:r>
+      <w:r>
+        <w:t xml:space="preserve"> любых научных </w:t>
+      </w:r>
+      <w:r>
+        <w:t>понятий</w:t>
+      </w:r>
+      <w:r>
+        <w:t>;</w:t>
+      </w:r>
+      <w:r>
+        <w:t xml:space="preserve"> </w:t>
+      </w:r>
+      <w:r>
+        <w:t>существенной</w:t>
+      </w:r>
+      <w:r>
+        <w:t xml:space="preserve"> роли неявного </w:t>
+      </w:r>
+      <w:r>
+        <w:lastRenderedPageBreak/>
+        <w:t>(</w:t>
+      </w:r>
+      <w:r>
+        <w:t>интуитивного</w:t>
+      </w:r>
+      <w:r>
+        <w:t>) знания</w:t>
+      </w:r>
+      <w:r>
+        <w:t xml:space="preserve"> в </w:t>
+      </w:r>
+      <w:r>
+        <w:t>развитии</w:t>
+      </w:r>
+      <w:r>
+        <w:t xml:space="preserve"> науки</w:t>
+      </w:r>
+      <w:r>
+        <w:t xml:space="preserve">; </w:t>
+      </w:r>
+      <w:r>
+        <w:t>неустранимости</w:t>
+      </w:r>
+      <w:r>
+        <w:t xml:space="preserve"> </w:t>
+      </w:r>
+      <w:r>
+        <w:t>субъективных</w:t>
+      </w:r>
+      <w:r>
+        <w:t xml:space="preserve"> моментов в научном познани</w:t>
+      </w:r>
+      <w:r>
+        <w:t>и</w:t>
+      </w:r>
+      <w:r>
+        <w:t xml:space="preserve"> и социокультурного</w:t>
+      </w:r>
+      <w:r>
+        <w:t xml:space="preserve"> контекста</w:t>
+      </w:r>
+      <w:r>
+        <w:t xml:space="preserve"> в </w:t>
+      </w:r>
+      <w:r>
+        <w:t>развитии</w:t>
+      </w:r>
+      <w:r>
+        <w:t xml:space="preserve"> науки</w:t>
+      </w:r>
+      <w:r>
+        <w:t>.</w:t>
+      </w:r>
+    </w:p>
+    <w:p>
+      <w:r>
+        <w:t xml:space="preserve">Но традиционно выделяют три исторические формы науки: классическая, </w:t>
+      </w:r>
+      <w:r>
+        <w:t>неклассическая</w:t>
+      </w:r>
+      <w:r>
+        <w:t xml:space="preserve"> и </w:t>
+      </w:r>
+      <w:proofErr w:type="spellStart"/>
+      <w:r>
+        <w:t>пост</w:t>
+      </w:r>
+      <w:r>
+        <w:t>неклассическая</w:t>
+      </w:r>
+      <w:proofErr w:type="spellEnd"/>
+      <w:r>
+        <w:t>.</w:t>
       </w:r>
     </w:p>
     <w:sectPr>
@@ -3148,6 +5031,131 @@
     </w:lvl>
   </w:abstractNum>
   <w:abstractNum w:abstractNumId="5" w15:restartNumberingAfterBreak="0">
+    <w:nsid w:val="18647212"/>
+    <w:multiLevelType w:val="multilevel"/>
+    <w:tmpl w:val="D0386C08"/>
+    <w:lvl w:ilvl="0">
+      <w:start w:val="1"/>
+      <w:numFmt w:val="decimal"/>
+      <w:lvlText w:val="%1)"/>
+      <w:lvlJc w:val="left"/>
+      <w:pPr>
+        <w:tabs>
+          <w:tab w:val="num" w:pos="709"/>
+        </w:tabs>
+        <w:ind w:left="0" w:firstLine="709"/>
+      </w:pPr>
+      <w:rPr>
+        <w:rFonts w:ascii="Times New Roman" w:hAnsi="Times New Roman" w:cs="Times New Roman" w:hint="default"/>
+        <w:sz w:val="28"/>
+      </w:rPr>
+    </w:lvl>
+    <w:lvl w:ilvl="1">
+      <w:start w:val="1"/>
+      <w:numFmt w:val="decimal"/>
+      <w:lvlText w:val="%1.%2)"/>
+      <w:lvlJc w:val="left"/>
+      <w:pPr>
+        <w:tabs>
+          <w:tab w:val="num" w:pos="1418"/>
+        </w:tabs>
+        <w:ind w:left="709" w:firstLine="709"/>
+      </w:pPr>
+      <w:rPr>
+        <w:rFonts w:ascii="Times New Roman" w:hAnsi="Times New Roman" w:hint="default"/>
+        <w:sz w:val="28"/>
+      </w:rPr>
+    </w:lvl>
+    <w:lvl w:ilvl="2">
+      <w:start w:val="1"/>
+      <w:numFmt w:val="decimal"/>
+      <w:lvlText w:val="%1.%2.%3)"/>
+      <w:lvlJc w:val="left"/>
+      <w:pPr>
+        <w:tabs>
+          <w:tab w:val="num" w:pos="2126"/>
+        </w:tabs>
+        <w:ind w:left="1418" w:firstLine="708"/>
+      </w:pPr>
+      <w:rPr>
+        <w:rFonts w:ascii="Times New Roman" w:hAnsi="Times New Roman" w:hint="default"/>
+        <w:sz w:val="28"/>
+      </w:rPr>
+    </w:lvl>
+    <w:lvl w:ilvl="3">
+      <w:start w:val="1"/>
+      <w:numFmt w:val="decimal"/>
+      <w:lvlText w:val="(%4)"/>
+      <w:lvlJc w:val="left"/>
+      <w:pPr>
+        <w:ind w:left="0" w:firstLine="709"/>
+      </w:pPr>
+      <w:rPr>
+        <w:rFonts w:hint="default"/>
+      </w:rPr>
+    </w:lvl>
+    <w:lvl w:ilvl="4">
+      <w:start w:val="1"/>
+      <w:numFmt w:val="lowerLetter"/>
+      <w:lvlText w:val="(%5)"/>
+      <w:lvlJc w:val="left"/>
+      <w:pPr>
+        <w:ind w:left="1800" w:hanging="360"/>
+      </w:pPr>
+      <w:rPr>
+        <w:rFonts w:hint="default"/>
+      </w:rPr>
+    </w:lvl>
+    <w:lvl w:ilvl="5">
+      <w:start w:val="1"/>
+      <w:numFmt w:val="lowerRoman"/>
+      <w:lvlText w:val="(%6)"/>
+      <w:lvlJc w:val="left"/>
+      <w:pPr>
+        <w:ind w:left="2160" w:hanging="360"/>
+      </w:pPr>
+      <w:rPr>
+        <w:rFonts w:hint="default"/>
+      </w:rPr>
+    </w:lvl>
+    <w:lvl w:ilvl="6">
+      <w:start w:val="1"/>
+      <w:numFmt w:val="decimal"/>
+      <w:lvlText w:val="%7."/>
+      <w:lvlJc w:val="left"/>
+      <w:pPr>
+        <w:ind w:left="2520" w:hanging="360"/>
+      </w:pPr>
+      <w:rPr>
+        <w:rFonts w:hint="default"/>
+      </w:rPr>
+    </w:lvl>
+    <w:lvl w:ilvl="7">
+      <w:start w:val="1"/>
+      <w:numFmt w:val="lowerLetter"/>
+      <w:lvlText w:val="%8."/>
+      <w:lvlJc w:val="left"/>
+      <w:pPr>
+        <w:ind w:left="2880" w:hanging="360"/>
+      </w:pPr>
+      <w:rPr>
+        <w:rFonts w:hint="default"/>
+      </w:rPr>
+    </w:lvl>
+    <w:lvl w:ilvl="8">
+      <w:start w:val="1"/>
+      <w:numFmt w:val="lowerRoman"/>
+      <w:lvlText w:val="%9."/>
+      <w:lvlJc w:val="left"/>
+      <w:pPr>
+        <w:ind w:left="3240" w:hanging="360"/>
+      </w:pPr>
+      <w:rPr>
+        <w:rFonts w:hint="default"/>
+      </w:rPr>
+    </w:lvl>
+  </w:abstractNum>
+  <w:abstractNum w:abstractNumId="6" w15:restartNumberingAfterBreak="0">
     <w:nsid w:val="18C3167E"/>
     <w:multiLevelType w:val="multilevel"/>
     <w:tmpl w:val="0419001D"/>
@@ -3233,7 +5241,13 @@
       </w:pPr>
     </w:lvl>
   </w:abstractNum>
-  <w:abstractNum w:abstractNumId="6" w15:restartNumberingAfterBreak="0">
+  <w:abstractNum w:abstractNumId="7" w15:restartNumberingAfterBreak="0">
+    <w:nsid w:val="1E3466ED"/>
+    <w:multiLevelType w:val="multilevel"/>
+    <w:tmpl w:val="3A02B482"/>
+    <w:numStyleLink w:val="a0"/>
+  </w:abstractNum>
+  <w:abstractNum w:abstractNumId="8" w15:restartNumberingAfterBreak="0">
     <w:nsid w:val="21197187"/>
     <w:multiLevelType w:val="multilevel"/>
     <w:tmpl w:val="61683670"/>
@@ -3357,25 +5371,25 @@
       </w:rPr>
     </w:lvl>
   </w:abstractNum>
-  <w:abstractNum w:abstractNumId="7" w15:restartNumberingAfterBreak="0">
+  <w:abstractNum w:abstractNumId="9" w15:restartNumberingAfterBreak="0">
     <w:nsid w:val="223872DE"/>
     <w:multiLevelType w:val="multilevel"/>
     <w:tmpl w:val="D0386C08"/>
     <w:numStyleLink w:val="a"/>
   </w:abstractNum>
-  <w:abstractNum w:abstractNumId="8" w15:restartNumberingAfterBreak="0">
+  <w:abstractNum w:abstractNumId="10" w15:restartNumberingAfterBreak="0">
     <w:nsid w:val="26152ABF"/>
     <w:multiLevelType w:val="multilevel"/>
     <w:tmpl w:val="D0386C08"/>
     <w:numStyleLink w:val="a"/>
   </w:abstractNum>
-  <w:abstractNum w:abstractNumId="9" w15:restartNumberingAfterBreak="0">
+  <w:abstractNum w:abstractNumId="11" w15:restartNumberingAfterBreak="0">
     <w:nsid w:val="271E5FA7"/>
     <w:multiLevelType w:val="multilevel"/>
     <w:tmpl w:val="D0386C08"/>
     <w:numStyleLink w:val="a"/>
   </w:abstractNum>
-  <w:abstractNum w:abstractNumId="10" w15:restartNumberingAfterBreak="0">
+  <w:abstractNum w:abstractNumId="12" w15:restartNumberingAfterBreak="0">
     <w:nsid w:val="286B4AF7"/>
     <w:multiLevelType w:val="hybridMultilevel"/>
     <w:tmpl w:val="5E626EAA"/>
@@ -3461,25 +5475,25 @@
       </w:pPr>
     </w:lvl>
   </w:abstractNum>
-  <w:abstractNum w:abstractNumId="11" w15:restartNumberingAfterBreak="0">
+  <w:abstractNum w:abstractNumId="13" w15:restartNumberingAfterBreak="0">
     <w:nsid w:val="290C5BE1"/>
     <w:multiLevelType w:val="multilevel"/>
     <w:tmpl w:val="D0386C08"/>
     <w:numStyleLink w:val="a"/>
   </w:abstractNum>
-  <w:abstractNum w:abstractNumId="12" w15:restartNumberingAfterBreak="0">
+  <w:abstractNum w:abstractNumId="14" w15:restartNumberingAfterBreak="0">
     <w:nsid w:val="299743B6"/>
     <w:multiLevelType w:val="multilevel"/>
     <w:tmpl w:val="D0386C08"/>
     <w:numStyleLink w:val="a"/>
   </w:abstractNum>
-  <w:abstractNum w:abstractNumId="13" w15:restartNumberingAfterBreak="0">
+  <w:abstractNum w:abstractNumId="15" w15:restartNumberingAfterBreak="0">
     <w:nsid w:val="29B77FE4"/>
     <w:multiLevelType w:val="multilevel"/>
     <w:tmpl w:val="61683670"/>
     <w:numStyleLink w:val="a1"/>
   </w:abstractNum>
-  <w:abstractNum w:abstractNumId="14" w15:restartNumberingAfterBreak="0">
+  <w:abstractNum w:abstractNumId="16" w15:restartNumberingAfterBreak="0">
     <w:nsid w:val="29DB71ED"/>
     <w:multiLevelType w:val="multilevel"/>
     <w:tmpl w:val="D0386C08"/>
@@ -3605,19 +5619,19 @@
       </w:rPr>
     </w:lvl>
   </w:abstractNum>
-  <w:abstractNum w:abstractNumId="15" w15:restartNumberingAfterBreak="0">
+  <w:abstractNum w:abstractNumId="17" w15:restartNumberingAfterBreak="0">
     <w:nsid w:val="35802479"/>
     <w:multiLevelType w:val="multilevel"/>
     <w:tmpl w:val="61683670"/>
     <w:numStyleLink w:val="a1"/>
   </w:abstractNum>
-  <w:abstractNum w:abstractNumId="16" w15:restartNumberingAfterBreak="0">
+  <w:abstractNum w:abstractNumId="18" w15:restartNumberingAfterBreak="0">
     <w:nsid w:val="37A56BB9"/>
     <w:multiLevelType w:val="multilevel"/>
     <w:tmpl w:val="3A02B482"/>
     <w:numStyleLink w:val="a0"/>
   </w:abstractNum>
-  <w:abstractNum w:abstractNumId="17" w15:restartNumberingAfterBreak="0">
+  <w:abstractNum w:abstractNumId="19" w15:restartNumberingAfterBreak="0">
     <w:nsid w:val="39D015CD"/>
     <w:multiLevelType w:val="multilevel"/>
     <w:tmpl w:val="0419001D"/>
@@ -3703,13 +5717,13 @@
       </w:pPr>
     </w:lvl>
   </w:abstractNum>
-  <w:abstractNum w:abstractNumId="18" w15:restartNumberingAfterBreak="0">
+  <w:abstractNum w:abstractNumId="20" w15:restartNumberingAfterBreak="0">
     <w:nsid w:val="3DB8798D"/>
     <w:multiLevelType w:val="multilevel"/>
     <w:tmpl w:val="61683670"/>
     <w:numStyleLink w:val="a1"/>
   </w:abstractNum>
-  <w:abstractNum w:abstractNumId="19" w15:restartNumberingAfterBreak="0">
+  <w:abstractNum w:abstractNumId="21" w15:restartNumberingAfterBreak="0">
     <w:nsid w:val="46FE4841"/>
     <w:multiLevelType w:val="multilevel"/>
     <w:tmpl w:val="3A02B482"/>
@@ -3827,55 +5841,61 @@
       </w:rPr>
     </w:lvl>
   </w:abstractNum>
-  <w:abstractNum w:abstractNumId="20" w15:restartNumberingAfterBreak="0">
+  <w:abstractNum w:abstractNumId="22" w15:restartNumberingAfterBreak="0">
     <w:nsid w:val="481D5092"/>
     <w:multiLevelType w:val="multilevel"/>
     <w:tmpl w:val="61683670"/>
     <w:numStyleLink w:val="a1"/>
   </w:abstractNum>
-  <w:abstractNum w:abstractNumId="21" w15:restartNumberingAfterBreak="0">
+  <w:abstractNum w:abstractNumId="23" w15:restartNumberingAfterBreak="0">
     <w:nsid w:val="49AE4DA3"/>
     <w:multiLevelType w:val="multilevel"/>
     <w:tmpl w:val="61683670"/>
     <w:numStyleLink w:val="a1"/>
   </w:abstractNum>
-  <w:abstractNum w:abstractNumId="22" w15:restartNumberingAfterBreak="0">
+  <w:abstractNum w:abstractNumId="24" w15:restartNumberingAfterBreak="0">
     <w:nsid w:val="51364A5C"/>
     <w:multiLevelType w:val="multilevel"/>
     <w:tmpl w:val="3A02B482"/>
     <w:numStyleLink w:val="a0"/>
   </w:abstractNum>
-  <w:abstractNum w:abstractNumId="23" w15:restartNumberingAfterBreak="0">
+  <w:abstractNum w:abstractNumId="25" w15:restartNumberingAfterBreak="0">
     <w:nsid w:val="554615E1"/>
     <w:multiLevelType w:val="multilevel"/>
     <w:tmpl w:val="3A02B482"/>
     <w:numStyleLink w:val="a0"/>
   </w:abstractNum>
-  <w:abstractNum w:abstractNumId="24" w15:restartNumberingAfterBreak="0">
+  <w:abstractNum w:abstractNumId="26" w15:restartNumberingAfterBreak="0">
+    <w:nsid w:val="55847FE5"/>
+    <w:multiLevelType w:val="multilevel"/>
+    <w:tmpl w:val="D0386C08"/>
+    <w:numStyleLink w:val="a"/>
+  </w:abstractNum>
+  <w:abstractNum w:abstractNumId="27" w15:restartNumberingAfterBreak="0">
     <w:nsid w:val="5CD944C3"/>
     <w:multiLevelType w:val="multilevel"/>
     <w:tmpl w:val="D0386C08"/>
     <w:numStyleLink w:val="a"/>
   </w:abstractNum>
-  <w:abstractNum w:abstractNumId="25" w15:restartNumberingAfterBreak="0">
+  <w:abstractNum w:abstractNumId="28" w15:restartNumberingAfterBreak="0">
     <w:nsid w:val="611245ED"/>
     <w:multiLevelType w:val="multilevel"/>
     <w:tmpl w:val="D0386C08"/>
     <w:numStyleLink w:val="a"/>
   </w:abstractNum>
-  <w:abstractNum w:abstractNumId="26" w15:restartNumberingAfterBreak="0">
+  <w:abstractNum w:abstractNumId="29" w15:restartNumberingAfterBreak="0">
     <w:nsid w:val="64E45E06"/>
     <w:multiLevelType w:val="multilevel"/>
     <w:tmpl w:val="61683670"/>
     <w:numStyleLink w:val="a1"/>
   </w:abstractNum>
-  <w:abstractNum w:abstractNumId="27" w15:restartNumberingAfterBreak="0">
+  <w:abstractNum w:abstractNumId="30" w15:restartNumberingAfterBreak="0">
     <w:nsid w:val="67184247"/>
     <w:multiLevelType w:val="multilevel"/>
     <w:tmpl w:val="61683670"/>
     <w:numStyleLink w:val="a1"/>
   </w:abstractNum>
-  <w:abstractNum w:abstractNumId="28" w15:restartNumberingAfterBreak="0">
+  <w:abstractNum w:abstractNumId="31" w15:restartNumberingAfterBreak="0">
     <w:nsid w:val="673949CF"/>
     <w:multiLevelType w:val="multilevel"/>
     <w:tmpl w:val="0419001D"/>
@@ -3961,19 +5981,19 @@
       </w:pPr>
     </w:lvl>
   </w:abstractNum>
-  <w:abstractNum w:abstractNumId="29" w15:restartNumberingAfterBreak="0">
+  <w:abstractNum w:abstractNumId="32" w15:restartNumberingAfterBreak="0">
     <w:nsid w:val="69D56237"/>
     <w:multiLevelType w:val="multilevel"/>
     <w:tmpl w:val="D0386C08"/>
     <w:numStyleLink w:val="a"/>
   </w:abstractNum>
-  <w:abstractNum w:abstractNumId="30" w15:restartNumberingAfterBreak="0">
+  <w:abstractNum w:abstractNumId="33" w15:restartNumberingAfterBreak="0">
     <w:nsid w:val="6A7C581B"/>
     <w:multiLevelType w:val="multilevel"/>
     <w:tmpl w:val="61683670"/>
     <w:numStyleLink w:val="a1"/>
   </w:abstractNum>
-  <w:abstractNum w:abstractNumId="31" w15:restartNumberingAfterBreak="0">
+  <w:abstractNum w:abstractNumId="34" w15:restartNumberingAfterBreak="0">
     <w:nsid w:val="6C6244A3"/>
     <w:multiLevelType w:val="multilevel"/>
     <w:tmpl w:val="0419001D"/>
@@ -4059,128 +6079,146 @@
       </w:pPr>
     </w:lvl>
   </w:abstractNum>
-  <w:abstractNum w:abstractNumId="32" w15:restartNumberingAfterBreak="0">
+  <w:abstractNum w:abstractNumId="35" w15:restartNumberingAfterBreak="0">
     <w:nsid w:val="713439C7"/>
     <w:multiLevelType w:val="multilevel"/>
     <w:tmpl w:val="D0386C08"/>
     <w:numStyleLink w:val="a"/>
   </w:abstractNum>
-  <w:abstractNum w:abstractNumId="33" w15:restartNumberingAfterBreak="0">
+  <w:abstractNum w:abstractNumId="36" w15:restartNumberingAfterBreak="0">
     <w:nsid w:val="71AC17E6"/>
     <w:multiLevelType w:val="multilevel"/>
     <w:tmpl w:val="61683670"/>
     <w:numStyleLink w:val="a1"/>
   </w:abstractNum>
-  <w:abstractNum w:abstractNumId="34" w15:restartNumberingAfterBreak="0">
+  <w:abstractNum w:abstractNumId="37" w15:restartNumberingAfterBreak="0">
     <w:nsid w:val="726131BD"/>
     <w:multiLevelType w:val="multilevel"/>
     <w:tmpl w:val="3A02B482"/>
     <w:numStyleLink w:val="a0"/>
   </w:abstractNum>
+  <w:abstractNum w:abstractNumId="38" w15:restartNumberingAfterBreak="0">
+    <w:nsid w:val="7DBA194C"/>
+    <w:multiLevelType w:val="multilevel"/>
+    <w:tmpl w:val="3A02B482"/>
+    <w:numStyleLink w:val="a0"/>
+  </w:abstractNum>
   <w:num w:numId="1" w16cid:durableId="2058966411">
+    <w:abstractNumId w:val="34"/>
+  </w:num>
+  <w:num w:numId="2" w16cid:durableId="1846480850">
+    <w:abstractNumId w:val="6"/>
+  </w:num>
+  <w:num w:numId="3" w16cid:durableId="1053506553">
     <w:abstractNumId w:val="31"/>
   </w:num>
-  <w:num w:numId="2" w16cid:durableId="1846480850">
-    <w:abstractNumId w:val="5"/>
-  </w:num>
-  <w:num w:numId="3" w16cid:durableId="1053506553">
-    <w:abstractNumId w:val="28"/>
-  </w:num>
   <w:num w:numId="4" w16cid:durableId="1781684160">
-    <w:abstractNumId w:val="14"/>
+    <w:abstractNumId w:val="16"/>
   </w:num>
   <w:num w:numId="5" w16cid:durableId="2061518023">
-    <w:abstractNumId w:val="24"/>
+    <w:abstractNumId w:val="27"/>
   </w:num>
   <w:num w:numId="6" w16cid:durableId="700086170">
-    <w:abstractNumId w:val="8"/>
+    <w:abstractNumId w:val="10"/>
   </w:num>
   <w:num w:numId="7" w16cid:durableId="982008470">
     <w:abstractNumId w:val="2"/>
   </w:num>
   <w:num w:numId="8" w16cid:durableId="1226919470">
-    <w:abstractNumId w:val="17"/>
+    <w:abstractNumId w:val="19"/>
   </w:num>
   <w:num w:numId="9" w16cid:durableId="1453983208">
-    <w:abstractNumId w:val="19"/>
+    <w:abstractNumId w:val="21"/>
   </w:num>
   <w:num w:numId="10" w16cid:durableId="410322822">
-    <w:abstractNumId w:val="23"/>
+    <w:abstractNumId w:val="25"/>
   </w:num>
   <w:num w:numId="11" w16cid:durableId="320933693">
-    <w:abstractNumId w:val="25"/>
+    <w:abstractNumId w:val="28"/>
   </w:num>
   <w:num w:numId="12" w16cid:durableId="393048615">
-    <w:abstractNumId w:val="6"/>
+    <w:abstractNumId w:val="8"/>
   </w:num>
   <w:num w:numId="13" w16cid:durableId="1341157168">
-    <w:abstractNumId w:val="26"/>
+    <w:abstractNumId w:val="29"/>
   </w:num>
   <w:num w:numId="14" w16cid:durableId="398478279">
-    <w:abstractNumId w:val="11"/>
+    <w:abstractNumId w:val="13"/>
   </w:num>
   <w:num w:numId="15" w16cid:durableId="1093937247">
     <w:abstractNumId w:val="1"/>
   </w:num>
   <w:num w:numId="16" w16cid:durableId="1914269742">
-    <w:abstractNumId w:val="27"/>
+    <w:abstractNumId w:val="30"/>
   </w:num>
   <w:num w:numId="17" w16cid:durableId="1325401624">
-    <w:abstractNumId w:val="30"/>
+    <w:abstractNumId w:val="33"/>
   </w:num>
   <w:num w:numId="18" w16cid:durableId="458033368">
-    <w:abstractNumId w:val="34"/>
+    <w:abstractNumId w:val="37"/>
   </w:num>
   <w:num w:numId="19" w16cid:durableId="1677226523">
-    <w:abstractNumId w:val="22"/>
+    <w:abstractNumId w:val="24"/>
   </w:num>
   <w:num w:numId="20" w16cid:durableId="946472788">
     <w:abstractNumId w:val="0"/>
   </w:num>
   <w:num w:numId="21" w16cid:durableId="1207764283">
+    <w:abstractNumId w:val="22"/>
+  </w:num>
+  <w:num w:numId="22" w16cid:durableId="2039231155">
+    <w:abstractNumId w:val="17"/>
+  </w:num>
+  <w:num w:numId="23" w16cid:durableId="373388556">
+    <w:abstractNumId w:val="32"/>
+  </w:num>
+  <w:num w:numId="24" w16cid:durableId="1714306201">
+    <w:abstractNumId w:val="11"/>
+  </w:num>
+  <w:num w:numId="25" w16cid:durableId="563832726">
+    <w:abstractNumId w:val="9"/>
+  </w:num>
+  <w:num w:numId="26" w16cid:durableId="1378581600">
+    <w:abstractNumId w:val="23"/>
+  </w:num>
+  <w:num w:numId="27" w16cid:durableId="1367367273">
     <w:abstractNumId w:val="20"/>
   </w:num>
-  <w:num w:numId="22" w16cid:durableId="2039231155">
+  <w:num w:numId="28" w16cid:durableId="1809391672">
     <w:abstractNumId w:val="15"/>
-  </w:num>
-  <w:num w:numId="23" w16cid:durableId="373388556">
-    <w:abstractNumId w:val="29"/>
-  </w:num>
-  <w:num w:numId="24" w16cid:durableId="1714306201">
-    <w:abstractNumId w:val="9"/>
-  </w:num>
-  <w:num w:numId="25" w16cid:durableId="563832726">
-    <w:abstractNumId w:val="7"/>
-  </w:num>
-  <w:num w:numId="26" w16cid:durableId="1378581600">
-    <w:abstractNumId w:val="21"/>
-  </w:num>
-  <w:num w:numId="27" w16cid:durableId="1367367273">
-    <w:abstractNumId w:val="18"/>
-  </w:num>
-  <w:num w:numId="28" w16cid:durableId="1809391672">
-    <w:abstractNumId w:val="13"/>
   </w:num>
   <w:num w:numId="29" w16cid:durableId="1191652791">
     <w:abstractNumId w:val="3"/>
   </w:num>
   <w:num w:numId="30" w16cid:durableId="275061330">
-    <w:abstractNumId w:val="32"/>
+    <w:abstractNumId w:val="35"/>
   </w:num>
   <w:num w:numId="31" w16cid:durableId="610938369">
-    <w:abstractNumId w:val="12"/>
+    <w:abstractNumId w:val="14"/>
   </w:num>
   <w:num w:numId="32" w16cid:durableId="919021653">
-    <w:abstractNumId w:val="33"/>
+    <w:abstractNumId w:val="36"/>
   </w:num>
   <w:num w:numId="33" w16cid:durableId="61295423">
     <w:abstractNumId w:val="4"/>
   </w:num>
   <w:num w:numId="34" w16cid:durableId="911044843">
-    <w:abstractNumId w:val="10"/>
+    <w:abstractNumId w:val="12"/>
   </w:num>
   <w:num w:numId="35" w16cid:durableId="834951178">
-    <w:abstractNumId w:val="16"/>
+    <w:abstractNumId w:val="18"/>
+  </w:num>
+  <w:num w:numId="36" w16cid:durableId="112872522">
+    <w:abstractNumId w:val="38"/>
+  </w:num>
+  <w:num w:numId="37" w16cid:durableId="1828092397">
+    <w:abstractNumId w:val="26"/>
+  </w:num>
+  <w:num w:numId="38" w16cid:durableId="1388264021">
+    <w:abstractNumId w:val="7"/>
+  </w:num>
+  <w:num w:numId="39" w16cid:durableId="1893467396">
+    <w:abstractNumId w:val="5"/>
   </w:num>
 </w:numbering>
 </file>
@@ -4795,7 +6833,6 @@
   <w:style w:type="character" w:default="1" w:styleId="a3">
     <w:name w:val="Default Paragraph Font"/>
     <w:uiPriority w:val="1"/>
-    <w:semiHidden/>
     <w:unhideWhenUsed/>
   </w:style>
   <w:style w:type="table" w:default="1" w:styleId="a4">
